--- a/7. Junit and Mockito.docx
+++ b/7. Junit and Mockito.docx
@@ -37,6 +37,8 @@
         </w:rPr>
         <w:t xml:space="preserve"> and Mockito</w:t>
       </w:r>
+      <w:bookmarkStart w:id="0" w:name="_GoBack"/>
+      <w:bookmarkEnd w:id="0"/>
     </w:p>
     <w:p>
       <w:pPr>
@@ -1245,7 +1247,7 @@
                 <w:noProof/>
                 <w:webHidden/>
               </w:rPr>
-              <w:t>25</w:t>
+              <w:t>26</w:t>
             </w:r>
             <w:r>
               <w:rPr>
@@ -1316,7 +1318,7 @@
                 <w:noProof/>
                 <w:webHidden/>
               </w:rPr>
-              <w:t>28</w:t>
+              <w:t>29</w:t>
             </w:r>
             <w:r>
               <w:rPr>
@@ -1387,7 +1389,7 @@
                 <w:noProof/>
                 <w:webHidden/>
               </w:rPr>
-              <w:t>32</w:t>
+              <w:t>33</w:t>
             </w:r>
             <w:r>
               <w:rPr>
@@ -1458,7 +1460,7 @@
                 <w:noProof/>
                 <w:webHidden/>
               </w:rPr>
-              <w:t>33</w:t>
+              <w:t>34</w:t>
             </w:r>
             <w:r>
               <w:rPr>
@@ -1488,7 +1490,23 @@
                 <w:rFonts w:asciiTheme="majorHAnsi" w:hAnsiTheme="majorHAnsi" w:cstheme="majorHAnsi"/>
                 <w:noProof/>
               </w:rPr>
-              <w:t># Object initiation inside a method</w:t>
+              <w:t># Object initiation insid</w:t>
+            </w:r>
+            <w:r>
+              <w:rPr>
+                <w:rStyle w:val="Hyperlink"/>
+                <w:rFonts w:asciiTheme="majorHAnsi" w:hAnsiTheme="majorHAnsi" w:cstheme="majorHAnsi"/>
+                <w:noProof/>
+              </w:rPr>
+              <w:t>e</w:t>
+            </w:r>
+            <w:r>
+              <w:rPr>
+                <w:rStyle w:val="Hyperlink"/>
+                <w:rFonts w:asciiTheme="majorHAnsi" w:hAnsiTheme="majorHAnsi" w:cstheme="majorHAnsi"/>
+                <w:noProof/>
+              </w:rPr>
+              <w:t xml:space="preserve"> a method</w:t>
             </w:r>
             <w:r>
               <w:rPr>
@@ -1529,7 +1547,7 @@
                 <w:noProof/>
                 <w:webHidden/>
               </w:rPr>
-              <w:t>34</w:t>
+              <w:t>35</w:t>
             </w:r>
             <w:r>
               <w:rPr>
@@ -1600,7 +1618,7 @@
                 <w:noProof/>
                 <w:webHidden/>
               </w:rPr>
-              <w:t>35</w:t>
+              <w:t>38</w:t>
             </w:r>
             <w:r>
               <w:rPr>
@@ -1673,7 +1691,7 @@
                 <w:noProof/>
                 <w:webHidden/>
               </w:rPr>
-              <w:t>37</w:t>
+              <w:t>40</w:t>
             </w:r>
             <w:r>
               <w:rPr>
@@ -1936,8 +1954,8 @@
           <w:lang w:eastAsia="en-IN"/>
         </w:rPr>
       </w:pPr>
-      <w:bookmarkStart w:id="0" w:name="_Toc158098017"/>
-      <w:bookmarkStart w:id="1" w:name="_Toc190936314"/>
+      <w:bookmarkStart w:id="1" w:name="_Toc158098017"/>
+      <w:bookmarkStart w:id="2" w:name="_Toc190936314"/>
       <w:r>
         <w:rPr>
           <w:rFonts w:eastAsia="Times New Roman"/>
@@ -1949,7 +1967,7 @@
         <w:lastRenderedPageBreak/>
         <w:t xml:space="preserve">1. </w:t>
       </w:r>
-      <w:bookmarkEnd w:id="0"/>
+      <w:bookmarkEnd w:id="1"/>
       <w:r>
         <w:rPr>
           <w:rFonts w:eastAsia="Times New Roman"/>
@@ -1960,7 +1978,7 @@
         </w:rPr>
         <w:t>Introduction to testing</w:t>
       </w:r>
-      <w:bookmarkEnd w:id="1"/>
+      <w:bookmarkEnd w:id="2"/>
     </w:p>
     <w:p>
       <w:pPr>
@@ -2621,7 +2639,7 @@
           <w:szCs w:val="32"/>
         </w:rPr>
       </w:pPr>
-      <w:bookmarkStart w:id="2" w:name="_Toc190936315"/>
+      <w:bookmarkStart w:id="3" w:name="_Toc190936315"/>
       <w:r>
         <w:rPr>
           <w:rFonts w:asciiTheme="majorHAnsi" w:hAnsiTheme="majorHAnsi" w:cstheme="majorHAnsi"/>
@@ -2631,7 +2649,7 @@
         </w:rPr>
         <w:t># Unit testing</w:t>
       </w:r>
-      <w:bookmarkEnd w:id="2"/>
+      <w:bookmarkEnd w:id="3"/>
     </w:p>
     <w:p>
       <w:pPr>
@@ -2831,7 +2849,7 @@
           <w:lang w:eastAsia="en-IN"/>
         </w:rPr>
       </w:pPr>
-      <w:bookmarkStart w:id="3" w:name="_Toc190936316"/>
+      <w:bookmarkStart w:id="4" w:name="_Toc190936316"/>
       <w:r>
         <w:rPr>
           <w:rFonts w:eastAsia="Times New Roman"/>
@@ -2863,7 +2881,7 @@
         </w:rPr>
         <w:t>Junit</w:t>
       </w:r>
-      <w:bookmarkEnd w:id="3"/>
+      <w:bookmarkEnd w:id="4"/>
     </w:p>
     <w:p>
       <w:pPr>
@@ -2897,7 +2915,7 @@
           <w:szCs w:val="32"/>
         </w:rPr>
       </w:pPr>
-      <w:bookmarkStart w:id="4" w:name="_Toc190936317"/>
+      <w:bookmarkStart w:id="5" w:name="_Toc190936317"/>
       <w:r>
         <w:rPr>
           <w:rFonts w:asciiTheme="majorHAnsi" w:hAnsiTheme="majorHAnsi" w:cstheme="majorHAnsi"/>
@@ -2925,7 +2943,7 @@
         </w:rPr>
         <w:t xml:space="preserve"> up Junit</w:t>
       </w:r>
-      <w:bookmarkEnd w:id="4"/>
+      <w:bookmarkEnd w:id="5"/>
     </w:p>
     <w:p>
       <w:pPr>
@@ -2997,14 +3015,12 @@
         </w:rPr>
         <w:t>&lt;</w:t>
       </w:r>
-      <w:proofErr w:type="gramStart"/>
       <w:r>
         <w:rPr>
           <w:color w:val="16BAAC"/>
         </w:rPr>
         <w:t>dependency</w:t>
       </w:r>
-      <w:proofErr w:type="gramEnd"/>
       <w:r>
         <w:rPr>
           <w:color w:val="BCBEC4"/>
@@ -3193,20 +3209,7 @@
           <w:color w:val="BCBEC4"/>
         </w:rPr>
         <w:br/>
-      </w:r>
-      <w:proofErr w:type="gramStart"/>
-      <w:r>
-        <w:rPr>
-          <w:color w:val="BCBEC4"/>
-        </w:rPr>
-        <w:t>testImplementation</w:t>
-      </w:r>
-      <w:proofErr w:type="gramEnd"/>
-      <w:r>
-        <w:rPr>
-          <w:color w:val="BCBEC4"/>
-        </w:rPr>
-        <w:t xml:space="preserve"> </w:t>
+        <w:t xml:space="preserve">testImplementation </w:t>
       </w:r>
       <w:r>
         <w:rPr>
@@ -3252,14 +3255,12 @@
         </w:rPr>
         <w:t>For Standalone Setup</w:t>
       </w:r>
-      <w:proofErr w:type="gramStart"/>
       <w:r>
         <w:rPr>
           <w:sz w:val="24"/>
         </w:rPr>
         <w:t>:</w:t>
       </w:r>
-      <w:proofErr w:type="gramEnd"/>
       <w:r>
         <w:rPr>
           <w:sz w:val="24"/>
@@ -3310,7 +3311,7 @@
           <w:szCs w:val="32"/>
         </w:rPr>
       </w:pPr>
-      <w:bookmarkStart w:id="5" w:name="_Toc190936318"/>
+      <w:bookmarkStart w:id="6" w:name="_Toc190936318"/>
       <w:r>
         <w:rPr>
           <w:rFonts w:asciiTheme="majorHAnsi" w:hAnsiTheme="majorHAnsi" w:cstheme="majorHAnsi"/>
@@ -3320,7 +3321,7 @@
         </w:rPr>
         <w:t># First Test Case</w:t>
       </w:r>
-      <w:bookmarkEnd w:id="5"/>
+      <w:bookmarkEnd w:id="6"/>
     </w:p>
     <w:p>
       <w:pPr>
@@ -3351,19 +3352,11 @@
           <w:color w:val="BCBEC4"/>
         </w:rPr>
       </w:pPr>
-      <w:proofErr w:type="gramStart"/>
       <w:r>
         <w:rPr>
           <w:color w:val="CF8E6D"/>
         </w:rPr>
-        <w:t>package</w:t>
-      </w:r>
-      <w:proofErr w:type="gramEnd"/>
-      <w:r>
-        <w:rPr>
-          <w:color w:val="CF8E6D"/>
-        </w:rPr>
-        <w:t xml:space="preserve"> </w:t>
+        <w:t xml:space="preserve">package </w:t>
       </w:r>
       <w:r>
         <w:rPr>
@@ -4089,29 +4082,7 @@
           <w:szCs w:val="24"/>
           <w:lang w:eastAsia="en-IN"/>
         </w:rPr>
-        <w:t xml:space="preserve">No </w:t>
-      </w:r>
-      <w:proofErr w:type="gramStart"/>
-      <w:r>
-        <w:rPr>
-          <w:rFonts w:eastAsia="Times New Roman" w:cstheme="minorHAnsi"/>
-          <w:b/>
-          <w:sz w:val="24"/>
-          <w:szCs w:val="24"/>
-          <w:lang w:eastAsia="en-IN"/>
-        </w:rPr>
-        <w:t>order :</w:t>
-      </w:r>
-      <w:proofErr w:type="gramEnd"/>
-      <w:r>
-        <w:rPr>
-          <w:rFonts w:eastAsia="Times New Roman" w:cstheme="minorHAnsi"/>
-          <w:b/>
-          <w:sz w:val="24"/>
-          <w:szCs w:val="24"/>
-          <w:lang w:eastAsia="en-IN"/>
-        </w:rPr>
-        <w:t xml:space="preserve"> </w:t>
+        <w:t xml:space="preserve">No order : </w:t>
       </w:r>
       <w:r>
         <w:rPr>
@@ -4149,7 +4120,7 @@
           <w:szCs w:val="32"/>
         </w:rPr>
       </w:pPr>
-      <w:bookmarkStart w:id="6" w:name="_Toc190936319"/>
+      <w:bookmarkStart w:id="7" w:name="_Toc190936319"/>
       <w:r>
         <w:rPr>
           <w:rFonts w:asciiTheme="majorHAnsi" w:hAnsiTheme="majorHAnsi" w:cstheme="majorHAnsi"/>
@@ -4159,7 +4130,7 @@
         </w:rPr>
         <w:t># Assertions</w:t>
       </w:r>
-      <w:bookmarkEnd w:id="6"/>
+      <w:bookmarkEnd w:id="7"/>
     </w:p>
     <w:p>
       <w:pPr>
@@ -4195,7 +4166,6 @@
           <w:lang w:eastAsia="en-IN"/>
         </w:rPr>
       </w:pPr>
-      <w:proofErr w:type="gramStart"/>
       <w:r>
         <w:rPr>
           <w:rFonts w:eastAsia="Times New Roman" w:cstheme="minorHAnsi"/>
@@ -4205,19 +4175,7 @@
           <w:szCs w:val="24"/>
           <w:lang w:eastAsia="en-IN"/>
         </w:rPr>
-        <w:t>assertEquals(</w:t>
-      </w:r>
-      <w:proofErr w:type="gramEnd"/>
-      <w:r>
-        <w:rPr>
-          <w:rFonts w:eastAsia="Times New Roman" w:cstheme="minorHAnsi"/>
-          <w:b/>
-          <w:bCs/>
-          <w:sz w:val="24"/>
-          <w:szCs w:val="24"/>
-          <w:lang w:eastAsia="en-IN"/>
-        </w:rPr>
-        <w:t>expected, actual)</w:t>
+        <w:t>assertEquals(expected, actual)</w:t>
       </w:r>
       <w:r>
         <w:rPr>
@@ -4272,27 +4230,7 @@
           <w:szCs w:val="24"/>
           <w:lang w:eastAsia="en-IN"/>
         </w:rPr>
-        <w:t xml:space="preserve"> parameter delta, which defined amount of difference in decimal we can tolerate. For opposite case, we have </w:t>
-      </w:r>
-      <w:proofErr w:type="gramStart"/>
-      <w:r>
-        <w:rPr>
-          <w:rFonts w:eastAsia="Times New Roman" w:cstheme="minorHAnsi"/>
-          <w:sz w:val="24"/>
-          <w:szCs w:val="24"/>
-          <w:lang w:eastAsia="en-IN"/>
-        </w:rPr>
-        <w:t>assertNotEquals(</w:t>
-      </w:r>
-      <w:proofErr w:type="gramEnd"/>
-      <w:r>
-        <w:rPr>
-          <w:rFonts w:eastAsia="Times New Roman" w:cstheme="minorHAnsi"/>
-          <w:sz w:val="24"/>
-          <w:szCs w:val="24"/>
-          <w:lang w:eastAsia="en-IN"/>
-        </w:rPr>
-        <w:t>) too.</w:t>
+        <w:t xml:space="preserve"> parameter delta, which defined amount of difference in decimal we can tolerate. For opposite case, we have assertNotEquals() too.</w:t>
       </w:r>
     </w:p>
     <w:p>
@@ -4314,7 +4252,6 @@
           <w:color w:val="BCBEC4"/>
         </w:rPr>
       </w:pPr>
-      <w:proofErr w:type="gramStart"/>
       <w:r>
         <w:rPr>
           <w:color w:val="BCBEC4"/>
@@ -4333,7 +4270,6 @@
         </w:rPr>
         <w:t>(</w:t>
       </w:r>
-      <w:proofErr w:type="gramEnd"/>
       <w:r>
         <w:rPr>
           <w:color w:val="2AACB8"/>
@@ -4401,7 +4337,6 @@
           <w:lang w:eastAsia="en-IN"/>
         </w:rPr>
       </w:pPr>
-      <w:proofErr w:type="gramStart"/>
       <w:r>
         <w:rPr>
           <w:rFonts w:eastAsia="Times New Roman" w:cstheme="minorHAnsi"/>
@@ -4411,19 +4346,16 @@
           <w:szCs w:val="24"/>
           <w:lang w:eastAsia="en-IN"/>
         </w:rPr>
-        <w:t>assertNotNull(</w:t>
-      </w:r>
-      <w:proofErr w:type="gramEnd"/>
+        <w:t>assertNotNull(object)</w:t>
+      </w:r>
       <w:r>
         <w:rPr>
           <w:rFonts w:eastAsia="Times New Roman" w:cstheme="minorHAnsi"/>
-          <w:b/>
-          <w:bCs/>
           <w:sz w:val="24"/>
           <w:szCs w:val="24"/>
           <w:lang w:eastAsia="en-IN"/>
         </w:rPr>
-        <w:t>object)</w:t>
+        <w:t>:</w:t>
       </w:r>
       <w:r>
         <w:rPr>
@@ -4432,7 +4364,7 @@
           <w:szCs w:val="24"/>
           <w:lang w:eastAsia="en-IN"/>
         </w:rPr>
-        <w:t>:</w:t>
+        <w:t xml:space="preserve"> </w:t>
       </w:r>
       <w:r>
         <w:rPr>
@@ -4441,7 +4373,7 @@
           <w:szCs w:val="24"/>
           <w:lang w:eastAsia="en-IN"/>
         </w:rPr>
-        <w:t xml:space="preserve"> </w:t>
+        <w:t>Validates that an object is not null.</w:t>
       </w:r>
       <w:r>
         <w:rPr>
@@ -4450,36 +4382,7 @@
           <w:szCs w:val="24"/>
           <w:lang w:eastAsia="en-IN"/>
         </w:rPr>
-        <w:t>Validates that an object is not null.</w:t>
-      </w:r>
-      <w:r>
-        <w:rPr>
-          <w:rFonts w:eastAsia="Times New Roman" w:cstheme="minorHAnsi"/>
-          <w:sz w:val="24"/>
-          <w:szCs w:val="24"/>
-          <w:lang w:eastAsia="en-IN"/>
-        </w:rPr>
-        <w:t xml:space="preserve"> Similarly </w:t>
-      </w:r>
-      <w:proofErr w:type="gramStart"/>
-      <w:r>
-        <w:rPr>
-          <w:rFonts w:eastAsia="Times New Roman" w:cstheme="minorHAnsi"/>
-          <w:sz w:val="24"/>
-          <w:szCs w:val="24"/>
-          <w:lang w:eastAsia="en-IN"/>
-        </w:rPr>
-        <w:t>assertNull(</w:t>
-      </w:r>
-      <w:proofErr w:type="gramEnd"/>
-      <w:r>
-        <w:rPr>
-          <w:rFonts w:eastAsia="Times New Roman" w:cstheme="minorHAnsi"/>
-          <w:sz w:val="24"/>
-          <w:szCs w:val="24"/>
-          <w:lang w:eastAsia="en-IN"/>
-        </w:rPr>
-        <w:t>) also exists.</w:t>
+        <w:t xml:space="preserve"> Similarly assertNull() also exists.</w:t>
       </w:r>
     </w:p>
     <w:p>
@@ -4508,7 +4411,6 @@
           <w:lang w:eastAsia="en-IN"/>
         </w:rPr>
       </w:pPr>
-      <w:proofErr w:type="gramStart"/>
       <w:r>
         <w:rPr>
           <w:rFonts w:eastAsia="Times New Roman" w:cstheme="minorHAnsi"/>
@@ -4518,19 +4420,7 @@
           <w:szCs w:val="24"/>
           <w:lang w:eastAsia="en-IN"/>
         </w:rPr>
-        <w:t>assertThrows(</w:t>
-      </w:r>
-      <w:proofErr w:type="gramEnd"/>
-      <w:r>
-        <w:rPr>
-          <w:rFonts w:eastAsia="Times New Roman" w:cstheme="minorHAnsi"/>
-          <w:b/>
-          <w:bCs/>
-          <w:sz w:val="24"/>
-          <w:szCs w:val="24"/>
-          <w:lang w:eastAsia="en-IN"/>
-        </w:rPr>
-        <w:t>exception, executable)</w:t>
+        <w:t>assertThrows(exception, executable)</w:t>
       </w:r>
       <w:r>
         <w:rPr>
@@ -4579,7 +4469,6 @@
           <w:color w:val="BCBEC4"/>
         </w:rPr>
       </w:pPr>
-      <w:proofErr w:type="gramStart"/>
       <w:r>
         <w:rPr>
           <w:color w:val="BCBEC4"/>
@@ -4596,14 +4485,7 @@
         <w:rPr>
           <w:color w:val="BCBEC4"/>
         </w:rPr>
-        <w:t>(</w:t>
-      </w:r>
-      <w:proofErr w:type="gramEnd"/>
-      <w:r>
-        <w:rPr>
-          <w:color w:val="BCBEC4"/>
-        </w:rPr>
-        <w:t>IllegalArgumentException.</w:t>
+        <w:t>(IllegalArgumentException.</w:t>
       </w:r>
       <w:r>
         <w:rPr>
@@ -4657,7 +4539,6 @@
           <w:lang w:eastAsia="en-IN"/>
         </w:rPr>
       </w:pPr>
-      <w:proofErr w:type="gramStart"/>
       <w:r>
         <w:rPr>
           <w:rFonts w:eastAsia="Times New Roman" w:cstheme="minorHAnsi"/>
@@ -4667,19 +4548,16 @@
           <w:szCs w:val="24"/>
           <w:lang w:eastAsia="en-IN"/>
         </w:rPr>
-        <w:t>assertTrue(</w:t>
-      </w:r>
-      <w:proofErr w:type="gramEnd"/>
+        <w:t>assertTrue(condition)</w:t>
+      </w:r>
       <w:r>
         <w:rPr>
           <w:rFonts w:eastAsia="Times New Roman" w:cstheme="minorHAnsi"/>
-          <w:b/>
-          <w:bCs/>
           <w:sz w:val="24"/>
           <w:szCs w:val="24"/>
           <w:lang w:eastAsia="en-IN"/>
         </w:rPr>
-        <w:t>condition)</w:t>
+        <w:t>:Validates that a condition is true.</w:t>
       </w:r>
       <w:r>
         <w:rPr>
@@ -4688,36 +4566,7 @@
           <w:szCs w:val="24"/>
           <w:lang w:eastAsia="en-IN"/>
         </w:rPr>
-        <w:t>:Validates that a condition is true.</w:t>
-      </w:r>
-      <w:r>
-        <w:rPr>
-          <w:rFonts w:eastAsia="Times New Roman" w:cstheme="minorHAnsi"/>
-          <w:sz w:val="24"/>
-          <w:szCs w:val="24"/>
-          <w:lang w:eastAsia="en-IN"/>
-        </w:rPr>
-        <w:t xml:space="preserve"> Similarly </w:t>
-      </w:r>
-      <w:proofErr w:type="gramStart"/>
-      <w:r>
-        <w:rPr>
-          <w:rFonts w:eastAsia="Times New Roman" w:cstheme="minorHAnsi"/>
-          <w:sz w:val="24"/>
-          <w:szCs w:val="24"/>
-          <w:lang w:eastAsia="en-IN"/>
-        </w:rPr>
-        <w:t>assertFalse(</w:t>
-      </w:r>
-      <w:proofErr w:type="gramEnd"/>
-      <w:r>
-        <w:rPr>
-          <w:rFonts w:eastAsia="Times New Roman" w:cstheme="minorHAnsi"/>
-          <w:sz w:val="24"/>
-          <w:szCs w:val="24"/>
-          <w:lang w:eastAsia="en-IN"/>
-        </w:rPr>
-        <w:t>) exists.</w:t>
+        <w:t xml:space="preserve"> Similarly assertFalse() exists.</w:t>
       </w:r>
     </w:p>
     <w:p>
@@ -4747,7 +4596,6 @@
           <w:lang w:eastAsia="en-IN"/>
         </w:rPr>
       </w:pPr>
-      <w:proofErr w:type="gramStart"/>
       <w:r>
         <w:rPr>
           <w:rFonts w:eastAsia="Times New Roman" w:cstheme="minorHAnsi"/>
@@ -4756,18 +4604,7 @@
           <w:szCs w:val="24"/>
           <w:lang w:eastAsia="en-IN"/>
         </w:rPr>
-        <w:t>assertArrayEquals(</w:t>
-      </w:r>
-      <w:proofErr w:type="gramEnd"/>
-      <w:r>
-        <w:rPr>
-          <w:rFonts w:eastAsia="Times New Roman" w:cstheme="minorHAnsi"/>
-          <w:b/>
-          <w:sz w:val="24"/>
-          <w:szCs w:val="24"/>
-          <w:lang w:eastAsia="en-IN"/>
-        </w:rPr>
-        <w:t>)</w:t>
+        <w:t>assertArrayEquals()</w:t>
       </w:r>
       <w:r>
         <w:rPr>
@@ -4894,7 +4731,6 @@
         </w:rPr>
         <w:t xml:space="preserve">public void </w:t>
       </w:r>
-      <w:proofErr w:type="gramStart"/>
       <w:r>
         <w:rPr>
           <w:color w:val="56A8F5"/>
@@ -4905,14 +4741,7 @@
         <w:rPr>
           <w:color w:val="BCBEC4"/>
         </w:rPr>
-        <w:t>(</w:t>
-      </w:r>
-      <w:proofErr w:type="gramEnd"/>
-      <w:r>
-        <w:rPr>
-          <w:color w:val="BCBEC4"/>
-        </w:rPr>
-        <w:t>) {</w:t>
+        <w:t>() {</w:t>
       </w:r>
       <w:r>
         <w:rPr>
@@ -5218,19 +5047,11 @@
           <w:color w:val="BCBEC4"/>
         </w:rPr>
       </w:pPr>
-      <w:proofErr w:type="gramStart"/>
       <w:r>
         <w:rPr>
           <w:color w:val="CF8E6D"/>
         </w:rPr>
-        <w:t>public</w:t>
-      </w:r>
-      <w:proofErr w:type="gramEnd"/>
-      <w:r>
-        <w:rPr>
-          <w:color w:val="CF8E6D"/>
-        </w:rPr>
-        <w:t xml:space="preserve"> class </w:t>
+        <w:t xml:space="preserve">public class </w:t>
       </w:r>
       <w:r>
         <w:rPr>
@@ -5362,19 +5183,11 @@
         </w:rPr>
         <w:br/>
       </w:r>
-      <w:proofErr w:type="gramStart"/>
       <w:r>
         <w:rPr>
           <w:color w:val="CF8E6D"/>
         </w:rPr>
-        <w:t>public</w:t>
-      </w:r>
-      <w:proofErr w:type="gramEnd"/>
-      <w:r>
-        <w:rPr>
-          <w:color w:val="CF8E6D"/>
-        </w:rPr>
-        <w:t xml:space="preserve"> class </w:t>
+        <w:t xml:space="preserve">public class </w:t>
       </w:r>
       <w:r>
         <w:rPr>
@@ -5612,7 +5425,7 @@
           <w:szCs w:val="32"/>
         </w:rPr>
       </w:pPr>
-      <w:bookmarkStart w:id="7" w:name="_Toc190936320"/>
+      <w:bookmarkStart w:id="8" w:name="_Toc190936320"/>
       <w:r>
         <w:rPr>
           <w:rFonts w:asciiTheme="majorHAnsi" w:hAnsiTheme="majorHAnsi" w:cstheme="majorHAnsi"/>
@@ -5623,7 +5436,7 @@
         <w:lastRenderedPageBreak/>
         <w:t># Important Annotations</w:t>
       </w:r>
-      <w:bookmarkEnd w:id="7"/>
+      <w:bookmarkEnd w:id="8"/>
     </w:p>
     <w:p>
       <w:pPr>
@@ -5725,7 +5538,6 @@
           <w:color w:val="BCBEC4"/>
         </w:rPr>
       </w:pPr>
-      <w:proofErr w:type="gramStart"/>
       <w:r>
         <w:rPr>
           <w:color w:val="B3AE60"/>
@@ -5738,7 +5550,6 @@
         </w:rPr>
         <w:t>(</w:t>
       </w:r>
-      <w:proofErr w:type="gramEnd"/>
       <w:r>
         <w:rPr>
           <w:color w:val="6AAB73"/>
@@ -5907,7 +5718,6 @@
           <w:color w:val="BCBEC4"/>
         </w:rPr>
       </w:pPr>
-      <w:proofErr w:type="gramStart"/>
       <w:r>
         <w:rPr>
           <w:color w:val="B3AE60"/>
@@ -5920,7 +5730,6 @@
         </w:rPr>
         <w:t>(</w:t>
       </w:r>
-      <w:proofErr w:type="gramEnd"/>
       <w:r>
         <w:rPr>
           <w:color w:val="6AAB73"/>
@@ -6109,7 +5918,6 @@
           <w:color w:val="BCBEC4"/>
         </w:rPr>
       </w:pPr>
-      <w:proofErr w:type="gramStart"/>
       <w:r>
         <w:rPr>
           <w:color w:val="B3AE60"/>
@@ -6122,7 +5930,6 @@
         </w:rPr>
         <w:t>(</w:t>
       </w:r>
-      <w:proofErr w:type="gramEnd"/>
       <w:r>
         <w:rPr>
           <w:color w:val="6AAB73"/>
@@ -6325,7 +6132,7 @@
           <w:szCs w:val="32"/>
         </w:rPr>
       </w:pPr>
-      <w:bookmarkStart w:id="8" w:name="_Toc190936321"/>
+      <w:bookmarkStart w:id="9" w:name="_Toc190936321"/>
       <w:r>
         <w:rPr>
           <w:rFonts w:asciiTheme="majorHAnsi" w:hAnsiTheme="majorHAnsi" w:cstheme="majorHAnsi"/>
@@ -6336,7 +6143,7 @@
         <w:lastRenderedPageBreak/>
         <w:t># Test Fixtures</w:t>
       </w:r>
-      <w:bookmarkEnd w:id="8"/>
+      <w:bookmarkEnd w:id="9"/>
     </w:p>
     <w:p>
       <w:pPr>
@@ -8209,7 +8016,7 @@
           <w:szCs w:val="32"/>
         </w:rPr>
       </w:pPr>
-      <w:bookmarkStart w:id="9" w:name="_Toc190936322"/>
+      <w:bookmarkStart w:id="10" w:name="_Toc190936322"/>
       <w:r>
         <w:rPr>
           <w:rFonts w:asciiTheme="majorHAnsi" w:hAnsiTheme="majorHAnsi" w:cstheme="majorHAnsi"/>
@@ -8220,7 +8027,7 @@
         <w:lastRenderedPageBreak/>
         <w:t># Parameterized Test</w:t>
       </w:r>
-      <w:bookmarkEnd w:id="9"/>
+      <w:bookmarkEnd w:id="10"/>
     </w:p>
     <w:p>
       <w:pPr>
@@ -8403,19 +8210,11 @@
           <w:color w:val="BCBEC4"/>
         </w:rPr>
       </w:pPr>
-      <w:proofErr w:type="gramStart"/>
       <w:r>
         <w:rPr>
           <w:color w:val="CF8E6D"/>
         </w:rPr>
-        <w:t>class</w:t>
-      </w:r>
-      <w:proofErr w:type="gramEnd"/>
-      <w:r>
-        <w:rPr>
-          <w:color w:val="CF8E6D"/>
-        </w:rPr>
-        <w:t xml:space="preserve"> </w:t>
+        <w:t xml:space="preserve">class </w:t>
       </w:r>
       <w:r>
         <w:rPr>
@@ -8650,26 +8449,13 @@
           <w:color w:val="B3AE60"/>
         </w:rPr>
         <w:br/>
-      </w:r>
-      <w:proofErr w:type="gramStart"/>
-      <w:r>
-        <w:rPr>
-          <w:color w:val="B3AE60"/>
-        </w:rPr>
         <w:t>@ValueSource</w:t>
       </w:r>
       <w:r>
         <w:rPr>
           <w:color w:val="BCBEC4"/>
         </w:rPr>
-        <w:t>(</w:t>
-      </w:r>
-      <w:proofErr w:type="gramEnd"/>
-      <w:r>
-        <w:rPr>
-          <w:color w:val="BCBEC4"/>
-        </w:rPr>
-        <w:t>strings = {</w:t>
+        <w:t>(strings = {</w:t>
       </w:r>
       <w:r>
         <w:rPr>
@@ -8897,26 +8683,13 @@
           <w:color w:val="B3AE60"/>
         </w:rPr>
         <w:br/>
-      </w:r>
-      <w:proofErr w:type="gramStart"/>
-      <w:r>
-        <w:rPr>
-          <w:color w:val="B3AE60"/>
-        </w:rPr>
         <w:t>@CsvSource</w:t>
       </w:r>
       <w:r>
         <w:rPr>
           <w:color w:val="BCBEC4"/>
         </w:rPr>
-        <w:t>(</w:t>
-      </w:r>
-      <w:proofErr w:type="gramEnd"/>
-      <w:r>
-        <w:rPr>
-          <w:color w:val="BCBEC4"/>
-        </w:rPr>
-        <w:t>{</w:t>
+        <w:t>({</w:t>
       </w:r>
       <w:r>
         <w:rPr>
@@ -9093,7 +8866,7 @@
           <w:lang w:eastAsia="en-IN"/>
         </w:rPr>
       </w:pPr>
-      <w:bookmarkStart w:id="10" w:name="_Toc190936323"/>
+      <w:bookmarkStart w:id="11" w:name="_Toc190936323"/>
       <w:r>
         <w:rPr>
           <w:rFonts w:eastAsia="Times New Roman"/>
@@ -9105,7 +8878,7 @@
         <w:lastRenderedPageBreak/>
         <w:t>3. Mockito</w:t>
       </w:r>
-      <w:bookmarkEnd w:id="10"/>
+      <w:bookmarkEnd w:id="11"/>
     </w:p>
     <w:p>
       <w:pPr>
@@ -9365,7 +9138,6 @@
         </w:rPr>
         <w:br/>
       </w:r>
-      <w:proofErr w:type="gramStart"/>
       <w:r>
         <w:rPr>
           <w:rFonts w:ascii="Courier New" w:eastAsia="Times New Roman" w:hAnsi="Courier New" w:cs="Courier New"/>
@@ -9374,9 +9146,29 @@
           <w:szCs w:val="20"/>
           <w:lang w:eastAsia="en-IN"/>
         </w:rPr>
-        <w:t>class</w:t>
-      </w:r>
-      <w:proofErr w:type="gramEnd"/>
+        <w:t xml:space="preserve">class </w:t>
+      </w:r>
+      <w:r>
+        <w:rPr>
+          <w:rFonts w:ascii="Courier New" w:eastAsia="Times New Roman" w:hAnsi="Courier New" w:cs="Courier New"/>
+          <w:color w:val="BCBEC4"/>
+          <w:sz w:val="24"/>
+          <w:szCs w:val="20"/>
+          <w:lang w:eastAsia="en-IN"/>
+        </w:rPr>
+        <w:t>UserService {</w:t>
+      </w:r>
+      <w:r>
+        <w:rPr>
+          <w:rFonts w:ascii="Courier New" w:eastAsia="Times New Roman" w:hAnsi="Courier New" w:cs="Courier New"/>
+          <w:color w:val="BCBEC4"/>
+          <w:sz w:val="24"/>
+          <w:szCs w:val="20"/>
+          <w:lang w:eastAsia="en-IN"/>
+        </w:rPr>
+        <w:br/>
+        <w:t xml:space="preserve">    </w:t>
+      </w:r>
       <w:r>
         <w:rPr>
           <w:rFonts w:ascii="Courier New" w:eastAsia="Times New Roman" w:hAnsi="Courier New" w:cs="Courier New"/>
@@ -9385,7 +9177,7 @@
           <w:szCs w:val="20"/>
           <w:lang w:eastAsia="en-IN"/>
         </w:rPr>
-        <w:t xml:space="preserve"> </w:t>
+        <w:t xml:space="preserve">private </w:t>
       </w:r>
       <w:r>
         <w:rPr>
@@ -9395,7 +9187,37 @@
           <w:szCs w:val="20"/>
           <w:lang w:eastAsia="en-IN"/>
         </w:rPr>
-        <w:t>UserService {</w:t>
+        <w:t xml:space="preserve">UserRepository </w:t>
+      </w:r>
+      <w:r>
+        <w:rPr>
+          <w:rFonts w:ascii="Courier New" w:eastAsia="Times New Roman" w:hAnsi="Courier New" w:cs="Courier New"/>
+          <w:color w:val="C77DBB"/>
+          <w:sz w:val="24"/>
+          <w:szCs w:val="20"/>
+          <w:lang w:eastAsia="en-IN"/>
+        </w:rPr>
+        <w:t>userRepository</w:t>
+      </w:r>
+      <w:r>
+        <w:rPr>
+          <w:rFonts w:ascii="Courier New" w:eastAsia="Times New Roman" w:hAnsi="Courier New" w:cs="Courier New"/>
+          <w:color w:val="BCBEC4"/>
+          <w:sz w:val="24"/>
+          <w:szCs w:val="20"/>
+          <w:lang w:eastAsia="en-IN"/>
+        </w:rPr>
+        <w:t>;</w:t>
+      </w:r>
+      <w:r>
+        <w:rPr>
+          <w:rFonts w:ascii="Courier New" w:eastAsia="Times New Roman" w:hAnsi="Courier New" w:cs="Courier New"/>
+          <w:color w:val="BCBEC4"/>
+          <w:sz w:val="24"/>
+          <w:szCs w:val="20"/>
+          <w:lang w:eastAsia="en-IN"/>
+        </w:rPr>
+        <w:br/>
       </w:r>
       <w:r>
         <w:rPr>
@@ -9416,17 +9238,58 @@
           <w:szCs w:val="20"/>
           <w:lang w:eastAsia="en-IN"/>
         </w:rPr>
-        <w:t xml:space="preserve">private </w:t>
+        <w:t xml:space="preserve">public </w:t>
       </w:r>
       <w:r>
         <w:rPr>
           <w:rFonts w:ascii="Courier New" w:eastAsia="Times New Roman" w:hAnsi="Courier New" w:cs="Courier New"/>
-          <w:color w:val="BCBEC4"/>
+          <w:color w:val="56A8F5"/>
           <w:sz w:val="24"/>
           <w:szCs w:val="20"/>
           <w:lang w:eastAsia="en-IN"/>
         </w:rPr>
-        <w:t xml:space="preserve">UserRepository </w:t>
+        <w:t>UserService</w:t>
+      </w:r>
+      <w:r>
+        <w:rPr>
+          <w:rFonts w:ascii="Courier New" w:eastAsia="Times New Roman" w:hAnsi="Courier New" w:cs="Courier New"/>
+          <w:color w:val="BCBEC4"/>
+          <w:sz w:val="24"/>
+          <w:szCs w:val="20"/>
+          <w:lang w:eastAsia="en-IN"/>
+        </w:rPr>
+        <w:t>(UserRepository userRepository) {</w:t>
+      </w:r>
+      <w:r>
+        <w:rPr>
+          <w:rFonts w:ascii="Courier New" w:eastAsia="Times New Roman" w:hAnsi="Courier New" w:cs="Courier New"/>
+          <w:color w:val="BCBEC4"/>
+          <w:sz w:val="24"/>
+          <w:szCs w:val="20"/>
+          <w:lang w:eastAsia="en-IN"/>
+        </w:rPr>
+        <w:br/>
+        <w:t xml:space="preserve">        </w:t>
+      </w:r>
+      <w:r>
+        <w:rPr>
+          <w:rFonts w:ascii="Courier New" w:eastAsia="Times New Roman" w:hAnsi="Courier New" w:cs="Courier New"/>
+          <w:color w:val="CF8E6D"/>
+          <w:sz w:val="24"/>
+          <w:szCs w:val="20"/>
+          <w:lang w:eastAsia="en-IN"/>
+        </w:rPr>
+        <w:t>this</w:t>
+      </w:r>
+      <w:r>
+        <w:rPr>
+          <w:rFonts w:ascii="Courier New" w:eastAsia="Times New Roman" w:hAnsi="Courier New" w:cs="Courier New"/>
+          <w:color w:val="BCBEC4"/>
+          <w:sz w:val="24"/>
+          <w:szCs w:val="20"/>
+          <w:lang w:eastAsia="en-IN"/>
+        </w:rPr>
+        <w:t>.</w:t>
       </w:r>
       <w:r>
         <w:rPr>
@@ -9436,7 +9299,7 @@
           <w:szCs w:val="20"/>
           <w:lang w:eastAsia="en-IN"/>
         </w:rPr>
-        <w:t>userRepository</w:t>
+        <w:t xml:space="preserve">userRepository </w:t>
       </w:r>
       <w:r>
         <w:rPr>
@@ -9446,7 +9309,18 @@
           <w:szCs w:val="20"/>
           <w:lang w:eastAsia="en-IN"/>
         </w:rPr>
-        <w:t>;</w:t>
+        <w:t>= userRepository;</w:t>
+      </w:r>
+      <w:r>
+        <w:rPr>
+          <w:rFonts w:ascii="Courier New" w:eastAsia="Times New Roman" w:hAnsi="Courier New" w:cs="Courier New"/>
+          <w:color w:val="BCBEC4"/>
+          <w:sz w:val="24"/>
+          <w:szCs w:val="20"/>
+          <w:lang w:eastAsia="en-IN"/>
+        </w:rPr>
+        <w:br/>
+        <w:t xml:space="preserve">    }</w:t>
       </w:r>
       <w:r>
         <w:rPr>
@@ -9482,12 +9356,22 @@
       <w:r>
         <w:rPr>
           <w:rFonts w:ascii="Courier New" w:eastAsia="Times New Roman" w:hAnsi="Courier New" w:cs="Courier New"/>
+          <w:color w:val="BCBEC4"/>
+          <w:sz w:val="24"/>
+          <w:szCs w:val="20"/>
+          <w:lang w:eastAsia="en-IN"/>
+        </w:rPr>
+        <w:t xml:space="preserve">User </w:t>
+      </w:r>
+      <w:r>
+        <w:rPr>
+          <w:rFonts w:ascii="Courier New" w:eastAsia="Times New Roman" w:hAnsi="Courier New" w:cs="Courier New"/>
           <w:color w:val="56A8F5"/>
           <w:sz w:val="24"/>
           <w:szCs w:val="20"/>
           <w:lang w:eastAsia="en-IN"/>
         </w:rPr>
-        <w:t>UserService</w:t>
+        <w:t>getUserById</w:t>
       </w:r>
       <w:r>
         <w:rPr>
@@ -9497,18 +9381,7 @@
           <w:szCs w:val="20"/>
           <w:lang w:eastAsia="en-IN"/>
         </w:rPr>
-        <w:t>(UserRepository userRepository) {</w:t>
-      </w:r>
-      <w:r>
-        <w:rPr>
-          <w:rFonts w:ascii="Courier New" w:eastAsia="Times New Roman" w:hAnsi="Courier New" w:cs="Courier New"/>
-          <w:color w:val="BCBEC4"/>
-          <w:sz w:val="24"/>
-          <w:szCs w:val="20"/>
-          <w:lang w:eastAsia="en-IN"/>
-        </w:rPr>
-        <w:br/>
-        <w:t xml:space="preserve">        </w:t>
+        <w:t>(</w:t>
       </w:r>
       <w:r>
         <w:rPr>
@@ -9518,7 +9391,7 @@
           <w:szCs w:val="20"/>
           <w:lang w:eastAsia="en-IN"/>
         </w:rPr>
-        <w:t>this</w:t>
+        <w:t xml:space="preserve">int </w:t>
       </w:r>
       <w:r>
         <w:rPr>
@@ -9528,7 +9401,28 @@
           <w:szCs w:val="20"/>
           <w:lang w:eastAsia="en-IN"/>
         </w:rPr>
-        <w:t>.</w:t>
+        <w:t>id) {</w:t>
+      </w:r>
+      <w:r>
+        <w:rPr>
+          <w:rFonts w:ascii="Courier New" w:eastAsia="Times New Roman" w:hAnsi="Courier New" w:cs="Courier New"/>
+          <w:color w:val="BCBEC4"/>
+          <w:sz w:val="24"/>
+          <w:szCs w:val="20"/>
+          <w:lang w:eastAsia="en-IN"/>
+        </w:rPr>
+        <w:br/>
+        <w:t xml:space="preserve">        </w:t>
+      </w:r>
+      <w:r>
+        <w:rPr>
+          <w:rFonts w:ascii="Courier New" w:eastAsia="Times New Roman" w:hAnsi="Courier New" w:cs="Courier New"/>
+          <w:color w:val="CF8E6D"/>
+          <w:sz w:val="24"/>
+          <w:szCs w:val="20"/>
+          <w:lang w:eastAsia="en-IN"/>
+        </w:rPr>
+        <w:t xml:space="preserve">return </w:t>
       </w:r>
       <w:r>
         <w:rPr>
@@ -9538,139 +9432,6 @@
           <w:szCs w:val="20"/>
           <w:lang w:eastAsia="en-IN"/>
         </w:rPr>
-        <w:t xml:space="preserve">userRepository </w:t>
-      </w:r>
-      <w:r>
-        <w:rPr>
-          <w:rFonts w:ascii="Courier New" w:eastAsia="Times New Roman" w:hAnsi="Courier New" w:cs="Courier New"/>
-          <w:color w:val="BCBEC4"/>
-          <w:sz w:val="24"/>
-          <w:szCs w:val="20"/>
-          <w:lang w:eastAsia="en-IN"/>
-        </w:rPr>
-        <w:t>= userRepository;</w:t>
-      </w:r>
-      <w:r>
-        <w:rPr>
-          <w:rFonts w:ascii="Courier New" w:eastAsia="Times New Roman" w:hAnsi="Courier New" w:cs="Courier New"/>
-          <w:color w:val="BCBEC4"/>
-          <w:sz w:val="24"/>
-          <w:szCs w:val="20"/>
-          <w:lang w:eastAsia="en-IN"/>
-        </w:rPr>
-        <w:br/>
-        <w:t xml:space="preserve">    }</w:t>
-      </w:r>
-      <w:r>
-        <w:rPr>
-          <w:rFonts w:ascii="Courier New" w:eastAsia="Times New Roman" w:hAnsi="Courier New" w:cs="Courier New"/>
-          <w:color w:val="BCBEC4"/>
-          <w:sz w:val="24"/>
-          <w:szCs w:val="20"/>
-          <w:lang w:eastAsia="en-IN"/>
-        </w:rPr>
-        <w:br/>
-      </w:r>
-      <w:r>
-        <w:rPr>
-          <w:rFonts w:ascii="Courier New" w:eastAsia="Times New Roman" w:hAnsi="Courier New" w:cs="Courier New"/>
-          <w:color w:val="BCBEC4"/>
-          <w:sz w:val="24"/>
-          <w:szCs w:val="20"/>
-          <w:lang w:eastAsia="en-IN"/>
-        </w:rPr>
-        <w:br/>
-        <w:t xml:space="preserve">    </w:t>
-      </w:r>
-      <w:r>
-        <w:rPr>
-          <w:rFonts w:ascii="Courier New" w:eastAsia="Times New Roman" w:hAnsi="Courier New" w:cs="Courier New"/>
-          <w:color w:val="CF8E6D"/>
-          <w:sz w:val="24"/>
-          <w:szCs w:val="20"/>
-          <w:lang w:eastAsia="en-IN"/>
-        </w:rPr>
-        <w:t xml:space="preserve">public </w:t>
-      </w:r>
-      <w:r>
-        <w:rPr>
-          <w:rFonts w:ascii="Courier New" w:eastAsia="Times New Roman" w:hAnsi="Courier New" w:cs="Courier New"/>
-          <w:color w:val="BCBEC4"/>
-          <w:sz w:val="24"/>
-          <w:szCs w:val="20"/>
-          <w:lang w:eastAsia="en-IN"/>
-        </w:rPr>
-        <w:t xml:space="preserve">User </w:t>
-      </w:r>
-      <w:r>
-        <w:rPr>
-          <w:rFonts w:ascii="Courier New" w:eastAsia="Times New Roman" w:hAnsi="Courier New" w:cs="Courier New"/>
-          <w:color w:val="56A8F5"/>
-          <w:sz w:val="24"/>
-          <w:szCs w:val="20"/>
-          <w:lang w:eastAsia="en-IN"/>
-        </w:rPr>
-        <w:t>getUserById</w:t>
-      </w:r>
-      <w:r>
-        <w:rPr>
-          <w:rFonts w:ascii="Courier New" w:eastAsia="Times New Roman" w:hAnsi="Courier New" w:cs="Courier New"/>
-          <w:color w:val="BCBEC4"/>
-          <w:sz w:val="24"/>
-          <w:szCs w:val="20"/>
-          <w:lang w:eastAsia="en-IN"/>
-        </w:rPr>
-        <w:t>(</w:t>
-      </w:r>
-      <w:r>
-        <w:rPr>
-          <w:rFonts w:ascii="Courier New" w:eastAsia="Times New Roman" w:hAnsi="Courier New" w:cs="Courier New"/>
-          <w:color w:val="CF8E6D"/>
-          <w:sz w:val="24"/>
-          <w:szCs w:val="20"/>
-          <w:lang w:eastAsia="en-IN"/>
-        </w:rPr>
-        <w:t xml:space="preserve">int </w:t>
-      </w:r>
-      <w:r>
-        <w:rPr>
-          <w:rFonts w:ascii="Courier New" w:eastAsia="Times New Roman" w:hAnsi="Courier New" w:cs="Courier New"/>
-          <w:color w:val="BCBEC4"/>
-          <w:sz w:val="24"/>
-          <w:szCs w:val="20"/>
-          <w:lang w:eastAsia="en-IN"/>
-        </w:rPr>
-        <w:t>id) {</w:t>
-      </w:r>
-      <w:r>
-        <w:rPr>
-          <w:rFonts w:ascii="Courier New" w:eastAsia="Times New Roman" w:hAnsi="Courier New" w:cs="Courier New"/>
-          <w:color w:val="BCBEC4"/>
-          <w:sz w:val="24"/>
-          <w:szCs w:val="20"/>
-          <w:lang w:eastAsia="en-IN"/>
-        </w:rPr>
-        <w:br/>
-        <w:t xml:space="preserve">        </w:t>
-      </w:r>
-      <w:r>
-        <w:rPr>
-          <w:rFonts w:ascii="Courier New" w:eastAsia="Times New Roman" w:hAnsi="Courier New" w:cs="Courier New"/>
-          <w:color w:val="CF8E6D"/>
-          <w:sz w:val="24"/>
-          <w:szCs w:val="20"/>
-          <w:lang w:eastAsia="en-IN"/>
-        </w:rPr>
-        <w:t xml:space="preserve">return </w:t>
-      </w:r>
-      <w:r>
-        <w:rPr>
-          <w:rFonts w:ascii="Courier New" w:eastAsia="Times New Roman" w:hAnsi="Courier New" w:cs="Courier New"/>
-          <w:color w:val="C77DBB"/>
-          <w:sz w:val="24"/>
-          <w:szCs w:val="20"/>
-          <w:lang w:eastAsia="en-IN"/>
-        </w:rPr>
         <w:t>userRepository</w:t>
       </w:r>
       <w:r>
@@ -9753,23 +9514,7 @@
           <w:bCs/>
           <w:sz w:val="28"/>
         </w:rPr>
-        <w:t xml:space="preserve">dummy object of UserRepository and depict </w:t>
-      </w:r>
-      <w:proofErr w:type="gramStart"/>
-      <w:r>
-        <w:rPr>
-          <w:bCs/>
-          <w:sz w:val="28"/>
-        </w:rPr>
-        <w:t>it’s</w:t>
-      </w:r>
-      <w:proofErr w:type="gramEnd"/>
-      <w:r>
-        <w:rPr>
-          <w:bCs/>
-          <w:sz w:val="28"/>
-        </w:rPr>
-        <w:t xml:space="preserve"> functionality.</w:t>
+        <w:t>dummy object of UserRepository and depict it’s functionality.</w:t>
       </w:r>
     </w:p>
     <w:p>
@@ -10497,7 +10242,7 @@
           <w:szCs w:val="32"/>
         </w:rPr>
       </w:pPr>
-      <w:bookmarkStart w:id="11" w:name="_Toc190936324"/>
+      <w:bookmarkStart w:id="12" w:name="_Toc190936324"/>
       <w:r>
         <w:rPr>
           <w:rFonts w:asciiTheme="majorHAnsi" w:hAnsiTheme="majorHAnsi" w:cstheme="majorHAnsi"/>
@@ -10505,19 +10250,501 @@
           <w:sz w:val="32"/>
           <w:szCs w:val="32"/>
         </w:rPr>
-        <w:t xml:space="preserve"># </w:t>
-      </w:r>
-      <w:proofErr w:type="gramStart"/>
-      <w:r>
+        <w:t># Setting up Mockito</w:t>
+      </w:r>
+      <w:bookmarkEnd w:id="12"/>
+    </w:p>
+    <w:p>
+      <w:pPr>
+        <w:rPr>
+          <w:sz w:val="28"/>
+          <w:lang w:eastAsia="en-IN"/>
+        </w:rPr>
+      </w:pPr>
+    </w:p>
+    <w:p>
+      <w:pPr>
+        <w:rPr>
+          <w:sz w:val="28"/>
+          <w:lang w:eastAsia="en-IN"/>
+        </w:rPr>
+      </w:pPr>
+      <w:r>
+        <w:rPr>
+          <w:sz w:val="28"/>
+          <w:lang w:eastAsia="en-IN"/>
+        </w:rPr>
+        <w:t>For Maven:</w:t>
+      </w:r>
+    </w:p>
+    <w:p>
+      <w:pPr>
+        <w:pStyle w:val="HTMLPreformatted"/>
+        <w:shd w:val="clear" w:color="auto" w:fill="1E1F22"/>
+        <w:rPr>
+          <w:color w:val="BCBEC4"/>
+        </w:rPr>
+      </w:pPr>
+    </w:p>
+    <w:p>
+      <w:pPr>
+        <w:pStyle w:val="HTMLPreformatted"/>
+        <w:shd w:val="clear" w:color="auto" w:fill="1E1F22"/>
+        <w:rPr>
+          <w:color w:val="BCBEC4"/>
+        </w:rPr>
+      </w:pPr>
+      <w:r>
+        <w:rPr>
+          <w:color w:val="BCBEC4"/>
+        </w:rPr>
+        <w:t>&lt;</w:t>
+      </w:r>
+      <w:r>
+        <w:rPr>
+          <w:color w:val="16BAAC"/>
+        </w:rPr>
+        <w:t>dependencies</w:t>
+      </w:r>
+      <w:r>
+        <w:rPr>
+          <w:color w:val="BCBEC4"/>
+        </w:rPr>
+        <w:t>&gt;</w:t>
+      </w:r>
+      <w:r>
+        <w:rPr>
+          <w:color w:val="BCBEC4"/>
+        </w:rPr>
+        <w:br/>
+        <w:t xml:space="preserve">    &lt;!-- Mockito Core --&gt;</w:t>
+      </w:r>
+      <w:r>
+        <w:rPr>
+          <w:color w:val="BCBEC4"/>
+        </w:rPr>
+        <w:br/>
+        <w:t xml:space="preserve">    &lt;</w:t>
+      </w:r>
+      <w:r>
+        <w:rPr>
+          <w:color w:val="16BAAC"/>
+        </w:rPr>
+        <w:t>dependency</w:t>
+      </w:r>
+      <w:r>
+        <w:rPr>
+          <w:color w:val="BCBEC4"/>
+        </w:rPr>
+        <w:t>&gt;</w:t>
+      </w:r>
+      <w:r>
+        <w:rPr>
+          <w:color w:val="BCBEC4"/>
+        </w:rPr>
+        <w:br/>
+        <w:t xml:space="preserve">        &lt;</w:t>
+      </w:r>
+      <w:r>
+        <w:rPr>
+          <w:color w:val="16BAAC"/>
+        </w:rPr>
+        <w:t>groupId</w:t>
+      </w:r>
+      <w:r>
+        <w:rPr>
+          <w:color w:val="BCBEC4"/>
+        </w:rPr>
+        <w:t>&gt;org.mockito&lt;/groupId&gt;</w:t>
+      </w:r>
+      <w:r>
+        <w:rPr>
+          <w:color w:val="BCBEC4"/>
+        </w:rPr>
+        <w:br/>
+        <w:t xml:space="preserve">        &lt;</w:t>
+      </w:r>
+      <w:r>
+        <w:rPr>
+          <w:color w:val="16BAAC"/>
+        </w:rPr>
+        <w:t>artifactId</w:t>
+      </w:r>
+      <w:r>
+        <w:rPr>
+          <w:color w:val="BCBEC4"/>
+        </w:rPr>
+        <w:t>&gt;mockito-core&lt;/artifactId&gt;</w:t>
+      </w:r>
+      <w:r>
+        <w:rPr>
+          <w:color w:val="BCBEC4"/>
+        </w:rPr>
+        <w:br/>
+        <w:t xml:space="preserve">        &lt;</w:t>
+      </w:r>
+      <w:r>
+        <w:rPr>
+          <w:color w:val="16BAAC"/>
+        </w:rPr>
+        <w:t>version</w:t>
+      </w:r>
+      <w:r>
+        <w:rPr>
+          <w:color w:val="BCBEC4"/>
+        </w:rPr>
+        <w:t>&gt;</w:t>
+      </w:r>
+      <w:r>
+        <w:rPr>
+          <w:color w:val="2AACB8"/>
+        </w:rPr>
+        <w:t>5.6.0</w:t>
+      </w:r>
+      <w:r>
+        <w:rPr>
+          <w:color w:val="BCBEC4"/>
+        </w:rPr>
+        <w:t>&lt;/version&gt;</w:t>
+      </w:r>
+      <w:r>
+        <w:rPr>
+          <w:color w:val="BCBEC4"/>
+        </w:rPr>
+        <w:br/>
+        <w:t xml:space="preserve">        &lt;</w:t>
+      </w:r>
+      <w:r>
+        <w:rPr>
+          <w:color w:val="16BAAC"/>
+        </w:rPr>
+        <w:t>scope</w:t>
+      </w:r>
+      <w:r>
+        <w:rPr>
+          <w:color w:val="BCBEC4"/>
+        </w:rPr>
+        <w:t>&gt;test&lt;/scope&gt;</w:t>
+      </w:r>
+      <w:r>
+        <w:rPr>
+          <w:color w:val="BCBEC4"/>
+        </w:rPr>
+        <w:br/>
+        <w:t xml:space="preserve">    &lt;/dependency&gt;</w:t>
+      </w:r>
+      <w:r>
+        <w:rPr>
+          <w:color w:val="BCBEC4"/>
+        </w:rPr>
+        <w:br/>
+      </w:r>
+      <w:r>
+        <w:rPr>
+          <w:color w:val="BCBEC4"/>
+        </w:rPr>
+        <w:br/>
+        <w:t xml:space="preserve">    &lt;!-- JUnit </w:t>
+      </w:r>
+      <w:r>
+        <w:rPr>
+          <w:color w:val="2AACB8"/>
+        </w:rPr>
+        <w:t xml:space="preserve">5 </w:t>
+      </w:r>
+      <w:r>
+        <w:rPr>
+          <w:color w:val="BCBEC4"/>
+        </w:rPr>
+        <w:t>Integration --&gt;</w:t>
+      </w:r>
+      <w:r>
+        <w:rPr>
+          <w:color w:val="BCBEC4"/>
+        </w:rPr>
+        <w:br/>
+        <w:t xml:space="preserve">    &lt;</w:t>
+      </w:r>
+      <w:r>
+        <w:rPr>
+          <w:color w:val="16BAAC"/>
+        </w:rPr>
+        <w:t>dependency</w:t>
+      </w:r>
+      <w:r>
+        <w:rPr>
+          <w:color w:val="BCBEC4"/>
+        </w:rPr>
+        <w:t>&gt;</w:t>
+      </w:r>
+      <w:r>
+        <w:rPr>
+          <w:color w:val="BCBEC4"/>
+        </w:rPr>
+        <w:br/>
+        <w:t xml:space="preserve">        &lt;</w:t>
+      </w:r>
+      <w:r>
+        <w:rPr>
+          <w:color w:val="16BAAC"/>
+        </w:rPr>
+        <w:t>groupId</w:t>
+      </w:r>
+      <w:r>
+        <w:rPr>
+          <w:color w:val="BCBEC4"/>
+        </w:rPr>
+        <w:t>&gt;org.mockito&lt;/groupId&gt;</w:t>
+      </w:r>
+      <w:r>
+        <w:rPr>
+          <w:color w:val="BCBEC4"/>
+        </w:rPr>
+        <w:br/>
+        <w:t xml:space="preserve">        &lt;</w:t>
+      </w:r>
+      <w:r>
+        <w:rPr>
+          <w:color w:val="16BAAC"/>
+        </w:rPr>
+        <w:t>artifactId</w:t>
+      </w:r>
+      <w:r>
+        <w:rPr>
+          <w:color w:val="BCBEC4"/>
+        </w:rPr>
+        <w:t>&gt;mockito-junit-jupiter&lt;/artifactId&gt;</w:t>
+      </w:r>
+      <w:r>
+        <w:rPr>
+          <w:color w:val="BCBEC4"/>
+        </w:rPr>
+        <w:br/>
+        <w:t xml:space="preserve">        &lt;</w:t>
+      </w:r>
+      <w:r>
+        <w:rPr>
+          <w:color w:val="16BAAC"/>
+        </w:rPr>
+        <w:t>version</w:t>
+      </w:r>
+      <w:r>
+        <w:rPr>
+          <w:color w:val="BCBEC4"/>
+        </w:rPr>
+        <w:t>&gt;</w:t>
+      </w:r>
+      <w:r>
+        <w:rPr>
+          <w:color w:val="2AACB8"/>
+        </w:rPr>
+        <w:t>5.6.0</w:t>
+      </w:r>
+      <w:r>
+        <w:rPr>
+          <w:color w:val="BCBEC4"/>
+        </w:rPr>
+        <w:t>&lt;/version&gt;</w:t>
+      </w:r>
+      <w:r>
+        <w:rPr>
+          <w:color w:val="BCBEC4"/>
+        </w:rPr>
+        <w:br/>
+        <w:t xml:space="preserve">        &lt;</w:t>
+      </w:r>
+      <w:r>
+        <w:rPr>
+          <w:color w:val="16BAAC"/>
+        </w:rPr>
+        <w:t>scope</w:t>
+      </w:r>
+      <w:r>
+        <w:rPr>
+          <w:color w:val="BCBEC4"/>
+        </w:rPr>
+        <w:t>&gt;test&lt;/scope&gt;</w:t>
+      </w:r>
+      <w:r>
+        <w:rPr>
+          <w:color w:val="BCBEC4"/>
+        </w:rPr>
+        <w:br/>
+        <w:t xml:space="preserve">    &lt;/dependency&gt;</w:t>
+      </w:r>
+      <w:r>
+        <w:rPr>
+          <w:color w:val="BCBEC4"/>
+        </w:rPr>
+        <w:br/>
+        <w:t>&lt;/dependencies&gt;</w:t>
+      </w:r>
+    </w:p>
+    <w:p>
+      <w:pPr>
+        <w:pStyle w:val="HTMLPreformatted"/>
+        <w:shd w:val="clear" w:color="auto" w:fill="1E1F22"/>
+        <w:rPr>
+          <w:color w:val="BCBEC4"/>
+        </w:rPr>
+      </w:pPr>
+    </w:p>
+    <w:p>
+      <w:pPr>
+        <w:rPr>
+          <w:sz w:val="28"/>
+          <w:lang w:eastAsia="en-IN"/>
+        </w:rPr>
+      </w:pPr>
+    </w:p>
+    <w:p>
+      <w:pPr>
+        <w:rPr>
+          <w:sz w:val="28"/>
+          <w:lang w:eastAsia="en-IN"/>
+        </w:rPr>
+      </w:pPr>
+      <w:r>
+        <w:rPr>
+          <w:sz w:val="28"/>
+          <w:lang w:eastAsia="en-IN"/>
+        </w:rPr>
+        <w:lastRenderedPageBreak/>
+        <w:t>For gradle</w:t>
+      </w:r>
+    </w:p>
+    <w:p>
+      <w:pPr>
+        <w:pStyle w:val="HTMLPreformatted"/>
+        <w:shd w:val="clear" w:color="auto" w:fill="1E1F22"/>
+        <w:rPr>
+          <w:color w:val="BCBEC4"/>
+        </w:rPr>
+      </w:pPr>
+      <w:r>
+        <w:rPr>
+          <w:color w:val="56A8F5"/>
+        </w:rPr>
+        <w:t xml:space="preserve">dependencies </w:t>
+      </w:r>
+      <w:r>
+        <w:rPr>
+          <w:color w:val="BCBEC4"/>
+        </w:rPr>
+        <w:t>{</w:t>
+      </w:r>
+      <w:r>
+        <w:rPr>
+          <w:color w:val="BCBEC4"/>
+        </w:rPr>
+        <w:br/>
+        <w:t xml:space="preserve">    testImplementation </w:t>
+      </w:r>
+      <w:r>
+        <w:rPr>
+          <w:color w:val="6AAB73"/>
+        </w:rPr>
+        <w:t>'org.mockito:mockito-core:5.6.0'</w:t>
+      </w:r>
+      <w:r>
+        <w:rPr>
+          <w:color w:val="6AAB73"/>
+        </w:rPr>
+        <w:br/>
+        <w:t xml:space="preserve">    </w:t>
+      </w:r>
+      <w:r>
+        <w:rPr>
+          <w:color w:val="BCBEC4"/>
+        </w:rPr>
+        <w:t xml:space="preserve">testImplementation </w:t>
+      </w:r>
+      <w:r>
+        <w:rPr>
+          <w:color w:val="6AAB73"/>
+        </w:rPr>
+        <w:t>'org.mockito:mockito-junit-jupiter:5.6.0'</w:t>
+      </w:r>
+      <w:r>
+        <w:rPr>
+          <w:color w:val="6AAB73"/>
+        </w:rPr>
+        <w:br/>
+      </w:r>
+      <w:r>
+        <w:rPr>
+          <w:color w:val="BCBEC4"/>
+        </w:rPr>
+        <w:t>}</w:t>
+      </w:r>
+    </w:p>
+    <w:p>
+      <w:pPr>
+        <w:pStyle w:val="HTMLPreformatted"/>
+        <w:shd w:val="clear" w:color="auto" w:fill="1E1F22"/>
+        <w:rPr>
+          <w:color w:val="BCBEC4"/>
+        </w:rPr>
+      </w:pPr>
+    </w:p>
+    <w:p>
+      <w:pPr>
+        <w:rPr>
+          <w:sz w:val="28"/>
+          <w:lang w:eastAsia="en-IN"/>
+        </w:rPr>
+      </w:pPr>
+    </w:p>
+    <w:p>
+      <w:pPr>
+        <w:rPr>
+          <w:sz w:val="28"/>
+          <w:lang w:eastAsia="en-IN"/>
+        </w:rPr>
+      </w:pPr>
+      <w:r>
+        <w:rPr>
+          <w:sz w:val="28"/>
+          <w:lang w:eastAsia="en-IN"/>
+        </w:rPr>
+        <w:t>For spring project it defaults comes, so we don’t need to add that dependency for spring project.</w:t>
+      </w:r>
+    </w:p>
+    <w:p>
+      <w:pPr>
+        <w:rPr>
+          <w:sz w:val="28"/>
+          <w:lang w:eastAsia="en-IN"/>
+        </w:rPr>
+      </w:pPr>
+    </w:p>
+    <w:p>
+      <w:pPr>
+        <w:rPr>
+          <w:sz w:val="28"/>
+          <w:lang w:eastAsia="en-IN"/>
+        </w:rPr>
+      </w:pPr>
+    </w:p>
+    <w:p>
+      <w:pPr>
+        <w:rPr>
+          <w:sz w:val="28"/>
+          <w:lang w:eastAsia="en-IN"/>
+        </w:rPr>
+      </w:pPr>
+    </w:p>
+    <w:p>
+      <w:pPr>
+        <w:pStyle w:val="Heading3"/>
         <w:rPr>
           <w:rFonts w:asciiTheme="majorHAnsi" w:hAnsiTheme="majorHAnsi" w:cstheme="majorHAnsi"/>
           <w:color w:val="2E74B5" w:themeColor="accent5" w:themeShade="BF"/>
           <w:sz w:val="32"/>
           <w:szCs w:val="32"/>
         </w:rPr>
-        <w:t>Setting</w:t>
-      </w:r>
-      <w:proofErr w:type="gramEnd"/>
+      </w:pPr>
+      <w:bookmarkStart w:id="13" w:name="_Toc190936325"/>
       <w:r>
         <w:rPr>
           <w:rFonts w:asciiTheme="majorHAnsi" w:hAnsiTheme="majorHAnsi" w:cstheme="majorHAnsi"/>
@@ -10525,31 +10752,38 @@
           <w:sz w:val="32"/>
           <w:szCs w:val="32"/>
         </w:rPr>
-        <w:t xml:space="preserve"> up Mockito</w:t>
-      </w:r>
-      <w:bookmarkEnd w:id="11"/>
-    </w:p>
-    <w:p>
-      <w:pPr>
-        <w:rPr>
-          <w:sz w:val="28"/>
-          <w:lang w:eastAsia="en-IN"/>
-        </w:rPr>
-      </w:pPr>
-    </w:p>
-    <w:p>
-      <w:pPr>
-        <w:rPr>
-          <w:sz w:val="28"/>
-          <w:lang w:eastAsia="en-IN"/>
-        </w:rPr>
-      </w:pPr>
-      <w:r>
-        <w:rPr>
-          <w:sz w:val="28"/>
-          <w:lang w:eastAsia="en-IN"/>
-        </w:rPr>
-        <w:t>For Maven:</w:t>
+        <w:t># Why Mockito?</w:t>
+      </w:r>
+      <w:bookmarkEnd w:id="13"/>
+    </w:p>
+    <w:p>
+      <w:pPr>
+        <w:rPr>
+          <w:sz w:val="28"/>
+          <w:lang w:eastAsia="en-IN"/>
+        </w:rPr>
+      </w:pPr>
+    </w:p>
+    <w:p>
+      <w:pPr>
+        <w:rPr>
+          <w:sz w:val="28"/>
+          <w:lang w:eastAsia="en-IN"/>
+        </w:rPr>
+      </w:pPr>
+      <w:r>
+        <w:rPr>
+          <w:sz w:val="28"/>
+          <w:lang w:eastAsia="en-IN"/>
+        </w:rPr>
+        <w:t>Let’s consider normal case where Business Layer contact with DataService</w:t>
+      </w:r>
+      <w:r>
+        <w:rPr>
+          <w:sz w:val="28"/>
+          <w:lang w:eastAsia="en-IN"/>
+        </w:rPr>
+        <w:t>.</w:t>
       </w:r>
     </w:p>
     <w:p>
@@ -10557,7 +10791,8 @@
         <w:pStyle w:val="HTMLPreformatted"/>
         <w:shd w:val="clear" w:color="auto" w:fill="1E1F22"/>
         <w:rPr>
-          <w:color w:val="BCBEC4"/>
+          <w:color w:val="CF8E6D"/>
+          <w:sz w:val="24"/>
         </w:rPr>
       </w:pPr>
     </w:p>
@@ -10567,294 +10802,102 @@
         <w:shd w:val="clear" w:color="auto" w:fill="1E1F22"/>
         <w:rPr>
           <w:color w:val="BCBEC4"/>
-        </w:rPr>
-      </w:pPr>
-      <w:r>
-        <w:rPr>
-          <w:color w:val="BCBEC4"/>
-        </w:rPr>
-        <w:t>&lt;</w:t>
-      </w:r>
-      <w:proofErr w:type="gramStart"/>
-      <w:r>
-        <w:rPr>
-          <w:color w:val="16BAAC"/>
-        </w:rPr>
-        <w:t>dependencies</w:t>
-      </w:r>
-      <w:proofErr w:type="gramEnd"/>
-      <w:r>
-        <w:rPr>
-          <w:color w:val="BCBEC4"/>
-        </w:rPr>
-        <w:t>&gt;</w:t>
-      </w:r>
-      <w:r>
-        <w:rPr>
-          <w:color w:val="BCBEC4"/>
-        </w:rPr>
-        <w:br/>
-        <w:t xml:space="preserve">    &lt;!-- Mockito Core --&gt;</w:t>
-      </w:r>
-      <w:r>
-        <w:rPr>
-          <w:color w:val="BCBEC4"/>
-        </w:rPr>
-        <w:br/>
-        <w:t xml:space="preserve">    &lt;</w:t>
-      </w:r>
-      <w:r>
-        <w:rPr>
-          <w:color w:val="16BAAC"/>
-        </w:rPr>
-        <w:t>dependency</w:t>
-      </w:r>
-      <w:r>
-        <w:rPr>
-          <w:color w:val="BCBEC4"/>
-        </w:rPr>
-        <w:t>&gt;</w:t>
-      </w:r>
-      <w:r>
-        <w:rPr>
-          <w:color w:val="BCBEC4"/>
-        </w:rPr>
-        <w:br/>
-        <w:t xml:space="preserve">        &lt;</w:t>
-      </w:r>
-      <w:r>
-        <w:rPr>
-          <w:color w:val="16BAAC"/>
-        </w:rPr>
-        <w:t>groupId</w:t>
-      </w:r>
-      <w:r>
-        <w:rPr>
-          <w:color w:val="BCBEC4"/>
-        </w:rPr>
-        <w:t>&gt;org.mockito&lt;/groupId&gt;</w:t>
-      </w:r>
-      <w:r>
-        <w:rPr>
-          <w:color w:val="BCBEC4"/>
-        </w:rPr>
-        <w:br/>
-        <w:t xml:space="preserve">        &lt;</w:t>
-      </w:r>
-      <w:r>
-        <w:rPr>
-          <w:color w:val="16BAAC"/>
-        </w:rPr>
-        <w:t>artifactId</w:t>
-      </w:r>
-      <w:r>
-        <w:rPr>
-          <w:color w:val="BCBEC4"/>
-        </w:rPr>
-        <w:t>&gt;mockito-core&lt;/artifactId&gt;</w:t>
-      </w:r>
-      <w:r>
-        <w:rPr>
-          <w:color w:val="BCBEC4"/>
-        </w:rPr>
-        <w:br/>
-        <w:t xml:space="preserve">        &lt;</w:t>
-      </w:r>
-      <w:r>
-        <w:rPr>
-          <w:color w:val="16BAAC"/>
-        </w:rPr>
-        <w:t>version</w:t>
-      </w:r>
-      <w:r>
-        <w:rPr>
-          <w:color w:val="BCBEC4"/>
-        </w:rPr>
-        <w:t>&gt;</w:t>
-      </w:r>
-      <w:r>
-        <w:rPr>
-          <w:color w:val="2AACB8"/>
-        </w:rPr>
-        <w:t>5.6.0</w:t>
-      </w:r>
-      <w:r>
-        <w:rPr>
-          <w:color w:val="BCBEC4"/>
-        </w:rPr>
-        <w:t>&lt;/version&gt;</w:t>
-      </w:r>
-      <w:r>
-        <w:rPr>
-          <w:color w:val="BCBEC4"/>
-        </w:rPr>
-        <w:br/>
-        <w:t xml:space="preserve">        &lt;</w:t>
-      </w:r>
-      <w:r>
-        <w:rPr>
-          <w:color w:val="16BAAC"/>
-        </w:rPr>
-        <w:t>scope</w:t>
-      </w:r>
-      <w:r>
-        <w:rPr>
-          <w:color w:val="BCBEC4"/>
-        </w:rPr>
-        <w:t>&gt;test&lt;/scope&gt;</w:t>
-      </w:r>
-      <w:r>
-        <w:rPr>
-          <w:color w:val="BCBEC4"/>
-        </w:rPr>
-        <w:br/>
-        <w:t xml:space="preserve">    &lt;/dependency&gt;</w:t>
-      </w:r>
-      <w:r>
-        <w:rPr>
-          <w:color w:val="BCBEC4"/>
-        </w:rPr>
-        <w:br/>
-      </w:r>
-      <w:r>
-        <w:rPr>
-          <w:color w:val="BCBEC4"/>
-        </w:rPr>
-        <w:br/>
-        <w:t xml:space="preserve">    &lt;!-- JUnit </w:t>
-      </w:r>
-      <w:r>
-        <w:rPr>
-          <w:color w:val="2AACB8"/>
-        </w:rPr>
-        <w:t xml:space="preserve">5 </w:t>
-      </w:r>
-      <w:r>
-        <w:rPr>
-          <w:color w:val="BCBEC4"/>
-        </w:rPr>
-        <w:t>Integration --&gt;</w:t>
-      </w:r>
-      <w:r>
-        <w:rPr>
-          <w:color w:val="BCBEC4"/>
-        </w:rPr>
-        <w:br/>
-        <w:t xml:space="preserve">    &lt;</w:t>
-      </w:r>
-      <w:r>
-        <w:rPr>
-          <w:color w:val="16BAAC"/>
-        </w:rPr>
-        <w:t>dependency</w:t>
-      </w:r>
-      <w:r>
-        <w:rPr>
-          <w:color w:val="BCBEC4"/>
-        </w:rPr>
-        <w:t>&gt;</w:t>
-      </w:r>
-      <w:r>
-        <w:rPr>
-          <w:color w:val="BCBEC4"/>
-        </w:rPr>
-        <w:br/>
-        <w:t xml:space="preserve">        &lt;</w:t>
-      </w:r>
-      <w:r>
-        <w:rPr>
-          <w:color w:val="16BAAC"/>
-        </w:rPr>
-        <w:t>groupId</w:t>
-      </w:r>
-      <w:r>
-        <w:rPr>
-          <w:color w:val="BCBEC4"/>
-        </w:rPr>
-        <w:t>&gt;org.mockito&lt;/groupId&gt;</w:t>
-      </w:r>
-      <w:r>
-        <w:rPr>
-          <w:color w:val="BCBEC4"/>
-        </w:rPr>
-        <w:br/>
-        <w:t xml:space="preserve">        &lt;</w:t>
-      </w:r>
-      <w:r>
-        <w:rPr>
-          <w:color w:val="16BAAC"/>
-        </w:rPr>
-        <w:t>artifactId</w:t>
-      </w:r>
-      <w:r>
-        <w:rPr>
-          <w:color w:val="BCBEC4"/>
-        </w:rPr>
-        <w:t>&gt;mockito-junit-jupiter&lt;/artifactId&gt;</w:t>
-      </w:r>
-      <w:r>
-        <w:rPr>
-          <w:color w:val="BCBEC4"/>
-        </w:rPr>
-        <w:br/>
-        <w:t xml:space="preserve">        &lt;</w:t>
-      </w:r>
-      <w:r>
-        <w:rPr>
-          <w:color w:val="16BAAC"/>
-        </w:rPr>
-        <w:t>version</w:t>
-      </w:r>
-      <w:r>
-        <w:rPr>
-          <w:color w:val="BCBEC4"/>
-        </w:rPr>
-        <w:t>&gt;</w:t>
-      </w:r>
-      <w:r>
-        <w:rPr>
-          <w:color w:val="2AACB8"/>
-        </w:rPr>
-        <w:t>5.6.0</w:t>
-      </w:r>
-      <w:r>
-        <w:rPr>
-          <w:color w:val="BCBEC4"/>
-        </w:rPr>
-        <w:t>&lt;/version&gt;</w:t>
-      </w:r>
-      <w:r>
-        <w:rPr>
-          <w:color w:val="BCBEC4"/>
-        </w:rPr>
-        <w:br/>
-        <w:t xml:space="preserve">        &lt;</w:t>
-      </w:r>
-      <w:r>
-        <w:rPr>
-          <w:color w:val="16BAAC"/>
-        </w:rPr>
-        <w:t>scope</w:t>
-      </w:r>
-      <w:r>
-        <w:rPr>
-          <w:color w:val="BCBEC4"/>
-        </w:rPr>
-        <w:t>&gt;test&lt;/scope&gt;</w:t>
-      </w:r>
-      <w:r>
-        <w:rPr>
-          <w:color w:val="BCBEC4"/>
-        </w:rPr>
-        <w:br/>
-        <w:t xml:space="preserve">    &lt;/dependency&gt;</w:t>
-      </w:r>
-      <w:r>
-        <w:rPr>
-          <w:color w:val="BCBEC4"/>
-        </w:rPr>
-        <w:br/>
-        <w:t>&lt;/dependencies&gt;</w:t>
+          <w:sz w:val="22"/>
+        </w:rPr>
+      </w:pPr>
+      <w:r>
+        <w:rPr>
+          <w:color w:val="CF8E6D"/>
+          <w:sz w:val="22"/>
+        </w:rPr>
+        <w:t xml:space="preserve">interface </w:t>
+      </w:r>
+      <w:r>
+        <w:rPr>
+          <w:color w:val="BCBEC4"/>
+          <w:sz w:val="22"/>
+        </w:rPr>
+        <w:t>DataService{</w:t>
+      </w:r>
+      <w:r>
+        <w:rPr>
+          <w:color w:val="BCBEC4"/>
+          <w:sz w:val="22"/>
+        </w:rPr>
+        <w:br/>
+        <w:t xml:space="preserve">    </w:t>
+      </w:r>
+      <w:r>
+        <w:rPr>
+          <w:color w:val="CF8E6D"/>
+          <w:sz w:val="22"/>
+        </w:rPr>
+        <w:t>int</w:t>
+      </w:r>
+      <w:r>
+        <w:rPr>
+          <w:color w:val="BCBEC4"/>
+          <w:sz w:val="22"/>
+        </w:rPr>
+        <w:t xml:space="preserve">[] </w:t>
+      </w:r>
+      <w:r>
+        <w:rPr>
+          <w:color w:val="56A8F5"/>
+          <w:sz w:val="22"/>
+        </w:rPr>
+        <w:t>getAllData</w:t>
+      </w:r>
+      <w:r>
+        <w:rPr>
+          <w:color w:val="BCBEC4"/>
+          <w:sz w:val="22"/>
+        </w:rPr>
+        <w:t>();</w:t>
+      </w:r>
+      <w:r>
+        <w:rPr>
+          <w:color w:val="BCBEC4"/>
+          <w:sz w:val="22"/>
+        </w:rPr>
+        <w:br/>
+        <w:t>}</w:t>
+      </w:r>
+      <w:r>
+        <w:rPr>
+          <w:color w:val="BCBEC4"/>
+          <w:sz w:val="22"/>
+        </w:rPr>
+        <w:br/>
+      </w:r>
+      <w:r>
+        <w:rPr>
+          <w:color w:val="BCBEC4"/>
+          <w:sz w:val="22"/>
+        </w:rPr>
+        <w:br/>
+      </w:r>
+      <w:r>
+        <w:rPr>
+          <w:color w:val="CF8E6D"/>
+          <w:sz w:val="22"/>
+        </w:rPr>
+        <w:t xml:space="preserve">public class </w:t>
+      </w:r>
+      <w:r>
+        <w:rPr>
+          <w:color w:val="BCBEC4"/>
+          <w:sz w:val="22"/>
+        </w:rPr>
+        <w:t>BusinessLayer {</w:t>
+      </w:r>
+      <w:r>
+        <w:rPr>
+          <w:color w:val="BCBEC4"/>
+          <w:sz w:val="22"/>
+        </w:rPr>
+        <w:br/>
+        <w:t xml:space="preserve">    </w:t>
       </w:r>
     </w:p>
     <w:p>
@@ -10863,31 +10906,306 @@
         <w:shd w:val="clear" w:color="auto" w:fill="1E1F22"/>
         <w:rPr>
           <w:color w:val="BCBEC4"/>
-        </w:rPr>
-      </w:pPr>
-    </w:p>
-    <w:p>
-      <w:pPr>
-        <w:rPr>
-          <w:sz w:val="28"/>
-          <w:lang w:eastAsia="en-IN"/>
-        </w:rPr>
-      </w:pPr>
-    </w:p>
-    <w:p>
-      <w:pPr>
-        <w:rPr>
-          <w:sz w:val="28"/>
-          <w:lang w:eastAsia="en-IN"/>
-        </w:rPr>
-      </w:pPr>
-      <w:r>
-        <w:rPr>
-          <w:sz w:val="28"/>
-          <w:lang w:eastAsia="en-IN"/>
-        </w:rPr>
-        <w:lastRenderedPageBreak/>
-        <w:t>For gradle</w:t>
+          <w:sz w:val="22"/>
+        </w:rPr>
+      </w:pPr>
+      <w:r>
+        <w:rPr>
+          <w:color w:val="CF8E6D"/>
+          <w:sz w:val="22"/>
+        </w:rPr>
+        <w:t xml:space="preserve">private </w:t>
+      </w:r>
+      <w:r>
+        <w:rPr>
+          <w:color w:val="BCBEC4"/>
+          <w:sz w:val="22"/>
+        </w:rPr>
+        <w:t xml:space="preserve">DataService </w:t>
+      </w:r>
+      <w:r>
+        <w:rPr>
+          <w:color w:val="C77DBB"/>
+          <w:sz w:val="22"/>
+        </w:rPr>
+        <w:t>dataService</w:t>
+      </w:r>
+      <w:r>
+        <w:rPr>
+          <w:color w:val="BCBEC4"/>
+          <w:sz w:val="22"/>
+        </w:rPr>
+        <w:t>;</w:t>
+      </w:r>
+      <w:r>
+        <w:rPr>
+          <w:color w:val="BCBEC4"/>
+          <w:sz w:val="22"/>
+        </w:rPr>
+        <w:br/>
+      </w:r>
+      <w:r>
+        <w:rPr>
+          <w:color w:val="BCBEC4"/>
+          <w:sz w:val="22"/>
+        </w:rPr>
+        <w:br/>
+        <w:t xml:space="preserve">    </w:t>
+      </w:r>
+      <w:r>
+        <w:rPr>
+          <w:color w:val="CF8E6D"/>
+          <w:sz w:val="22"/>
+        </w:rPr>
+        <w:t xml:space="preserve">public </w:t>
+      </w:r>
+      <w:r>
+        <w:rPr>
+          <w:color w:val="56A8F5"/>
+          <w:sz w:val="22"/>
+        </w:rPr>
+        <w:t>BusinessLayer</w:t>
+      </w:r>
+      <w:r>
+        <w:rPr>
+          <w:color w:val="BCBEC4"/>
+          <w:sz w:val="22"/>
+        </w:rPr>
+        <w:t>(DataService dataService) {</w:t>
+      </w:r>
+      <w:r>
+        <w:rPr>
+          <w:color w:val="BCBEC4"/>
+          <w:sz w:val="22"/>
+        </w:rPr>
+        <w:br/>
+        <w:t xml:space="preserve">        </w:t>
+      </w:r>
+      <w:r>
+        <w:rPr>
+          <w:color w:val="CF8E6D"/>
+          <w:sz w:val="22"/>
+        </w:rPr>
+        <w:t>this</w:t>
+      </w:r>
+      <w:r>
+        <w:rPr>
+          <w:color w:val="BCBEC4"/>
+          <w:sz w:val="22"/>
+        </w:rPr>
+        <w:t>.</w:t>
+      </w:r>
+      <w:r>
+        <w:rPr>
+          <w:color w:val="C77DBB"/>
+          <w:sz w:val="22"/>
+        </w:rPr>
+        <w:t xml:space="preserve">dataService </w:t>
+      </w:r>
+      <w:r>
+        <w:rPr>
+          <w:color w:val="BCBEC4"/>
+          <w:sz w:val="22"/>
+        </w:rPr>
+        <w:t>= dataService;</w:t>
+      </w:r>
+      <w:r>
+        <w:rPr>
+          <w:color w:val="BCBEC4"/>
+          <w:sz w:val="22"/>
+        </w:rPr>
+        <w:br/>
+        <w:t xml:space="preserve">    }</w:t>
+      </w:r>
+      <w:r>
+        <w:rPr>
+          <w:color w:val="BCBEC4"/>
+          <w:sz w:val="22"/>
+        </w:rPr>
+        <w:br/>
+      </w:r>
+      <w:r>
+        <w:rPr>
+          <w:color w:val="BCBEC4"/>
+          <w:sz w:val="22"/>
+        </w:rPr>
+        <w:br/>
+        <w:t xml:space="preserve">    </w:t>
+      </w:r>
+      <w:r>
+        <w:rPr>
+          <w:color w:val="CF8E6D"/>
+          <w:sz w:val="22"/>
+        </w:rPr>
+        <w:t xml:space="preserve">public int </w:t>
+      </w:r>
+      <w:r>
+        <w:rPr>
+          <w:color w:val="56A8F5"/>
+          <w:sz w:val="22"/>
+        </w:rPr>
+        <w:t>getSumOfValues</w:t>
+      </w:r>
+      <w:r>
+        <w:rPr>
+          <w:color w:val="BCBEC4"/>
+          <w:sz w:val="22"/>
+        </w:rPr>
+        <w:t>() {</w:t>
+      </w:r>
+      <w:r>
+        <w:rPr>
+          <w:color w:val="BCBEC4"/>
+          <w:sz w:val="22"/>
+        </w:rPr>
+        <w:br/>
+        <w:t xml:space="preserve">        </w:t>
+      </w:r>
+      <w:r>
+        <w:rPr>
+          <w:color w:val="CF8E6D"/>
+          <w:sz w:val="22"/>
+        </w:rPr>
+        <w:t>int</w:t>
+      </w:r>
+      <w:r>
+        <w:rPr>
+          <w:color w:val="BCBEC4"/>
+          <w:sz w:val="22"/>
+        </w:rPr>
+        <w:t xml:space="preserve">[] arr = </w:t>
+      </w:r>
+      <w:r>
+        <w:rPr>
+          <w:color w:val="C77DBB"/>
+          <w:sz w:val="22"/>
+        </w:rPr>
+        <w:t>dataService</w:t>
+      </w:r>
+      <w:r>
+        <w:rPr>
+          <w:color w:val="BCBEC4"/>
+          <w:sz w:val="22"/>
+        </w:rPr>
+        <w:t>.getAllData();</w:t>
+      </w:r>
+      <w:r>
+        <w:rPr>
+          <w:color w:val="BCBEC4"/>
+          <w:sz w:val="22"/>
+        </w:rPr>
+        <w:br/>
+        <w:t xml:space="preserve">        </w:t>
+      </w:r>
+      <w:r>
+        <w:rPr>
+          <w:color w:val="CF8E6D"/>
+          <w:sz w:val="22"/>
+        </w:rPr>
+        <w:t xml:space="preserve">int </w:t>
+      </w:r>
+      <w:r>
+        <w:rPr>
+          <w:color w:val="BCBEC4"/>
+          <w:sz w:val="22"/>
+        </w:rPr>
+        <w:t xml:space="preserve">total = </w:t>
+      </w:r>
+      <w:r>
+        <w:rPr>
+          <w:color w:val="2AACB8"/>
+          <w:sz w:val="22"/>
+        </w:rPr>
+        <w:t>0</w:t>
+      </w:r>
+      <w:r>
+        <w:rPr>
+          <w:color w:val="BCBEC4"/>
+          <w:sz w:val="22"/>
+        </w:rPr>
+        <w:t>;</w:t>
+      </w:r>
+      <w:r>
+        <w:rPr>
+          <w:color w:val="BCBEC4"/>
+          <w:sz w:val="22"/>
+        </w:rPr>
+        <w:br/>
+        <w:t xml:space="preserve">        </w:t>
+      </w:r>
+      <w:r>
+        <w:rPr>
+          <w:color w:val="CF8E6D"/>
+          <w:sz w:val="22"/>
+        </w:rPr>
+        <w:t xml:space="preserve">for </w:t>
+      </w:r>
+      <w:r>
+        <w:rPr>
+          <w:color w:val="BCBEC4"/>
+          <w:sz w:val="22"/>
+        </w:rPr>
+        <w:t>(</w:t>
+      </w:r>
+      <w:r>
+        <w:rPr>
+          <w:color w:val="CF8E6D"/>
+          <w:sz w:val="22"/>
+        </w:rPr>
+        <w:t xml:space="preserve">int </w:t>
+      </w:r>
+      <w:r>
+        <w:rPr>
+          <w:color w:val="BCBEC4"/>
+          <w:sz w:val="22"/>
+        </w:rPr>
+        <w:t>ele : arr) {</w:t>
+      </w:r>
+      <w:r>
+        <w:rPr>
+          <w:color w:val="BCBEC4"/>
+          <w:sz w:val="22"/>
+        </w:rPr>
+        <w:br/>
+        <w:t xml:space="preserve">            total += ele;</w:t>
+      </w:r>
+      <w:r>
+        <w:rPr>
+          <w:color w:val="BCBEC4"/>
+          <w:sz w:val="22"/>
+        </w:rPr>
+        <w:br/>
+        <w:t xml:space="preserve">        }</w:t>
+      </w:r>
+      <w:r>
+        <w:rPr>
+          <w:color w:val="BCBEC4"/>
+          <w:sz w:val="22"/>
+        </w:rPr>
+        <w:br/>
+        <w:t xml:space="preserve">        </w:t>
+      </w:r>
+      <w:r>
+        <w:rPr>
+          <w:color w:val="CF8E6D"/>
+          <w:sz w:val="22"/>
+        </w:rPr>
+        <w:t xml:space="preserve">return </w:t>
+      </w:r>
+      <w:r>
+        <w:rPr>
+          <w:color w:val="BCBEC4"/>
+          <w:sz w:val="22"/>
+        </w:rPr>
+        <w:t>total;</w:t>
+      </w:r>
+      <w:r>
+        <w:rPr>
+          <w:color w:val="BCBEC4"/>
+          <w:sz w:val="22"/>
+        </w:rPr>
+        <w:br/>
+        <w:t xml:space="preserve">    }</w:t>
       </w:r>
     </w:p>
     <w:p>
@@ -10896,70 +11214,15 @@
         <w:shd w:val="clear" w:color="auto" w:fill="1E1F22"/>
         <w:rPr>
           <w:color w:val="BCBEC4"/>
-        </w:rPr>
-      </w:pPr>
-      <w:proofErr w:type="gramStart"/>
-      <w:r>
-        <w:rPr>
-          <w:color w:val="56A8F5"/>
-        </w:rPr>
-        <w:t>dependencies</w:t>
-      </w:r>
-      <w:proofErr w:type="gramEnd"/>
-      <w:r>
-        <w:rPr>
-          <w:color w:val="56A8F5"/>
-        </w:rPr>
-        <w:t xml:space="preserve"> </w:t>
-      </w:r>
-      <w:r>
-        <w:rPr>
-          <w:color w:val="BCBEC4"/>
-        </w:rPr>
-        <w:t>{</w:t>
-      </w:r>
-      <w:r>
-        <w:rPr>
-          <w:color w:val="BCBEC4"/>
-        </w:rPr>
-        <w:br/>
-        <w:t xml:space="preserve">    testImplementation </w:t>
-      </w:r>
-      <w:r>
-        <w:rPr>
-          <w:color w:val="6AAB73"/>
-        </w:rPr>
-        <w:t>'org.mockito:mockito-core:5.6.0'</w:t>
-      </w:r>
-      <w:r>
-        <w:rPr>
-          <w:color w:val="6AAB73"/>
-        </w:rPr>
-        <w:br/>
-        <w:t xml:space="preserve">    </w:t>
-      </w:r>
-      <w:r>
-        <w:rPr>
-          <w:color w:val="BCBEC4"/>
-        </w:rPr>
-        <w:t xml:space="preserve">testImplementation </w:t>
-      </w:r>
-      <w:r>
-        <w:rPr>
-          <w:color w:val="6AAB73"/>
-        </w:rPr>
-        <w:t>'org.mockito:mockito-junit-jupiter:5.6.0'</w:t>
-      </w:r>
-      <w:r>
-        <w:rPr>
-          <w:color w:val="6AAB73"/>
-        </w:rPr>
-        <w:br/>
-      </w:r>
-      <w:r>
-        <w:rPr>
-          <w:color w:val="BCBEC4"/>
-        </w:rPr>
+          <w:sz w:val="22"/>
+        </w:rPr>
+      </w:pPr>
+      <w:r>
+        <w:rPr>
+          <w:color w:val="BCBEC4"/>
+          <w:sz w:val="22"/>
+        </w:rPr>
+        <w:br/>
         <w:t>}</w:t>
       </w:r>
     </w:p>
@@ -10969,52 +11232,1218 @@
         <w:shd w:val="clear" w:color="auto" w:fill="1E1F22"/>
         <w:rPr>
           <w:color w:val="BCBEC4"/>
-        </w:rPr>
-      </w:pPr>
-    </w:p>
-    <w:p>
-      <w:pPr>
-        <w:rPr>
-          <w:sz w:val="28"/>
-          <w:lang w:eastAsia="en-IN"/>
-        </w:rPr>
-      </w:pPr>
-    </w:p>
-    <w:p>
-      <w:pPr>
-        <w:rPr>
-          <w:sz w:val="28"/>
-          <w:lang w:eastAsia="en-IN"/>
-        </w:rPr>
-      </w:pPr>
-      <w:r>
-        <w:rPr>
-          <w:sz w:val="28"/>
-          <w:lang w:eastAsia="en-IN"/>
-        </w:rPr>
-        <w:t>For spring project it defaults comes, so we don’t need to add that dependency for spring project.</w:t>
-      </w:r>
-    </w:p>
-    <w:p>
-      <w:pPr>
-        <w:rPr>
-          <w:sz w:val="28"/>
-          <w:lang w:eastAsia="en-IN"/>
-        </w:rPr>
-      </w:pPr>
-    </w:p>
-    <w:p>
-      <w:pPr>
-        <w:rPr>
-          <w:sz w:val="28"/>
-          <w:lang w:eastAsia="en-IN"/>
-        </w:rPr>
-      </w:pPr>
-    </w:p>
-    <w:p>
-      <w:pPr>
-        <w:rPr>
-          <w:sz w:val="28"/>
+          <w:sz w:val="22"/>
+        </w:rPr>
+      </w:pPr>
+    </w:p>
+    <w:p>
+      <w:pPr>
+        <w:rPr>
+          <w:sz w:val="28"/>
+          <w:lang w:eastAsia="en-IN"/>
+        </w:rPr>
+      </w:pPr>
+    </w:p>
+    <w:p>
+      <w:pPr>
+        <w:rPr>
+          <w:sz w:val="28"/>
+          <w:lang w:eastAsia="en-IN"/>
+        </w:rPr>
+      </w:pPr>
+      <w:r>
+        <w:rPr>
+          <w:sz w:val="28"/>
+          <w:lang w:eastAsia="en-IN"/>
+        </w:rPr>
+        <w:t xml:space="preserve">First testing by implementing </w:t>
+      </w:r>
+      <w:r>
+        <w:rPr>
+          <w:sz w:val="28"/>
+          <w:lang w:eastAsia="en-IN"/>
+        </w:rPr>
+        <w:t>DataService interface using real objects.</w:t>
+      </w:r>
+    </w:p>
+    <w:p>
+      <w:pPr>
+        <w:rPr>
+          <w:sz w:val="28"/>
+          <w:lang w:eastAsia="en-IN"/>
+        </w:rPr>
+      </w:pPr>
+      <w:r>
+        <w:rPr>
+          <w:sz w:val="28"/>
+          <w:lang w:eastAsia="en-IN"/>
+        </w:rPr>
+        <w:t>We are here using interface not class, as we want all types of different results from DataService to test all scenarios, but if we directly make it a class it will return same type of results.</w:t>
+      </w:r>
+    </w:p>
+    <w:p>
+      <w:pPr>
+        <w:rPr>
+          <w:sz w:val="28"/>
+          <w:lang w:eastAsia="en-IN"/>
+        </w:rPr>
+      </w:pPr>
+    </w:p>
+    <w:p>
+      <w:pPr>
+        <w:pStyle w:val="HTMLPreformatted"/>
+        <w:shd w:val="clear" w:color="auto" w:fill="1E1F22"/>
+        <w:rPr>
+          <w:color w:val="7A7E85"/>
+        </w:rPr>
+      </w:pPr>
+      <w:r>
+        <w:rPr>
+          <w:color w:val="7A7E85"/>
+        </w:rPr>
+        <w:lastRenderedPageBreak/>
+        <w:t>//using Real class</w:t>
+      </w:r>
+    </w:p>
+    <w:p>
+      <w:pPr>
+        <w:pStyle w:val="HTMLPreformatted"/>
+        <w:shd w:val="clear" w:color="auto" w:fill="1E1F22"/>
+        <w:rPr>
+          <w:color w:val="BCBEC4"/>
+          <w:sz w:val="22"/>
+        </w:rPr>
+      </w:pPr>
+      <w:r>
+        <w:rPr>
+          <w:color w:val="7A7E85"/>
+          <w:sz w:val="22"/>
+        </w:rPr>
+        <w:br/>
+      </w:r>
+      <w:r>
+        <w:rPr>
+          <w:color w:val="CF8E6D"/>
+          <w:sz w:val="22"/>
+        </w:rPr>
+        <w:t xml:space="preserve">class </w:t>
+      </w:r>
+      <w:r>
+        <w:rPr>
+          <w:color w:val="BCBEC4"/>
+          <w:sz w:val="22"/>
+        </w:rPr>
+        <w:t>BusinessLayerTest {</w:t>
+      </w:r>
+      <w:r>
+        <w:rPr>
+          <w:color w:val="BCBEC4"/>
+          <w:sz w:val="22"/>
+        </w:rPr>
+        <w:br/>
+      </w:r>
+      <w:r>
+        <w:rPr>
+          <w:color w:val="BCBEC4"/>
+          <w:sz w:val="22"/>
+        </w:rPr>
+        <w:br/>
+        <w:t xml:space="preserve">    </w:t>
+      </w:r>
+      <w:r>
+        <w:rPr>
+          <w:color w:val="B3AE60"/>
+          <w:sz w:val="22"/>
+        </w:rPr>
+        <w:t>@Test</w:t>
+      </w:r>
+      <w:r>
+        <w:rPr>
+          <w:color w:val="B3AE60"/>
+          <w:sz w:val="22"/>
+        </w:rPr>
+        <w:br/>
+        <w:t xml:space="preserve">    </w:t>
+      </w:r>
+      <w:r>
+        <w:rPr>
+          <w:color w:val="CF8E6D"/>
+          <w:sz w:val="22"/>
+        </w:rPr>
+        <w:t xml:space="preserve">void </w:t>
+      </w:r>
+      <w:r>
+        <w:rPr>
+          <w:color w:val="56A8F5"/>
+          <w:sz w:val="22"/>
+        </w:rPr>
+        <w:t>test</w:t>
+      </w:r>
+      <w:r>
+        <w:rPr>
+          <w:color w:val="BCBEC4"/>
+          <w:sz w:val="22"/>
+        </w:rPr>
+        <w:t>(){</w:t>
+      </w:r>
+      <w:r>
+        <w:rPr>
+          <w:color w:val="BCBEC4"/>
+          <w:sz w:val="22"/>
+        </w:rPr>
+        <w:br/>
+        <w:t xml:space="preserve">        DataServiceClass dataServiceObject1 = </w:t>
+      </w:r>
+      <w:r>
+        <w:rPr>
+          <w:color w:val="CF8E6D"/>
+          <w:sz w:val="22"/>
+        </w:rPr>
+        <w:t xml:space="preserve">new </w:t>
+      </w:r>
+      <w:r>
+        <w:rPr>
+          <w:color w:val="BCBEC4"/>
+          <w:sz w:val="22"/>
+        </w:rPr>
+        <w:t>DataServiceClass();</w:t>
+      </w:r>
+      <w:r>
+        <w:rPr>
+          <w:color w:val="BCBEC4"/>
+          <w:sz w:val="22"/>
+        </w:rPr>
+        <w:br/>
+        <w:t xml:space="preserve">        BusinessLayer bs = </w:t>
+      </w:r>
+      <w:r>
+        <w:rPr>
+          <w:color w:val="CF8E6D"/>
+          <w:sz w:val="22"/>
+        </w:rPr>
+        <w:t xml:space="preserve">new </w:t>
+      </w:r>
+      <w:r>
+        <w:rPr>
+          <w:color w:val="BCBEC4"/>
+          <w:sz w:val="22"/>
+        </w:rPr>
+        <w:t>BusinessLayer(dataServiceObject1);</w:t>
+      </w:r>
+      <w:r>
+        <w:rPr>
+          <w:color w:val="BCBEC4"/>
+          <w:sz w:val="22"/>
+        </w:rPr>
+        <w:br/>
+        <w:t xml:space="preserve">        </w:t>
+      </w:r>
+      <w:r>
+        <w:rPr>
+          <w:i/>
+          <w:iCs/>
+          <w:color w:val="BCBEC4"/>
+          <w:sz w:val="22"/>
+        </w:rPr>
+        <w:t>assertEquals</w:t>
+      </w:r>
+      <w:r>
+        <w:rPr>
+          <w:color w:val="BCBEC4"/>
+          <w:sz w:val="22"/>
+        </w:rPr>
+        <w:t>(</w:t>
+      </w:r>
+      <w:r>
+        <w:rPr>
+          <w:color w:val="2AACB8"/>
+          <w:sz w:val="22"/>
+        </w:rPr>
+        <w:t>42</w:t>
+      </w:r>
+      <w:r>
+        <w:rPr>
+          <w:color w:val="BCBEC4"/>
+          <w:sz w:val="22"/>
+        </w:rPr>
+        <w:t>,bs.getSumOfValues());</w:t>
+      </w:r>
+      <w:r>
+        <w:rPr>
+          <w:color w:val="BCBEC4"/>
+          <w:sz w:val="22"/>
+        </w:rPr>
+        <w:br/>
+        <w:t xml:space="preserve">    }</w:t>
+      </w:r>
+      <w:r>
+        <w:rPr>
+          <w:color w:val="BCBEC4"/>
+          <w:sz w:val="22"/>
+        </w:rPr>
+        <w:br/>
+      </w:r>
+      <w:r>
+        <w:rPr>
+          <w:color w:val="BCBEC4"/>
+          <w:sz w:val="22"/>
+        </w:rPr>
+        <w:br/>
+        <w:t xml:space="preserve">    </w:t>
+      </w:r>
+      <w:r>
+        <w:rPr>
+          <w:color w:val="B3AE60"/>
+          <w:sz w:val="22"/>
+        </w:rPr>
+        <w:t>@Test</w:t>
+      </w:r>
+      <w:r>
+        <w:rPr>
+          <w:color w:val="B3AE60"/>
+          <w:sz w:val="22"/>
+        </w:rPr>
+        <w:br/>
+        <w:t xml:space="preserve">    </w:t>
+      </w:r>
+      <w:r>
+        <w:rPr>
+          <w:color w:val="CF8E6D"/>
+          <w:sz w:val="22"/>
+        </w:rPr>
+        <w:t xml:space="preserve">void </w:t>
+      </w:r>
+      <w:r>
+        <w:rPr>
+          <w:color w:val="56A8F5"/>
+          <w:sz w:val="22"/>
+        </w:rPr>
+        <w:t>test2</w:t>
+      </w:r>
+      <w:r>
+        <w:rPr>
+          <w:color w:val="BCBEC4"/>
+          <w:sz w:val="22"/>
+        </w:rPr>
+        <w:t>(){</w:t>
+      </w:r>
+      <w:r>
+        <w:rPr>
+          <w:color w:val="BCBEC4"/>
+          <w:sz w:val="22"/>
+        </w:rPr>
+        <w:br/>
+        <w:t xml:space="preserve">        DataServiceClass2 dataServiceObject2 = </w:t>
+      </w:r>
+      <w:r>
+        <w:rPr>
+          <w:color w:val="CF8E6D"/>
+          <w:sz w:val="22"/>
+        </w:rPr>
+        <w:t xml:space="preserve">new </w:t>
+      </w:r>
+      <w:r>
+        <w:rPr>
+          <w:color w:val="BCBEC4"/>
+          <w:sz w:val="22"/>
+        </w:rPr>
+        <w:t>DataServiceClass2();</w:t>
+      </w:r>
+      <w:r>
+        <w:rPr>
+          <w:color w:val="BCBEC4"/>
+          <w:sz w:val="22"/>
+        </w:rPr>
+        <w:br/>
+        <w:t xml:space="preserve">        BusinessLayer bs2 = </w:t>
+      </w:r>
+      <w:r>
+        <w:rPr>
+          <w:color w:val="CF8E6D"/>
+          <w:sz w:val="22"/>
+        </w:rPr>
+        <w:t xml:space="preserve">new </w:t>
+      </w:r>
+      <w:r>
+        <w:rPr>
+          <w:color w:val="BCBEC4"/>
+          <w:sz w:val="22"/>
+        </w:rPr>
+        <w:t>BusinessLayer(dataServiceObject2);</w:t>
+      </w:r>
+      <w:r>
+        <w:rPr>
+          <w:color w:val="BCBEC4"/>
+          <w:sz w:val="22"/>
+        </w:rPr>
+        <w:br/>
+        <w:t xml:space="preserve">        </w:t>
+      </w:r>
+      <w:r>
+        <w:rPr>
+          <w:i/>
+          <w:iCs/>
+          <w:color w:val="BCBEC4"/>
+          <w:sz w:val="22"/>
+        </w:rPr>
+        <w:t>assertEquals</w:t>
+      </w:r>
+      <w:r>
+        <w:rPr>
+          <w:color w:val="BCBEC4"/>
+          <w:sz w:val="22"/>
+        </w:rPr>
+        <w:t>(</w:t>
+      </w:r>
+      <w:r>
+        <w:rPr>
+          <w:color w:val="2AACB8"/>
+          <w:sz w:val="22"/>
+        </w:rPr>
+        <w:t>8</w:t>
+      </w:r>
+      <w:r>
+        <w:rPr>
+          <w:color w:val="BCBEC4"/>
+          <w:sz w:val="22"/>
+        </w:rPr>
+        <w:t>,bs2.getSumOfValues());</w:t>
+      </w:r>
+      <w:r>
+        <w:rPr>
+          <w:color w:val="BCBEC4"/>
+          <w:sz w:val="22"/>
+        </w:rPr>
+        <w:br/>
+        <w:t xml:space="preserve">    }</w:t>
+      </w:r>
+      <w:r>
+        <w:rPr>
+          <w:color w:val="BCBEC4"/>
+          <w:sz w:val="22"/>
+        </w:rPr>
+        <w:br/>
+      </w:r>
+      <w:r>
+        <w:rPr>
+          <w:color w:val="BCBEC4"/>
+          <w:sz w:val="22"/>
+        </w:rPr>
+        <w:br/>
+      </w:r>
+      <w:r>
+        <w:rPr>
+          <w:color w:val="BCBEC4"/>
+          <w:sz w:val="22"/>
+        </w:rPr>
+        <w:br/>
+        <w:t>}</w:t>
+      </w:r>
+      <w:r>
+        <w:rPr>
+          <w:color w:val="BCBEC4"/>
+          <w:sz w:val="22"/>
+        </w:rPr>
+        <w:br/>
+      </w:r>
+      <w:r>
+        <w:rPr>
+          <w:color w:val="CF8E6D"/>
+          <w:sz w:val="22"/>
+        </w:rPr>
+        <w:t xml:space="preserve">class </w:t>
+      </w:r>
+      <w:r>
+        <w:rPr>
+          <w:color w:val="BCBEC4"/>
+          <w:sz w:val="22"/>
+        </w:rPr>
+        <w:t xml:space="preserve">DataServiceClass </w:t>
+      </w:r>
+      <w:r>
+        <w:rPr>
+          <w:color w:val="CF8E6D"/>
+          <w:sz w:val="22"/>
+        </w:rPr>
+        <w:t xml:space="preserve">implements </w:t>
+      </w:r>
+      <w:r>
+        <w:rPr>
+          <w:color w:val="BCBEC4"/>
+          <w:sz w:val="22"/>
+        </w:rPr>
+        <w:t>DataService{</w:t>
+      </w:r>
+      <w:r>
+        <w:rPr>
+          <w:color w:val="BCBEC4"/>
+          <w:sz w:val="22"/>
+        </w:rPr>
+        <w:br/>
+        <w:t xml:space="preserve">    </w:t>
+      </w:r>
+      <w:r>
+        <w:rPr>
+          <w:color w:val="B3AE60"/>
+          <w:sz w:val="22"/>
+        </w:rPr>
+        <w:t>@Override</w:t>
+      </w:r>
+      <w:r>
+        <w:rPr>
+          <w:color w:val="B3AE60"/>
+          <w:sz w:val="22"/>
+        </w:rPr>
+        <w:br/>
+        <w:t xml:space="preserve">    </w:t>
+      </w:r>
+      <w:r>
+        <w:rPr>
+          <w:color w:val="CF8E6D"/>
+          <w:sz w:val="22"/>
+        </w:rPr>
+        <w:t>public int</w:t>
+      </w:r>
+      <w:r>
+        <w:rPr>
+          <w:color w:val="BCBEC4"/>
+          <w:sz w:val="22"/>
+        </w:rPr>
+        <w:t xml:space="preserve">[] </w:t>
+      </w:r>
+      <w:r>
+        <w:rPr>
+          <w:color w:val="56A8F5"/>
+          <w:sz w:val="22"/>
+        </w:rPr>
+        <w:t>getAllData</w:t>
+      </w:r>
+      <w:r>
+        <w:rPr>
+          <w:color w:val="BCBEC4"/>
+          <w:sz w:val="22"/>
+        </w:rPr>
+        <w:t>() {</w:t>
+      </w:r>
+      <w:r>
+        <w:rPr>
+          <w:color w:val="BCBEC4"/>
+          <w:sz w:val="22"/>
+        </w:rPr>
+        <w:br/>
+        <w:t xml:space="preserve">        </w:t>
+      </w:r>
+      <w:r>
+        <w:rPr>
+          <w:color w:val="CF8E6D"/>
+          <w:sz w:val="22"/>
+        </w:rPr>
+        <w:t>return new int</w:t>
+      </w:r>
+      <w:r>
+        <w:rPr>
+          <w:color w:val="BCBEC4"/>
+          <w:sz w:val="22"/>
+        </w:rPr>
+        <w:t>[]{</w:t>
+      </w:r>
+      <w:r>
+        <w:rPr>
+          <w:color w:val="2AACB8"/>
+          <w:sz w:val="22"/>
+        </w:rPr>
+        <w:t>12</w:t>
+      </w:r>
+      <w:r>
+        <w:rPr>
+          <w:color w:val="BCBEC4"/>
+          <w:sz w:val="22"/>
+        </w:rPr>
+        <w:t>,</w:t>
+      </w:r>
+      <w:r>
+        <w:rPr>
+          <w:color w:val="2AACB8"/>
+          <w:sz w:val="22"/>
+        </w:rPr>
+        <w:t>14</w:t>
+      </w:r>
+      <w:r>
+        <w:rPr>
+          <w:color w:val="BCBEC4"/>
+          <w:sz w:val="22"/>
+        </w:rPr>
+        <w:t>,</w:t>
+      </w:r>
+      <w:r>
+        <w:rPr>
+          <w:color w:val="2AACB8"/>
+          <w:sz w:val="22"/>
+        </w:rPr>
+        <w:t>16</w:t>
+      </w:r>
+      <w:r>
+        <w:rPr>
+          <w:color w:val="BCBEC4"/>
+          <w:sz w:val="22"/>
+        </w:rPr>
+        <w:t>};</w:t>
+      </w:r>
+      <w:r>
+        <w:rPr>
+          <w:color w:val="BCBEC4"/>
+          <w:sz w:val="22"/>
+        </w:rPr>
+        <w:br/>
+        <w:t xml:space="preserve">    }</w:t>
+      </w:r>
+      <w:r>
+        <w:rPr>
+          <w:color w:val="BCBEC4"/>
+          <w:sz w:val="22"/>
+        </w:rPr>
+        <w:br/>
+        <w:t>}</w:t>
+      </w:r>
+      <w:r>
+        <w:rPr>
+          <w:color w:val="BCBEC4"/>
+          <w:sz w:val="22"/>
+        </w:rPr>
+        <w:br/>
+      </w:r>
+      <w:r>
+        <w:rPr>
+          <w:color w:val="BCBEC4"/>
+          <w:sz w:val="22"/>
+        </w:rPr>
+        <w:br/>
+      </w:r>
+      <w:r>
+        <w:rPr>
+          <w:color w:val="CF8E6D"/>
+          <w:sz w:val="22"/>
+        </w:rPr>
+        <w:t xml:space="preserve">class </w:t>
+      </w:r>
+      <w:r>
+        <w:rPr>
+          <w:color w:val="BCBEC4"/>
+          <w:sz w:val="22"/>
+        </w:rPr>
+        <w:t xml:space="preserve">DataServiceClass2 </w:t>
+      </w:r>
+      <w:r>
+        <w:rPr>
+          <w:color w:val="CF8E6D"/>
+          <w:sz w:val="22"/>
+        </w:rPr>
+        <w:t xml:space="preserve">implements </w:t>
+      </w:r>
+      <w:r>
+        <w:rPr>
+          <w:color w:val="BCBEC4"/>
+          <w:sz w:val="22"/>
+        </w:rPr>
+        <w:t>DataService{</w:t>
+      </w:r>
+      <w:r>
+        <w:rPr>
+          <w:color w:val="BCBEC4"/>
+          <w:sz w:val="22"/>
+        </w:rPr>
+        <w:br/>
+        <w:t xml:space="preserve">    </w:t>
+      </w:r>
+      <w:r>
+        <w:rPr>
+          <w:color w:val="B3AE60"/>
+          <w:sz w:val="22"/>
+        </w:rPr>
+        <w:t>@Override</w:t>
+      </w:r>
+      <w:r>
+        <w:rPr>
+          <w:color w:val="B3AE60"/>
+          <w:sz w:val="22"/>
+        </w:rPr>
+        <w:br/>
+        <w:t xml:space="preserve">    </w:t>
+      </w:r>
+      <w:r>
+        <w:rPr>
+          <w:color w:val="CF8E6D"/>
+          <w:sz w:val="22"/>
+        </w:rPr>
+        <w:t>public int</w:t>
+      </w:r>
+      <w:r>
+        <w:rPr>
+          <w:color w:val="BCBEC4"/>
+          <w:sz w:val="22"/>
+        </w:rPr>
+        <w:t xml:space="preserve">[] </w:t>
+      </w:r>
+      <w:r>
+        <w:rPr>
+          <w:color w:val="56A8F5"/>
+          <w:sz w:val="22"/>
+        </w:rPr>
+        <w:t>getAllData</w:t>
+      </w:r>
+      <w:r>
+        <w:rPr>
+          <w:color w:val="BCBEC4"/>
+          <w:sz w:val="22"/>
+        </w:rPr>
+        <w:t>() {</w:t>
+      </w:r>
+      <w:r>
+        <w:rPr>
+          <w:color w:val="BCBEC4"/>
+          <w:sz w:val="22"/>
+        </w:rPr>
+        <w:br/>
+        <w:t xml:space="preserve">        </w:t>
+      </w:r>
+      <w:r>
+        <w:rPr>
+          <w:color w:val="CF8E6D"/>
+          <w:sz w:val="22"/>
+        </w:rPr>
+        <w:t>return new int</w:t>
+      </w:r>
+      <w:r>
+        <w:rPr>
+          <w:color w:val="BCBEC4"/>
+          <w:sz w:val="22"/>
+        </w:rPr>
+        <w:t>[]{</w:t>
+      </w:r>
+      <w:r>
+        <w:rPr>
+          <w:color w:val="2AACB8"/>
+          <w:sz w:val="22"/>
+        </w:rPr>
+        <w:t>3</w:t>
+      </w:r>
+      <w:r>
+        <w:rPr>
+          <w:color w:val="BCBEC4"/>
+          <w:sz w:val="22"/>
+        </w:rPr>
+        <w:t>,</w:t>
+      </w:r>
+      <w:r>
+        <w:rPr>
+          <w:color w:val="2AACB8"/>
+          <w:sz w:val="22"/>
+        </w:rPr>
+        <w:t>5</w:t>
+      </w:r>
+      <w:r>
+        <w:rPr>
+          <w:color w:val="BCBEC4"/>
+          <w:sz w:val="22"/>
+        </w:rPr>
+        <w:t>};</w:t>
+      </w:r>
+      <w:r>
+        <w:rPr>
+          <w:color w:val="BCBEC4"/>
+          <w:sz w:val="22"/>
+        </w:rPr>
+        <w:br/>
+        <w:t xml:space="preserve">    }</w:t>
+      </w:r>
+      <w:r>
+        <w:rPr>
+          <w:color w:val="BCBEC4"/>
+          <w:sz w:val="22"/>
+        </w:rPr>
+        <w:br/>
+        <w:t>}</w:t>
+      </w:r>
+    </w:p>
+    <w:p>
+      <w:pPr>
+        <w:pStyle w:val="HTMLPreformatted"/>
+        <w:shd w:val="clear" w:color="auto" w:fill="1E1F22"/>
+        <w:rPr>
+          <w:color w:val="BCBEC4"/>
+          <w:sz w:val="22"/>
+        </w:rPr>
+      </w:pPr>
+    </w:p>
+    <w:p>
+      <w:pPr>
+        <w:rPr>
+          <w:sz w:val="32"/>
+          <w:lang w:eastAsia="en-IN"/>
+        </w:rPr>
+      </w:pPr>
+    </w:p>
+    <w:p>
+      <w:pPr>
+        <w:rPr>
+          <w:sz w:val="28"/>
+          <w:lang w:eastAsia="en-IN"/>
+        </w:rPr>
+      </w:pPr>
+      <w:r>
+        <w:rPr>
+          <w:sz w:val="28"/>
+          <w:lang w:eastAsia="en-IN"/>
+        </w:rPr>
+        <w:t xml:space="preserve">In above example, just to get different data for testing, we are required to </w:t>
+      </w:r>
+      <w:r>
+        <w:rPr>
+          <w:sz w:val="28"/>
+          <w:lang w:eastAsia="en-IN"/>
+        </w:rPr>
+        <w:t>create a new class. That will make our code complex and slow. Therefore to solve this issue we will use Mock.</w:t>
+      </w:r>
+    </w:p>
+    <w:p>
+      <w:pPr>
+        <w:pStyle w:val="HTMLPreformatted"/>
+        <w:shd w:val="clear" w:color="auto" w:fill="1E1F22"/>
+        <w:rPr>
+          <w:color w:val="7A7E85"/>
+          <w:sz w:val="22"/>
+        </w:rPr>
+      </w:pPr>
+      <w:r>
+        <w:rPr>
+          <w:color w:val="BCBEC4"/>
+        </w:rPr>
+        <w:br/>
+      </w:r>
+      <w:r>
+        <w:rPr>
+          <w:color w:val="7A7E85"/>
+          <w:sz w:val="22"/>
+        </w:rPr>
+        <w:t>//using mock</w:t>
+      </w:r>
+    </w:p>
+    <w:p>
+      <w:pPr>
+        <w:pStyle w:val="HTMLPreformatted"/>
+        <w:shd w:val="clear" w:color="auto" w:fill="1E1F22"/>
+        <w:rPr>
+          <w:color w:val="BCBEC4"/>
+          <w:sz w:val="22"/>
+        </w:rPr>
+      </w:pPr>
+      <w:r>
+        <w:rPr>
+          <w:color w:val="7A7E85"/>
+          <w:sz w:val="22"/>
+        </w:rPr>
+        <w:br/>
+      </w:r>
+      <w:r>
+        <w:rPr>
+          <w:color w:val="CF8E6D"/>
+          <w:sz w:val="22"/>
+        </w:rPr>
+        <w:t xml:space="preserve">class </w:t>
+      </w:r>
+      <w:r>
+        <w:rPr>
+          <w:color w:val="BCBEC4"/>
+          <w:sz w:val="22"/>
+        </w:rPr>
+        <w:t>BusinessLayerTest2 {</w:t>
+      </w:r>
+      <w:r>
+        <w:rPr>
+          <w:color w:val="BCBEC4"/>
+          <w:sz w:val="22"/>
+        </w:rPr>
+        <w:br/>
+      </w:r>
+      <w:r>
+        <w:rPr>
+          <w:color w:val="BCBEC4"/>
+          <w:sz w:val="22"/>
+        </w:rPr>
+        <w:br/>
+        <w:t xml:space="preserve">    </w:t>
+      </w:r>
+      <w:r>
+        <w:rPr>
+          <w:color w:val="B3AE60"/>
+          <w:sz w:val="22"/>
+        </w:rPr>
+        <w:t>@Test</w:t>
+      </w:r>
+      <w:r>
+        <w:rPr>
+          <w:color w:val="B3AE60"/>
+          <w:sz w:val="22"/>
+        </w:rPr>
+        <w:br/>
+        <w:t xml:space="preserve">    </w:t>
+      </w:r>
+      <w:r>
+        <w:rPr>
+          <w:color w:val="CF8E6D"/>
+          <w:sz w:val="22"/>
+        </w:rPr>
+        <w:t xml:space="preserve">void </w:t>
+      </w:r>
+      <w:r>
+        <w:rPr>
+          <w:color w:val="56A8F5"/>
+          <w:sz w:val="22"/>
+        </w:rPr>
+        <w:t>test</w:t>
+      </w:r>
+      <w:r>
+        <w:rPr>
+          <w:color w:val="BCBEC4"/>
+          <w:sz w:val="22"/>
+        </w:rPr>
+        <w:t>() {</w:t>
+      </w:r>
+      <w:r>
+        <w:rPr>
+          <w:color w:val="BCBEC4"/>
+          <w:sz w:val="22"/>
+        </w:rPr>
+        <w:br/>
+        <w:t xml:space="preserve">        DataService dataServiceMock = </w:t>
+      </w:r>
+      <w:r>
+        <w:rPr>
+          <w:i/>
+          <w:iCs/>
+          <w:color w:val="BCBEC4"/>
+          <w:sz w:val="22"/>
+        </w:rPr>
+        <w:t>mock</w:t>
+      </w:r>
+      <w:r>
+        <w:rPr>
+          <w:color w:val="BCBEC4"/>
+          <w:sz w:val="22"/>
+        </w:rPr>
+        <w:t>(DataService.</w:t>
+      </w:r>
+      <w:r>
+        <w:rPr>
+          <w:color w:val="CF8E6D"/>
+          <w:sz w:val="22"/>
+        </w:rPr>
+        <w:t>class</w:t>
+      </w:r>
+      <w:r>
+        <w:rPr>
+          <w:color w:val="BCBEC4"/>
+          <w:sz w:val="22"/>
+        </w:rPr>
+        <w:t>);</w:t>
+      </w:r>
+      <w:r>
+        <w:rPr>
+          <w:color w:val="BCBEC4"/>
+          <w:sz w:val="22"/>
+        </w:rPr>
+        <w:br/>
+        <w:t xml:space="preserve">        BusinessLayer bs = </w:t>
+      </w:r>
+      <w:r>
+        <w:rPr>
+          <w:color w:val="CF8E6D"/>
+          <w:sz w:val="22"/>
+        </w:rPr>
+        <w:t xml:space="preserve">new </w:t>
+      </w:r>
+      <w:r>
+        <w:rPr>
+          <w:color w:val="BCBEC4"/>
+          <w:sz w:val="22"/>
+        </w:rPr>
+        <w:t>BusinessLayer(dataServiceMock);</w:t>
+      </w:r>
+      <w:r>
+        <w:rPr>
+          <w:color w:val="BCBEC4"/>
+          <w:sz w:val="22"/>
+        </w:rPr>
+        <w:br/>
+        <w:t xml:space="preserve">        </w:t>
+      </w:r>
+      <w:r>
+        <w:rPr>
+          <w:i/>
+          <w:iCs/>
+          <w:color w:val="BCBEC4"/>
+          <w:sz w:val="22"/>
+        </w:rPr>
+        <w:t>when</w:t>
+      </w:r>
+      <w:r>
+        <w:rPr>
+          <w:color w:val="BCBEC4"/>
+          <w:sz w:val="22"/>
+        </w:rPr>
+        <w:t>(dataServiceMock.getAllData()).thenReturn(</w:t>
+      </w:r>
+      <w:r>
+        <w:rPr>
+          <w:color w:val="CF8E6D"/>
+          <w:sz w:val="22"/>
+        </w:rPr>
+        <w:t>new int</w:t>
+      </w:r>
+      <w:r>
+        <w:rPr>
+          <w:color w:val="BCBEC4"/>
+          <w:sz w:val="22"/>
+        </w:rPr>
+        <w:t>[]{</w:t>
+      </w:r>
+      <w:r>
+        <w:rPr>
+          <w:color w:val="2AACB8"/>
+          <w:sz w:val="22"/>
+        </w:rPr>
+        <w:t>12</w:t>
+      </w:r>
+      <w:r>
+        <w:rPr>
+          <w:color w:val="BCBEC4"/>
+          <w:sz w:val="22"/>
+        </w:rPr>
+        <w:t>,</w:t>
+      </w:r>
+      <w:r>
+        <w:rPr>
+          <w:color w:val="2AACB8"/>
+          <w:sz w:val="22"/>
+        </w:rPr>
+        <w:t>14</w:t>
+      </w:r>
+      <w:r>
+        <w:rPr>
+          <w:color w:val="BCBEC4"/>
+          <w:sz w:val="22"/>
+        </w:rPr>
+        <w:t>,</w:t>
+      </w:r>
+      <w:r>
+        <w:rPr>
+          <w:color w:val="2AACB8"/>
+          <w:sz w:val="22"/>
+        </w:rPr>
+        <w:t>16</w:t>
+      </w:r>
+      <w:r>
+        <w:rPr>
+          <w:color w:val="BCBEC4"/>
+          <w:sz w:val="22"/>
+        </w:rPr>
+        <w:t>});</w:t>
+      </w:r>
+      <w:r>
+        <w:rPr>
+          <w:color w:val="BCBEC4"/>
+          <w:sz w:val="22"/>
+        </w:rPr>
+        <w:br/>
+        <w:t xml:space="preserve">        </w:t>
+      </w:r>
+      <w:r>
+        <w:rPr>
+          <w:i/>
+          <w:iCs/>
+          <w:color w:val="BCBEC4"/>
+          <w:sz w:val="22"/>
+        </w:rPr>
+        <w:t>assertEquals</w:t>
+      </w:r>
+      <w:r>
+        <w:rPr>
+          <w:color w:val="BCBEC4"/>
+          <w:sz w:val="22"/>
+        </w:rPr>
+        <w:t>(</w:t>
+      </w:r>
+      <w:r>
+        <w:rPr>
+          <w:color w:val="2AACB8"/>
+          <w:sz w:val="22"/>
+        </w:rPr>
+        <w:t>42</w:t>
+      </w:r>
+      <w:r>
+        <w:rPr>
+          <w:color w:val="BCBEC4"/>
+          <w:sz w:val="22"/>
+        </w:rPr>
+        <w:t>, bs.getSumOfValues());</w:t>
+      </w:r>
+      <w:r>
+        <w:rPr>
+          <w:color w:val="BCBEC4"/>
+          <w:sz w:val="22"/>
+        </w:rPr>
+        <w:br/>
+        <w:t xml:space="preserve">        </w:t>
+      </w:r>
+      <w:r>
+        <w:rPr>
+          <w:color w:val="7A7E85"/>
+          <w:sz w:val="22"/>
+        </w:rPr>
+        <w:t>//Case 2</w:t>
+      </w:r>
+      <w:r>
+        <w:rPr>
+          <w:color w:val="7A7E85"/>
+          <w:sz w:val="22"/>
+        </w:rPr>
+        <w:br/>
+        <w:t xml:space="preserve">        </w:t>
+      </w:r>
+      <w:r>
+        <w:rPr>
+          <w:i/>
+          <w:iCs/>
+          <w:color w:val="BCBEC4"/>
+          <w:sz w:val="22"/>
+        </w:rPr>
+        <w:t>when</w:t>
+      </w:r>
+      <w:r>
+        <w:rPr>
+          <w:color w:val="BCBEC4"/>
+          <w:sz w:val="22"/>
+        </w:rPr>
+        <w:t>(dataServiceMock.getAllData()).thenReturn(</w:t>
+      </w:r>
+      <w:r>
+        <w:rPr>
+          <w:color w:val="CF8E6D"/>
+          <w:sz w:val="22"/>
+        </w:rPr>
+        <w:t>new int</w:t>
+      </w:r>
+      <w:r>
+        <w:rPr>
+          <w:color w:val="BCBEC4"/>
+          <w:sz w:val="22"/>
+        </w:rPr>
+        <w:t>[]{</w:t>
+      </w:r>
+      <w:r>
+        <w:rPr>
+          <w:color w:val="2AACB8"/>
+          <w:sz w:val="22"/>
+        </w:rPr>
+        <w:t>3</w:t>
+      </w:r>
+      <w:r>
+        <w:rPr>
+          <w:color w:val="BCBEC4"/>
+          <w:sz w:val="22"/>
+        </w:rPr>
+        <w:t>,</w:t>
+      </w:r>
+      <w:r>
+        <w:rPr>
+          <w:color w:val="2AACB8"/>
+          <w:sz w:val="22"/>
+        </w:rPr>
+        <w:t>5</w:t>
+      </w:r>
+      <w:r>
+        <w:rPr>
+          <w:color w:val="BCBEC4"/>
+          <w:sz w:val="22"/>
+        </w:rPr>
+        <w:t>});</w:t>
+      </w:r>
+      <w:r>
+        <w:rPr>
+          <w:color w:val="BCBEC4"/>
+          <w:sz w:val="22"/>
+        </w:rPr>
+        <w:br/>
+        <w:t xml:space="preserve">        </w:t>
+      </w:r>
+      <w:r>
+        <w:rPr>
+          <w:i/>
+          <w:iCs/>
+          <w:color w:val="BCBEC4"/>
+          <w:sz w:val="22"/>
+        </w:rPr>
+        <w:t>assertEquals</w:t>
+      </w:r>
+      <w:r>
+        <w:rPr>
+          <w:color w:val="BCBEC4"/>
+          <w:sz w:val="22"/>
+        </w:rPr>
+        <w:t>(</w:t>
+      </w:r>
+      <w:r>
+        <w:rPr>
+          <w:color w:val="2AACB8"/>
+          <w:sz w:val="22"/>
+        </w:rPr>
+        <w:t>8</w:t>
+      </w:r>
+      <w:r>
+        <w:rPr>
+          <w:color w:val="BCBEC4"/>
+          <w:sz w:val="22"/>
+        </w:rPr>
+        <w:t>, bs.getSumOfValues());</w:t>
+      </w:r>
+      <w:r>
+        <w:rPr>
+          <w:color w:val="BCBEC4"/>
+          <w:sz w:val="22"/>
+        </w:rPr>
+        <w:br/>
+        <w:t xml:space="preserve">    }</w:t>
+      </w:r>
+      <w:r>
+        <w:rPr>
+          <w:color w:val="BCBEC4"/>
+          <w:sz w:val="22"/>
+        </w:rPr>
+        <w:br/>
+      </w:r>
+      <w:r>
+        <w:rPr>
+          <w:color w:val="BCBEC4"/>
+          <w:sz w:val="22"/>
+        </w:rPr>
+        <w:br/>
+        <w:t>}</w:t>
+      </w:r>
+    </w:p>
+    <w:p>
+      <w:pPr>
+        <w:pStyle w:val="HTMLPreformatted"/>
+        <w:shd w:val="clear" w:color="auto" w:fill="1E1F22"/>
+        <w:rPr>
+          <w:color w:val="BCBEC4"/>
+          <w:sz w:val="22"/>
+        </w:rPr>
+      </w:pPr>
+    </w:p>
+    <w:p>
+      <w:pPr>
+        <w:rPr>
+          <w:sz w:val="32"/>
           <w:lang w:eastAsia="en-IN"/>
         </w:rPr>
       </w:pPr>
@@ -11029,7 +12458,7 @@
           <w:szCs w:val="32"/>
         </w:rPr>
       </w:pPr>
-      <w:bookmarkStart w:id="12" w:name="_Toc190936325"/>
+      <w:bookmarkStart w:id="14" w:name="_Toc190936326"/>
       <w:r>
         <w:rPr>
           <w:rFonts w:asciiTheme="majorHAnsi" w:hAnsiTheme="majorHAnsi" w:cstheme="majorHAnsi"/>
@@ -11037,1742 +12466,10 @@
           <w:sz w:val="32"/>
           <w:szCs w:val="32"/>
         </w:rPr>
-        <w:t># Why Mockito?</w:t>
-      </w:r>
-      <w:bookmarkEnd w:id="12"/>
-    </w:p>
-    <w:p>
-      <w:pPr>
-        <w:rPr>
-          <w:sz w:val="28"/>
-          <w:lang w:eastAsia="en-IN"/>
-        </w:rPr>
-      </w:pPr>
-    </w:p>
-    <w:p>
-      <w:pPr>
-        <w:rPr>
-          <w:sz w:val="28"/>
-          <w:lang w:eastAsia="en-IN"/>
-        </w:rPr>
-      </w:pPr>
-      <w:r>
-        <w:rPr>
-          <w:sz w:val="28"/>
-          <w:lang w:eastAsia="en-IN"/>
-        </w:rPr>
-        <w:t>Let’s consider normal case where Business Layer contact with DataService</w:t>
-      </w:r>
-      <w:r>
-        <w:rPr>
-          <w:sz w:val="28"/>
-          <w:lang w:eastAsia="en-IN"/>
-        </w:rPr>
-        <w:t>.</w:t>
-      </w:r>
-    </w:p>
-    <w:p>
-      <w:pPr>
-        <w:pStyle w:val="HTMLPreformatted"/>
-        <w:shd w:val="clear" w:color="auto" w:fill="1E1F22"/>
-        <w:rPr>
-          <w:color w:val="CF8E6D"/>
-          <w:sz w:val="24"/>
-        </w:rPr>
-      </w:pPr>
-    </w:p>
-    <w:p>
-      <w:pPr>
-        <w:pStyle w:val="HTMLPreformatted"/>
-        <w:shd w:val="clear" w:color="auto" w:fill="1E1F22"/>
-        <w:rPr>
-          <w:color w:val="BCBEC4"/>
-          <w:sz w:val="22"/>
-        </w:rPr>
-      </w:pPr>
-      <w:proofErr w:type="gramStart"/>
-      <w:r>
-        <w:rPr>
-          <w:color w:val="CF8E6D"/>
-          <w:sz w:val="22"/>
-        </w:rPr>
-        <w:t>interface</w:t>
-      </w:r>
-      <w:proofErr w:type="gramEnd"/>
-      <w:r>
-        <w:rPr>
-          <w:color w:val="CF8E6D"/>
-          <w:sz w:val="22"/>
-        </w:rPr>
-        <w:t xml:space="preserve"> </w:t>
-      </w:r>
-      <w:r>
-        <w:rPr>
-          <w:color w:val="BCBEC4"/>
-          <w:sz w:val="22"/>
-        </w:rPr>
-        <w:t>DataService{</w:t>
-      </w:r>
-      <w:r>
-        <w:rPr>
-          <w:color w:val="BCBEC4"/>
-          <w:sz w:val="22"/>
-        </w:rPr>
-        <w:br/>
-        <w:t xml:space="preserve">    </w:t>
-      </w:r>
-      <w:r>
-        <w:rPr>
-          <w:color w:val="CF8E6D"/>
-          <w:sz w:val="22"/>
-        </w:rPr>
-        <w:t>int</w:t>
-      </w:r>
-      <w:r>
-        <w:rPr>
-          <w:color w:val="BCBEC4"/>
-          <w:sz w:val="22"/>
-        </w:rPr>
-        <w:t xml:space="preserve">[] </w:t>
-      </w:r>
-      <w:r>
-        <w:rPr>
-          <w:color w:val="56A8F5"/>
-          <w:sz w:val="22"/>
-        </w:rPr>
-        <w:t>getAllData</w:t>
-      </w:r>
-      <w:r>
-        <w:rPr>
-          <w:color w:val="BCBEC4"/>
-          <w:sz w:val="22"/>
-        </w:rPr>
-        <w:t>();</w:t>
-      </w:r>
-      <w:r>
-        <w:rPr>
-          <w:color w:val="BCBEC4"/>
-          <w:sz w:val="22"/>
-        </w:rPr>
-        <w:br/>
-        <w:t>}</w:t>
-      </w:r>
-      <w:r>
-        <w:rPr>
-          <w:color w:val="BCBEC4"/>
-          <w:sz w:val="22"/>
-        </w:rPr>
-        <w:br/>
-      </w:r>
-      <w:r>
-        <w:rPr>
-          <w:color w:val="BCBEC4"/>
-          <w:sz w:val="22"/>
-        </w:rPr>
-        <w:br/>
-      </w:r>
-      <w:r>
-        <w:rPr>
-          <w:color w:val="CF8E6D"/>
-          <w:sz w:val="22"/>
-        </w:rPr>
-        <w:t xml:space="preserve">public class </w:t>
-      </w:r>
-      <w:r>
-        <w:rPr>
-          <w:color w:val="BCBEC4"/>
-          <w:sz w:val="22"/>
-        </w:rPr>
-        <w:t>BusinessLayer {</w:t>
-      </w:r>
-      <w:r>
-        <w:rPr>
-          <w:color w:val="BCBEC4"/>
-          <w:sz w:val="22"/>
-        </w:rPr>
-        <w:br/>
-        <w:t xml:space="preserve">    </w:t>
-      </w:r>
-    </w:p>
-    <w:p>
-      <w:pPr>
-        <w:pStyle w:val="HTMLPreformatted"/>
-        <w:shd w:val="clear" w:color="auto" w:fill="1E1F22"/>
-        <w:rPr>
-          <w:color w:val="BCBEC4"/>
-          <w:sz w:val="22"/>
-        </w:rPr>
-      </w:pPr>
-      <w:proofErr w:type="gramStart"/>
-      <w:r>
-        <w:rPr>
-          <w:color w:val="CF8E6D"/>
-          <w:sz w:val="22"/>
-        </w:rPr>
-        <w:t>private</w:t>
-      </w:r>
-      <w:proofErr w:type="gramEnd"/>
-      <w:r>
-        <w:rPr>
-          <w:color w:val="CF8E6D"/>
-          <w:sz w:val="22"/>
-        </w:rPr>
-        <w:t xml:space="preserve"> </w:t>
-      </w:r>
-      <w:r>
-        <w:rPr>
-          <w:color w:val="BCBEC4"/>
-          <w:sz w:val="22"/>
-        </w:rPr>
-        <w:t xml:space="preserve">DataService </w:t>
-      </w:r>
-      <w:r>
-        <w:rPr>
-          <w:color w:val="C77DBB"/>
-          <w:sz w:val="22"/>
-        </w:rPr>
-        <w:t>dataService</w:t>
-      </w:r>
-      <w:r>
-        <w:rPr>
-          <w:color w:val="BCBEC4"/>
-          <w:sz w:val="22"/>
-        </w:rPr>
-        <w:t>;</w:t>
-      </w:r>
-      <w:r>
-        <w:rPr>
-          <w:color w:val="BCBEC4"/>
-          <w:sz w:val="22"/>
-        </w:rPr>
-        <w:br/>
-      </w:r>
-      <w:r>
-        <w:rPr>
-          <w:color w:val="BCBEC4"/>
-          <w:sz w:val="22"/>
-        </w:rPr>
-        <w:br/>
-        <w:t xml:space="preserve">    </w:t>
-      </w:r>
-      <w:r>
-        <w:rPr>
-          <w:color w:val="CF8E6D"/>
-          <w:sz w:val="22"/>
-        </w:rPr>
-        <w:t xml:space="preserve">public </w:t>
-      </w:r>
-      <w:r>
-        <w:rPr>
-          <w:color w:val="56A8F5"/>
-          <w:sz w:val="22"/>
-        </w:rPr>
-        <w:t>BusinessLayer</w:t>
-      </w:r>
-      <w:r>
-        <w:rPr>
-          <w:color w:val="BCBEC4"/>
-          <w:sz w:val="22"/>
-        </w:rPr>
-        <w:t>(DataService dataService) {</w:t>
-      </w:r>
-      <w:r>
-        <w:rPr>
-          <w:color w:val="BCBEC4"/>
-          <w:sz w:val="22"/>
-        </w:rPr>
-        <w:br/>
-        <w:t xml:space="preserve">        </w:t>
-      </w:r>
-      <w:r>
-        <w:rPr>
-          <w:color w:val="CF8E6D"/>
-          <w:sz w:val="22"/>
-        </w:rPr>
-        <w:t>this</w:t>
-      </w:r>
-      <w:r>
-        <w:rPr>
-          <w:color w:val="BCBEC4"/>
-          <w:sz w:val="22"/>
-        </w:rPr>
-        <w:t>.</w:t>
-      </w:r>
-      <w:r>
-        <w:rPr>
-          <w:color w:val="C77DBB"/>
-          <w:sz w:val="22"/>
-        </w:rPr>
-        <w:t xml:space="preserve">dataService </w:t>
-      </w:r>
-      <w:r>
-        <w:rPr>
-          <w:color w:val="BCBEC4"/>
-          <w:sz w:val="22"/>
-        </w:rPr>
-        <w:t>= dataService;</w:t>
-      </w:r>
-      <w:r>
-        <w:rPr>
-          <w:color w:val="BCBEC4"/>
-          <w:sz w:val="22"/>
-        </w:rPr>
-        <w:br/>
-        <w:t xml:space="preserve">    }</w:t>
-      </w:r>
-      <w:r>
-        <w:rPr>
-          <w:color w:val="BCBEC4"/>
-          <w:sz w:val="22"/>
-        </w:rPr>
-        <w:br/>
-      </w:r>
-      <w:r>
-        <w:rPr>
-          <w:color w:val="BCBEC4"/>
-          <w:sz w:val="22"/>
-        </w:rPr>
-        <w:br/>
-        <w:t xml:space="preserve">    </w:t>
-      </w:r>
-      <w:r>
-        <w:rPr>
-          <w:color w:val="CF8E6D"/>
-          <w:sz w:val="22"/>
-        </w:rPr>
-        <w:t xml:space="preserve">public int </w:t>
-      </w:r>
-      <w:r>
-        <w:rPr>
-          <w:color w:val="56A8F5"/>
-          <w:sz w:val="22"/>
-        </w:rPr>
-        <w:t>getSumOfValues</w:t>
-      </w:r>
-      <w:r>
-        <w:rPr>
-          <w:color w:val="BCBEC4"/>
-          <w:sz w:val="22"/>
-        </w:rPr>
-        <w:t>() {</w:t>
-      </w:r>
-      <w:r>
-        <w:rPr>
-          <w:color w:val="BCBEC4"/>
-          <w:sz w:val="22"/>
-        </w:rPr>
-        <w:br/>
-        <w:t xml:space="preserve">        </w:t>
-      </w:r>
-      <w:r>
-        <w:rPr>
-          <w:color w:val="CF8E6D"/>
-          <w:sz w:val="22"/>
-        </w:rPr>
-        <w:t>int</w:t>
-      </w:r>
-      <w:r>
-        <w:rPr>
-          <w:color w:val="BCBEC4"/>
-          <w:sz w:val="22"/>
-        </w:rPr>
-        <w:t xml:space="preserve">[] arr = </w:t>
-      </w:r>
-      <w:r>
-        <w:rPr>
-          <w:color w:val="C77DBB"/>
-          <w:sz w:val="22"/>
-        </w:rPr>
-        <w:t>dataService</w:t>
-      </w:r>
-      <w:r>
-        <w:rPr>
-          <w:color w:val="BCBEC4"/>
-          <w:sz w:val="22"/>
-        </w:rPr>
-        <w:t>.getAllData();</w:t>
-      </w:r>
-      <w:r>
-        <w:rPr>
-          <w:color w:val="BCBEC4"/>
-          <w:sz w:val="22"/>
-        </w:rPr>
-        <w:br/>
-        <w:t xml:space="preserve">        </w:t>
-      </w:r>
-      <w:r>
-        <w:rPr>
-          <w:color w:val="CF8E6D"/>
-          <w:sz w:val="22"/>
-        </w:rPr>
-        <w:t xml:space="preserve">int </w:t>
-      </w:r>
-      <w:r>
-        <w:rPr>
-          <w:color w:val="BCBEC4"/>
-          <w:sz w:val="22"/>
-        </w:rPr>
-        <w:t xml:space="preserve">total = </w:t>
-      </w:r>
-      <w:r>
-        <w:rPr>
-          <w:color w:val="2AACB8"/>
-          <w:sz w:val="22"/>
-        </w:rPr>
-        <w:t>0</w:t>
-      </w:r>
-      <w:r>
-        <w:rPr>
-          <w:color w:val="BCBEC4"/>
-          <w:sz w:val="22"/>
-        </w:rPr>
-        <w:t>;</w:t>
-      </w:r>
-      <w:r>
-        <w:rPr>
-          <w:color w:val="BCBEC4"/>
-          <w:sz w:val="22"/>
-        </w:rPr>
-        <w:br/>
-        <w:t xml:space="preserve">        </w:t>
-      </w:r>
-      <w:r>
-        <w:rPr>
-          <w:color w:val="CF8E6D"/>
-          <w:sz w:val="22"/>
-        </w:rPr>
-        <w:t xml:space="preserve">for </w:t>
-      </w:r>
-      <w:r>
-        <w:rPr>
-          <w:color w:val="BCBEC4"/>
-          <w:sz w:val="22"/>
-        </w:rPr>
-        <w:t>(</w:t>
-      </w:r>
-      <w:r>
-        <w:rPr>
-          <w:color w:val="CF8E6D"/>
-          <w:sz w:val="22"/>
-        </w:rPr>
-        <w:t xml:space="preserve">int </w:t>
-      </w:r>
-      <w:r>
-        <w:rPr>
-          <w:color w:val="BCBEC4"/>
-          <w:sz w:val="22"/>
-        </w:rPr>
-        <w:t>ele : arr) {</w:t>
-      </w:r>
-      <w:r>
-        <w:rPr>
-          <w:color w:val="BCBEC4"/>
-          <w:sz w:val="22"/>
-        </w:rPr>
-        <w:br/>
-        <w:t xml:space="preserve">            total += ele;</w:t>
-      </w:r>
-      <w:r>
-        <w:rPr>
-          <w:color w:val="BCBEC4"/>
-          <w:sz w:val="22"/>
-        </w:rPr>
-        <w:br/>
-        <w:t xml:space="preserve">        }</w:t>
-      </w:r>
-      <w:r>
-        <w:rPr>
-          <w:color w:val="BCBEC4"/>
-          <w:sz w:val="22"/>
-        </w:rPr>
-        <w:br/>
-        <w:t xml:space="preserve">        </w:t>
-      </w:r>
-      <w:r>
-        <w:rPr>
-          <w:color w:val="CF8E6D"/>
-          <w:sz w:val="22"/>
-        </w:rPr>
-        <w:t xml:space="preserve">return </w:t>
-      </w:r>
-      <w:r>
-        <w:rPr>
-          <w:color w:val="BCBEC4"/>
-          <w:sz w:val="22"/>
-        </w:rPr>
-        <w:t>total;</w:t>
-      </w:r>
-      <w:r>
-        <w:rPr>
-          <w:color w:val="BCBEC4"/>
-          <w:sz w:val="22"/>
-        </w:rPr>
-        <w:br/>
-        <w:t xml:space="preserve">    }</w:t>
-      </w:r>
-    </w:p>
-    <w:p>
-      <w:pPr>
-        <w:pStyle w:val="HTMLPreformatted"/>
-        <w:shd w:val="clear" w:color="auto" w:fill="1E1F22"/>
-        <w:rPr>
-          <w:color w:val="BCBEC4"/>
-          <w:sz w:val="22"/>
-        </w:rPr>
-      </w:pPr>
-      <w:r>
-        <w:rPr>
-          <w:color w:val="BCBEC4"/>
-          <w:sz w:val="22"/>
-        </w:rPr>
-        <w:br/>
-        <w:t>}</w:t>
-      </w:r>
-    </w:p>
-    <w:p>
-      <w:pPr>
-        <w:pStyle w:val="HTMLPreformatted"/>
-        <w:shd w:val="clear" w:color="auto" w:fill="1E1F22"/>
-        <w:rPr>
-          <w:color w:val="BCBEC4"/>
-          <w:sz w:val="22"/>
-        </w:rPr>
-      </w:pPr>
-    </w:p>
-    <w:p>
-      <w:pPr>
-        <w:rPr>
-          <w:sz w:val="28"/>
-          <w:lang w:eastAsia="en-IN"/>
-        </w:rPr>
-      </w:pPr>
-    </w:p>
-    <w:p>
-      <w:pPr>
-        <w:rPr>
-          <w:sz w:val="28"/>
-          <w:lang w:eastAsia="en-IN"/>
-        </w:rPr>
-      </w:pPr>
-      <w:r>
-        <w:rPr>
-          <w:sz w:val="28"/>
-          <w:lang w:eastAsia="en-IN"/>
-        </w:rPr>
-        <w:t xml:space="preserve">First testing by implementing </w:t>
-      </w:r>
-      <w:r>
-        <w:rPr>
-          <w:sz w:val="28"/>
-          <w:lang w:eastAsia="en-IN"/>
-        </w:rPr>
-        <w:t>DataService interface using real objects.</w:t>
-      </w:r>
-    </w:p>
-    <w:p>
-      <w:pPr>
-        <w:rPr>
-          <w:sz w:val="28"/>
-          <w:lang w:eastAsia="en-IN"/>
-        </w:rPr>
-      </w:pPr>
-      <w:r>
-        <w:rPr>
-          <w:sz w:val="28"/>
-          <w:lang w:eastAsia="en-IN"/>
-        </w:rPr>
-        <w:t>We are here using interface not class, as we want all types of different results from DataService to test all scenarios, but if we directly make it a class it will return same type of results.</w:t>
-      </w:r>
-    </w:p>
-    <w:p>
-      <w:pPr>
-        <w:rPr>
-          <w:sz w:val="28"/>
-          <w:lang w:eastAsia="en-IN"/>
-        </w:rPr>
-      </w:pPr>
-    </w:p>
-    <w:p>
-      <w:pPr>
-        <w:pStyle w:val="HTMLPreformatted"/>
-        <w:shd w:val="clear" w:color="auto" w:fill="1E1F22"/>
-        <w:rPr>
-          <w:color w:val="7A7E85"/>
-        </w:rPr>
-      </w:pPr>
-      <w:r>
-        <w:rPr>
-          <w:color w:val="7A7E85"/>
-        </w:rPr>
-        <w:lastRenderedPageBreak/>
-        <w:t>//using Real class</w:t>
-      </w:r>
-    </w:p>
-    <w:p>
-      <w:pPr>
-        <w:pStyle w:val="HTMLPreformatted"/>
-        <w:shd w:val="clear" w:color="auto" w:fill="1E1F22"/>
-        <w:rPr>
-          <w:color w:val="BCBEC4"/>
-          <w:sz w:val="22"/>
-        </w:rPr>
-      </w:pPr>
-      <w:r>
-        <w:rPr>
-          <w:color w:val="7A7E85"/>
-          <w:sz w:val="22"/>
-        </w:rPr>
-        <w:br/>
-      </w:r>
-      <w:r>
-        <w:rPr>
-          <w:color w:val="CF8E6D"/>
-          <w:sz w:val="22"/>
-        </w:rPr>
-        <w:t xml:space="preserve">class </w:t>
-      </w:r>
-      <w:r>
-        <w:rPr>
-          <w:color w:val="BCBEC4"/>
-          <w:sz w:val="22"/>
-        </w:rPr>
-        <w:t>BusinessLayerTest {</w:t>
-      </w:r>
-      <w:r>
-        <w:rPr>
-          <w:color w:val="BCBEC4"/>
-          <w:sz w:val="22"/>
-        </w:rPr>
-        <w:br/>
-      </w:r>
-      <w:r>
-        <w:rPr>
-          <w:color w:val="BCBEC4"/>
-          <w:sz w:val="22"/>
-        </w:rPr>
-        <w:br/>
-        <w:t xml:space="preserve">    </w:t>
-      </w:r>
-      <w:r>
-        <w:rPr>
-          <w:color w:val="B3AE60"/>
-          <w:sz w:val="22"/>
-        </w:rPr>
-        <w:t>@Test</w:t>
-      </w:r>
-      <w:r>
-        <w:rPr>
-          <w:color w:val="B3AE60"/>
-          <w:sz w:val="22"/>
-        </w:rPr>
-        <w:br/>
-        <w:t xml:space="preserve">    </w:t>
-      </w:r>
-      <w:r>
-        <w:rPr>
-          <w:color w:val="CF8E6D"/>
-          <w:sz w:val="22"/>
-        </w:rPr>
-        <w:t xml:space="preserve">void </w:t>
-      </w:r>
-      <w:r>
-        <w:rPr>
-          <w:color w:val="56A8F5"/>
-          <w:sz w:val="22"/>
-        </w:rPr>
-        <w:t>test</w:t>
-      </w:r>
-      <w:r>
-        <w:rPr>
-          <w:color w:val="BCBEC4"/>
-          <w:sz w:val="22"/>
-        </w:rPr>
-        <w:t>(){</w:t>
-      </w:r>
-      <w:r>
-        <w:rPr>
-          <w:color w:val="BCBEC4"/>
-          <w:sz w:val="22"/>
-        </w:rPr>
-        <w:br/>
-        <w:t xml:space="preserve">        DataServiceClass dataServiceObject1 = </w:t>
-      </w:r>
-      <w:r>
-        <w:rPr>
-          <w:color w:val="CF8E6D"/>
-          <w:sz w:val="22"/>
-        </w:rPr>
-        <w:t xml:space="preserve">new </w:t>
-      </w:r>
-      <w:r>
-        <w:rPr>
-          <w:color w:val="BCBEC4"/>
-          <w:sz w:val="22"/>
-        </w:rPr>
-        <w:t>DataServiceClass();</w:t>
-      </w:r>
-      <w:r>
-        <w:rPr>
-          <w:color w:val="BCBEC4"/>
-          <w:sz w:val="22"/>
-        </w:rPr>
-        <w:br/>
-        <w:t xml:space="preserve">        BusinessLayer bs = </w:t>
-      </w:r>
-      <w:r>
-        <w:rPr>
-          <w:color w:val="CF8E6D"/>
-          <w:sz w:val="22"/>
-        </w:rPr>
-        <w:t xml:space="preserve">new </w:t>
-      </w:r>
-      <w:r>
-        <w:rPr>
-          <w:color w:val="BCBEC4"/>
-          <w:sz w:val="22"/>
-        </w:rPr>
-        <w:t>BusinessLayer(dataServiceObject1);</w:t>
-      </w:r>
-      <w:r>
-        <w:rPr>
-          <w:color w:val="BCBEC4"/>
-          <w:sz w:val="22"/>
-        </w:rPr>
-        <w:br/>
-        <w:t xml:space="preserve">        </w:t>
-      </w:r>
-      <w:r>
-        <w:rPr>
-          <w:i/>
-          <w:iCs/>
-          <w:color w:val="BCBEC4"/>
-          <w:sz w:val="22"/>
-        </w:rPr>
-        <w:t>assertEquals</w:t>
-      </w:r>
-      <w:r>
-        <w:rPr>
-          <w:color w:val="BCBEC4"/>
-          <w:sz w:val="22"/>
-        </w:rPr>
-        <w:t>(</w:t>
-      </w:r>
-      <w:r>
-        <w:rPr>
-          <w:color w:val="2AACB8"/>
-          <w:sz w:val="22"/>
-        </w:rPr>
-        <w:t>42</w:t>
-      </w:r>
-      <w:r>
-        <w:rPr>
-          <w:color w:val="BCBEC4"/>
-          <w:sz w:val="22"/>
-        </w:rPr>
-        <w:t>,bs.getSumOfValues());</w:t>
-      </w:r>
-      <w:r>
-        <w:rPr>
-          <w:color w:val="BCBEC4"/>
-          <w:sz w:val="22"/>
-        </w:rPr>
-        <w:br/>
-        <w:t xml:space="preserve">    }</w:t>
-      </w:r>
-      <w:r>
-        <w:rPr>
-          <w:color w:val="BCBEC4"/>
-          <w:sz w:val="22"/>
-        </w:rPr>
-        <w:br/>
-      </w:r>
-      <w:r>
-        <w:rPr>
-          <w:color w:val="BCBEC4"/>
-          <w:sz w:val="22"/>
-        </w:rPr>
-        <w:br/>
-        <w:t xml:space="preserve">    </w:t>
-      </w:r>
-      <w:r>
-        <w:rPr>
-          <w:color w:val="B3AE60"/>
-          <w:sz w:val="22"/>
-        </w:rPr>
-        <w:t>@Test</w:t>
-      </w:r>
-      <w:r>
-        <w:rPr>
-          <w:color w:val="B3AE60"/>
-          <w:sz w:val="22"/>
-        </w:rPr>
-        <w:br/>
-        <w:t xml:space="preserve">    </w:t>
-      </w:r>
-      <w:r>
-        <w:rPr>
-          <w:color w:val="CF8E6D"/>
-          <w:sz w:val="22"/>
-        </w:rPr>
-        <w:t xml:space="preserve">void </w:t>
-      </w:r>
-      <w:r>
-        <w:rPr>
-          <w:color w:val="56A8F5"/>
-          <w:sz w:val="22"/>
-        </w:rPr>
-        <w:t>test2</w:t>
-      </w:r>
-      <w:r>
-        <w:rPr>
-          <w:color w:val="BCBEC4"/>
-          <w:sz w:val="22"/>
-        </w:rPr>
-        <w:t>(){</w:t>
-      </w:r>
-      <w:r>
-        <w:rPr>
-          <w:color w:val="BCBEC4"/>
-          <w:sz w:val="22"/>
-        </w:rPr>
-        <w:br/>
-        <w:t xml:space="preserve">        DataServiceClass2 dataServiceObject2 = </w:t>
-      </w:r>
-      <w:r>
-        <w:rPr>
-          <w:color w:val="CF8E6D"/>
-          <w:sz w:val="22"/>
-        </w:rPr>
-        <w:t xml:space="preserve">new </w:t>
-      </w:r>
-      <w:r>
-        <w:rPr>
-          <w:color w:val="BCBEC4"/>
-          <w:sz w:val="22"/>
-        </w:rPr>
-        <w:t>DataServiceClass2();</w:t>
-      </w:r>
-      <w:r>
-        <w:rPr>
-          <w:color w:val="BCBEC4"/>
-          <w:sz w:val="22"/>
-        </w:rPr>
-        <w:br/>
-        <w:t xml:space="preserve">        BusinessLayer bs2 = </w:t>
-      </w:r>
-      <w:r>
-        <w:rPr>
-          <w:color w:val="CF8E6D"/>
-          <w:sz w:val="22"/>
-        </w:rPr>
-        <w:t xml:space="preserve">new </w:t>
-      </w:r>
-      <w:r>
-        <w:rPr>
-          <w:color w:val="BCBEC4"/>
-          <w:sz w:val="22"/>
-        </w:rPr>
-        <w:t>BusinessLayer(dataServiceObject2);</w:t>
-      </w:r>
-      <w:r>
-        <w:rPr>
-          <w:color w:val="BCBEC4"/>
-          <w:sz w:val="22"/>
-        </w:rPr>
-        <w:br/>
-        <w:t xml:space="preserve">        </w:t>
-      </w:r>
-      <w:r>
-        <w:rPr>
-          <w:i/>
-          <w:iCs/>
-          <w:color w:val="BCBEC4"/>
-          <w:sz w:val="22"/>
-        </w:rPr>
-        <w:t>assertEquals</w:t>
-      </w:r>
-      <w:r>
-        <w:rPr>
-          <w:color w:val="BCBEC4"/>
-          <w:sz w:val="22"/>
-        </w:rPr>
-        <w:t>(</w:t>
-      </w:r>
-      <w:r>
-        <w:rPr>
-          <w:color w:val="2AACB8"/>
-          <w:sz w:val="22"/>
-        </w:rPr>
-        <w:t>8</w:t>
-      </w:r>
-      <w:r>
-        <w:rPr>
-          <w:color w:val="BCBEC4"/>
-          <w:sz w:val="22"/>
-        </w:rPr>
-        <w:t>,bs2.getSumOfValues());</w:t>
-      </w:r>
-      <w:r>
-        <w:rPr>
-          <w:color w:val="BCBEC4"/>
-          <w:sz w:val="22"/>
-        </w:rPr>
-        <w:br/>
-        <w:t xml:space="preserve">    }</w:t>
-      </w:r>
-      <w:r>
-        <w:rPr>
-          <w:color w:val="BCBEC4"/>
-          <w:sz w:val="22"/>
-        </w:rPr>
-        <w:br/>
-      </w:r>
-      <w:r>
-        <w:rPr>
-          <w:color w:val="BCBEC4"/>
-          <w:sz w:val="22"/>
-        </w:rPr>
-        <w:br/>
-      </w:r>
-      <w:r>
-        <w:rPr>
-          <w:color w:val="BCBEC4"/>
-          <w:sz w:val="22"/>
-        </w:rPr>
-        <w:br/>
-        <w:t>}</w:t>
-      </w:r>
-      <w:r>
-        <w:rPr>
-          <w:color w:val="BCBEC4"/>
-          <w:sz w:val="22"/>
-        </w:rPr>
-        <w:br/>
-      </w:r>
-      <w:r>
-        <w:rPr>
-          <w:color w:val="CF8E6D"/>
-          <w:sz w:val="22"/>
-        </w:rPr>
-        <w:t xml:space="preserve">class </w:t>
-      </w:r>
-      <w:r>
-        <w:rPr>
-          <w:color w:val="BCBEC4"/>
-          <w:sz w:val="22"/>
-        </w:rPr>
-        <w:t xml:space="preserve">DataServiceClass </w:t>
-      </w:r>
-      <w:r>
-        <w:rPr>
-          <w:color w:val="CF8E6D"/>
-          <w:sz w:val="22"/>
-        </w:rPr>
-        <w:t xml:space="preserve">implements </w:t>
-      </w:r>
-      <w:r>
-        <w:rPr>
-          <w:color w:val="BCBEC4"/>
-          <w:sz w:val="22"/>
-        </w:rPr>
-        <w:t>DataService{</w:t>
-      </w:r>
-      <w:r>
-        <w:rPr>
-          <w:color w:val="BCBEC4"/>
-          <w:sz w:val="22"/>
-        </w:rPr>
-        <w:br/>
-        <w:t xml:space="preserve">    </w:t>
-      </w:r>
-      <w:r>
-        <w:rPr>
-          <w:color w:val="B3AE60"/>
-          <w:sz w:val="22"/>
-        </w:rPr>
-        <w:t>@Override</w:t>
-      </w:r>
-      <w:r>
-        <w:rPr>
-          <w:color w:val="B3AE60"/>
-          <w:sz w:val="22"/>
-        </w:rPr>
-        <w:br/>
-        <w:t xml:space="preserve">    </w:t>
-      </w:r>
-      <w:r>
-        <w:rPr>
-          <w:color w:val="CF8E6D"/>
-          <w:sz w:val="22"/>
-        </w:rPr>
-        <w:t>public int</w:t>
-      </w:r>
-      <w:r>
-        <w:rPr>
-          <w:color w:val="BCBEC4"/>
-          <w:sz w:val="22"/>
-        </w:rPr>
-        <w:t xml:space="preserve">[] </w:t>
-      </w:r>
-      <w:r>
-        <w:rPr>
-          <w:color w:val="56A8F5"/>
-          <w:sz w:val="22"/>
-        </w:rPr>
-        <w:t>getAllData</w:t>
-      </w:r>
-      <w:r>
-        <w:rPr>
-          <w:color w:val="BCBEC4"/>
-          <w:sz w:val="22"/>
-        </w:rPr>
-        <w:t>() {</w:t>
-      </w:r>
-      <w:r>
-        <w:rPr>
-          <w:color w:val="BCBEC4"/>
-          <w:sz w:val="22"/>
-        </w:rPr>
-        <w:br/>
-        <w:t xml:space="preserve">        </w:t>
-      </w:r>
-      <w:r>
-        <w:rPr>
-          <w:color w:val="CF8E6D"/>
-          <w:sz w:val="22"/>
-        </w:rPr>
-        <w:t>return new int</w:t>
-      </w:r>
-      <w:r>
-        <w:rPr>
-          <w:color w:val="BCBEC4"/>
-          <w:sz w:val="22"/>
-        </w:rPr>
-        <w:t>[]{</w:t>
-      </w:r>
-      <w:r>
-        <w:rPr>
-          <w:color w:val="2AACB8"/>
-          <w:sz w:val="22"/>
-        </w:rPr>
-        <w:t>12</w:t>
-      </w:r>
-      <w:r>
-        <w:rPr>
-          <w:color w:val="BCBEC4"/>
-          <w:sz w:val="22"/>
-        </w:rPr>
-        <w:t>,</w:t>
-      </w:r>
-      <w:r>
-        <w:rPr>
-          <w:color w:val="2AACB8"/>
-          <w:sz w:val="22"/>
-        </w:rPr>
-        <w:t>14</w:t>
-      </w:r>
-      <w:r>
-        <w:rPr>
-          <w:color w:val="BCBEC4"/>
-          <w:sz w:val="22"/>
-        </w:rPr>
-        <w:t>,</w:t>
-      </w:r>
-      <w:r>
-        <w:rPr>
-          <w:color w:val="2AACB8"/>
-          <w:sz w:val="22"/>
-        </w:rPr>
-        <w:t>16</w:t>
-      </w:r>
-      <w:r>
-        <w:rPr>
-          <w:color w:val="BCBEC4"/>
-          <w:sz w:val="22"/>
-        </w:rPr>
-        <w:t>};</w:t>
-      </w:r>
-      <w:r>
-        <w:rPr>
-          <w:color w:val="BCBEC4"/>
-          <w:sz w:val="22"/>
-        </w:rPr>
-        <w:br/>
-        <w:t xml:space="preserve">    }</w:t>
-      </w:r>
-      <w:r>
-        <w:rPr>
-          <w:color w:val="BCBEC4"/>
-          <w:sz w:val="22"/>
-        </w:rPr>
-        <w:br/>
-        <w:t>}</w:t>
-      </w:r>
-      <w:r>
-        <w:rPr>
-          <w:color w:val="BCBEC4"/>
-          <w:sz w:val="22"/>
-        </w:rPr>
-        <w:br/>
-      </w:r>
-      <w:r>
-        <w:rPr>
-          <w:color w:val="BCBEC4"/>
-          <w:sz w:val="22"/>
-        </w:rPr>
-        <w:br/>
-      </w:r>
-      <w:r>
-        <w:rPr>
-          <w:color w:val="CF8E6D"/>
-          <w:sz w:val="22"/>
-        </w:rPr>
-        <w:t xml:space="preserve">class </w:t>
-      </w:r>
-      <w:r>
-        <w:rPr>
-          <w:color w:val="BCBEC4"/>
-          <w:sz w:val="22"/>
-        </w:rPr>
-        <w:t xml:space="preserve">DataServiceClass2 </w:t>
-      </w:r>
-      <w:r>
-        <w:rPr>
-          <w:color w:val="CF8E6D"/>
-          <w:sz w:val="22"/>
-        </w:rPr>
-        <w:t xml:space="preserve">implements </w:t>
-      </w:r>
-      <w:r>
-        <w:rPr>
-          <w:color w:val="BCBEC4"/>
-          <w:sz w:val="22"/>
-        </w:rPr>
-        <w:t>DataService{</w:t>
-      </w:r>
-      <w:r>
-        <w:rPr>
-          <w:color w:val="BCBEC4"/>
-          <w:sz w:val="22"/>
-        </w:rPr>
-        <w:br/>
-        <w:t xml:space="preserve">    </w:t>
-      </w:r>
-      <w:r>
-        <w:rPr>
-          <w:color w:val="B3AE60"/>
-          <w:sz w:val="22"/>
-        </w:rPr>
-        <w:t>@Override</w:t>
-      </w:r>
-      <w:r>
-        <w:rPr>
-          <w:color w:val="B3AE60"/>
-          <w:sz w:val="22"/>
-        </w:rPr>
-        <w:br/>
-        <w:t xml:space="preserve">    </w:t>
-      </w:r>
-      <w:r>
-        <w:rPr>
-          <w:color w:val="CF8E6D"/>
-          <w:sz w:val="22"/>
-        </w:rPr>
-        <w:t>public int</w:t>
-      </w:r>
-      <w:r>
-        <w:rPr>
-          <w:color w:val="BCBEC4"/>
-          <w:sz w:val="22"/>
-        </w:rPr>
-        <w:t xml:space="preserve">[] </w:t>
-      </w:r>
-      <w:r>
-        <w:rPr>
-          <w:color w:val="56A8F5"/>
-          <w:sz w:val="22"/>
-        </w:rPr>
-        <w:t>getAllData</w:t>
-      </w:r>
-      <w:r>
-        <w:rPr>
-          <w:color w:val="BCBEC4"/>
-          <w:sz w:val="22"/>
-        </w:rPr>
-        <w:t>() {</w:t>
-      </w:r>
-      <w:r>
-        <w:rPr>
-          <w:color w:val="BCBEC4"/>
-          <w:sz w:val="22"/>
-        </w:rPr>
-        <w:br/>
-        <w:t xml:space="preserve">        </w:t>
-      </w:r>
-      <w:r>
-        <w:rPr>
-          <w:color w:val="CF8E6D"/>
-          <w:sz w:val="22"/>
-        </w:rPr>
-        <w:t>return new int</w:t>
-      </w:r>
-      <w:r>
-        <w:rPr>
-          <w:color w:val="BCBEC4"/>
-          <w:sz w:val="22"/>
-        </w:rPr>
-        <w:t>[]{</w:t>
-      </w:r>
-      <w:r>
-        <w:rPr>
-          <w:color w:val="2AACB8"/>
-          <w:sz w:val="22"/>
-        </w:rPr>
-        <w:t>3</w:t>
-      </w:r>
-      <w:r>
-        <w:rPr>
-          <w:color w:val="BCBEC4"/>
-          <w:sz w:val="22"/>
-        </w:rPr>
-        <w:t>,</w:t>
-      </w:r>
-      <w:r>
-        <w:rPr>
-          <w:color w:val="2AACB8"/>
-          <w:sz w:val="22"/>
-        </w:rPr>
-        <w:t>5</w:t>
-      </w:r>
-      <w:r>
-        <w:rPr>
-          <w:color w:val="BCBEC4"/>
-          <w:sz w:val="22"/>
-        </w:rPr>
-        <w:t>};</w:t>
-      </w:r>
-      <w:r>
-        <w:rPr>
-          <w:color w:val="BCBEC4"/>
-          <w:sz w:val="22"/>
-        </w:rPr>
-        <w:br/>
-        <w:t xml:space="preserve">    }</w:t>
-      </w:r>
-      <w:r>
-        <w:rPr>
-          <w:color w:val="BCBEC4"/>
-          <w:sz w:val="22"/>
-        </w:rPr>
-        <w:br/>
-        <w:t>}</w:t>
-      </w:r>
-    </w:p>
-    <w:p>
-      <w:pPr>
-        <w:pStyle w:val="HTMLPreformatted"/>
-        <w:shd w:val="clear" w:color="auto" w:fill="1E1F22"/>
-        <w:rPr>
-          <w:color w:val="BCBEC4"/>
-          <w:sz w:val="22"/>
-        </w:rPr>
-      </w:pPr>
-    </w:p>
-    <w:p>
-      <w:pPr>
-        <w:rPr>
-          <w:sz w:val="32"/>
-          <w:lang w:eastAsia="en-IN"/>
-        </w:rPr>
-      </w:pPr>
-    </w:p>
-    <w:p>
-      <w:pPr>
-        <w:rPr>
-          <w:sz w:val="28"/>
-          <w:lang w:eastAsia="en-IN"/>
-        </w:rPr>
-      </w:pPr>
-      <w:r>
-        <w:rPr>
-          <w:sz w:val="28"/>
-          <w:lang w:eastAsia="en-IN"/>
-        </w:rPr>
-        <w:t xml:space="preserve">In above example, just to get different data for testing, we are required to </w:t>
-      </w:r>
-      <w:r>
-        <w:rPr>
-          <w:sz w:val="28"/>
-          <w:lang w:eastAsia="en-IN"/>
-        </w:rPr>
-        <w:t>create a new class. That will make our code complex and slow. Therefore to solve this issue we will use Mock.</w:t>
-      </w:r>
-    </w:p>
-    <w:p>
-      <w:pPr>
-        <w:pStyle w:val="HTMLPreformatted"/>
-        <w:shd w:val="clear" w:color="auto" w:fill="1E1F22"/>
-        <w:rPr>
-          <w:color w:val="7A7E85"/>
-          <w:sz w:val="22"/>
-        </w:rPr>
-      </w:pPr>
-      <w:r>
-        <w:rPr>
-          <w:color w:val="BCBEC4"/>
-        </w:rPr>
-        <w:br/>
-      </w:r>
-      <w:r>
-        <w:rPr>
-          <w:color w:val="7A7E85"/>
-          <w:sz w:val="22"/>
-        </w:rPr>
-        <w:t>//using mock</w:t>
-      </w:r>
-    </w:p>
-    <w:p>
-      <w:pPr>
-        <w:pStyle w:val="HTMLPreformatted"/>
-        <w:shd w:val="clear" w:color="auto" w:fill="1E1F22"/>
-        <w:rPr>
-          <w:color w:val="BCBEC4"/>
-          <w:sz w:val="22"/>
-        </w:rPr>
-      </w:pPr>
-      <w:r>
-        <w:rPr>
-          <w:color w:val="7A7E85"/>
-          <w:sz w:val="22"/>
-        </w:rPr>
-        <w:br/>
-      </w:r>
-      <w:r>
-        <w:rPr>
-          <w:color w:val="CF8E6D"/>
-          <w:sz w:val="22"/>
-        </w:rPr>
-        <w:t xml:space="preserve">class </w:t>
-      </w:r>
-      <w:r>
-        <w:rPr>
-          <w:color w:val="BCBEC4"/>
-          <w:sz w:val="22"/>
-        </w:rPr>
-        <w:t>BusinessLayerTest2 {</w:t>
-      </w:r>
-      <w:r>
-        <w:rPr>
-          <w:color w:val="BCBEC4"/>
-          <w:sz w:val="22"/>
-        </w:rPr>
-        <w:br/>
-      </w:r>
-      <w:r>
-        <w:rPr>
-          <w:color w:val="BCBEC4"/>
-          <w:sz w:val="22"/>
-        </w:rPr>
-        <w:br/>
-        <w:t xml:space="preserve">    </w:t>
-      </w:r>
-      <w:r>
-        <w:rPr>
-          <w:color w:val="B3AE60"/>
-          <w:sz w:val="22"/>
-        </w:rPr>
-        <w:t>@Test</w:t>
-      </w:r>
-      <w:r>
-        <w:rPr>
-          <w:color w:val="B3AE60"/>
-          <w:sz w:val="22"/>
-        </w:rPr>
-        <w:br/>
-        <w:t xml:space="preserve">    </w:t>
-      </w:r>
-      <w:r>
-        <w:rPr>
-          <w:color w:val="CF8E6D"/>
-          <w:sz w:val="22"/>
-        </w:rPr>
-        <w:t xml:space="preserve">void </w:t>
-      </w:r>
-      <w:r>
-        <w:rPr>
-          <w:color w:val="56A8F5"/>
-          <w:sz w:val="22"/>
-        </w:rPr>
-        <w:t>test</w:t>
-      </w:r>
-      <w:r>
-        <w:rPr>
-          <w:color w:val="BCBEC4"/>
-          <w:sz w:val="22"/>
-        </w:rPr>
-        <w:t>() {</w:t>
-      </w:r>
-      <w:r>
-        <w:rPr>
-          <w:color w:val="BCBEC4"/>
-          <w:sz w:val="22"/>
-        </w:rPr>
-        <w:br/>
-        <w:t xml:space="preserve">        DataService dataServiceMock = </w:t>
-      </w:r>
-      <w:r>
-        <w:rPr>
-          <w:i/>
-          <w:iCs/>
-          <w:color w:val="BCBEC4"/>
-          <w:sz w:val="22"/>
-        </w:rPr>
-        <w:t>mock</w:t>
-      </w:r>
-      <w:r>
-        <w:rPr>
-          <w:color w:val="BCBEC4"/>
-          <w:sz w:val="22"/>
-        </w:rPr>
-        <w:t>(DataService.</w:t>
-      </w:r>
-      <w:r>
-        <w:rPr>
-          <w:color w:val="CF8E6D"/>
-          <w:sz w:val="22"/>
-        </w:rPr>
-        <w:t>class</w:t>
-      </w:r>
-      <w:r>
-        <w:rPr>
-          <w:color w:val="BCBEC4"/>
-          <w:sz w:val="22"/>
-        </w:rPr>
-        <w:t>);</w:t>
-      </w:r>
-      <w:r>
-        <w:rPr>
-          <w:color w:val="BCBEC4"/>
-          <w:sz w:val="22"/>
-        </w:rPr>
-        <w:br/>
-        <w:t xml:space="preserve">        BusinessLayer bs = </w:t>
-      </w:r>
-      <w:r>
-        <w:rPr>
-          <w:color w:val="CF8E6D"/>
-          <w:sz w:val="22"/>
-        </w:rPr>
-        <w:t xml:space="preserve">new </w:t>
-      </w:r>
-      <w:r>
-        <w:rPr>
-          <w:color w:val="BCBEC4"/>
-          <w:sz w:val="22"/>
-        </w:rPr>
-        <w:t>BusinessLayer(dataServiceMock);</w:t>
-      </w:r>
-      <w:r>
-        <w:rPr>
-          <w:color w:val="BCBEC4"/>
-          <w:sz w:val="22"/>
-        </w:rPr>
-        <w:br/>
-        <w:t xml:space="preserve">        </w:t>
-      </w:r>
-      <w:r>
-        <w:rPr>
-          <w:i/>
-          <w:iCs/>
-          <w:color w:val="BCBEC4"/>
-          <w:sz w:val="22"/>
-        </w:rPr>
-        <w:t>when</w:t>
-      </w:r>
-      <w:r>
-        <w:rPr>
-          <w:color w:val="BCBEC4"/>
-          <w:sz w:val="22"/>
-        </w:rPr>
-        <w:t>(dataServiceMock.getAllData()).thenReturn(</w:t>
-      </w:r>
-      <w:r>
-        <w:rPr>
-          <w:color w:val="CF8E6D"/>
-          <w:sz w:val="22"/>
-        </w:rPr>
-        <w:t>new int</w:t>
-      </w:r>
-      <w:r>
-        <w:rPr>
-          <w:color w:val="BCBEC4"/>
-          <w:sz w:val="22"/>
-        </w:rPr>
-        <w:t>[]{</w:t>
-      </w:r>
-      <w:r>
-        <w:rPr>
-          <w:color w:val="2AACB8"/>
-          <w:sz w:val="22"/>
-        </w:rPr>
-        <w:t>12</w:t>
-      </w:r>
-      <w:r>
-        <w:rPr>
-          <w:color w:val="BCBEC4"/>
-          <w:sz w:val="22"/>
-        </w:rPr>
-        <w:t>,</w:t>
-      </w:r>
-      <w:r>
-        <w:rPr>
-          <w:color w:val="2AACB8"/>
-          <w:sz w:val="22"/>
-        </w:rPr>
-        <w:t>14</w:t>
-      </w:r>
-      <w:r>
-        <w:rPr>
-          <w:color w:val="BCBEC4"/>
-          <w:sz w:val="22"/>
-        </w:rPr>
-        <w:t>,</w:t>
-      </w:r>
-      <w:r>
-        <w:rPr>
-          <w:color w:val="2AACB8"/>
-          <w:sz w:val="22"/>
-        </w:rPr>
-        <w:t>16</w:t>
-      </w:r>
-      <w:r>
-        <w:rPr>
-          <w:color w:val="BCBEC4"/>
-          <w:sz w:val="22"/>
-        </w:rPr>
-        <w:t>});</w:t>
-      </w:r>
-      <w:r>
-        <w:rPr>
-          <w:color w:val="BCBEC4"/>
-          <w:sz w:val="22"/>
-        </w:rPr>
-        <w:br/>
-        <w:t xml:space="preserve">        </w:t>
-      </w:r>
-      <w:r>
-        <w:rPr>
-          <w:i/>
-          <w:iCs/>
-          <w:color w:val="BCBEC4"/>
-          <w:sz w:val="22"/>
-        </w:rPr>
-        <w:t>assertEquals</w:t>
-      </w:r>
-      <w:r>
-        <w:rPr>
-          <w:color w:val="BCBEC4"/>
-          <w:sz w:val="22"/>
-        </w:rPr>
-        <w:t>(</w:t>
-      </w:r>
-      <w:r>
-        <w:rPr>
-          <w:color w:val="2AACB8"/>
-          <w:sz w:val="22"/>
-        </w:rPr>
-        <w:t>42</w:t>
-      </w:r>
-      <w:r>
-        <w:rPr>
-          <w:color w:val="BCBEC4"/>
-          <w:sz w:val="22"/>
-        </w:rPr>
-        <w:t>, bs.getSumOfValues());</w:t>
-      </w:r>
-      <w:r>
-        <w:rPr>
-          <w:color w:val="BCBEC4"/>
-          <w:sz w:val="22"/>
-        </w:rPr>
-        <w:br/>
-        <w:t xml:space="preserve">        </w:t>
-      </w:r>
-      <w:r>
-        <w:rPr>
-          <w:color w:val="7A7E85"/>
-          <w:sz w:val="22"/>
-        </w:rPr>
-        <w:t>//Case 2</w:t>
-      </w:r>
-      <w:r>
-        <w:rPr>
-          <w:color w:val="7A7E85"/>
-          <w:sz w:val="22"/>
-        </w:rPr>
-        <w:br/>
-        <w:t xml:space="preserve">        </w:t>
-      </w:r>
-      <w:r>
-        <w:rPr>
-          <w:i/>
-          <w:iCs/>
-          <w:color w:val="BCBEC4"/>
-          <w:sz w:val="22"/>
-        </w:rPr>
-        <w:t>when</w:t>
-      </w:r>
-      <w:r>
-        <w:rPr>
-          <w:color w:val="BCBEC4"/>
-          <w:sz w:val="22"/>
-        </w:rPr>
-        <w:t>(dataServiceMock.getAllData()).thenReturn(</w:t>
-      </w:r>
-      <w:r>
-        <w:rPr>
-          <w:color w:val="CF8E6D"/>
-          <w:sz w:val="22"/>
-        </w:rPr>
-        <w:t>new int</w:t>
-      </w:r>
-      <w:r>
-        <w:rPr>
-          <w:color w:val="BCBEC4"/>
-          <w:sz w:val="22"/>
-        </w:rPr>
-        <w:t>[]{</w:t>
-      </w:r>
-      <w:r>
-        <w:rPr>
-          <w:color w:val="2AACB8"/>
-          <w:sz w:val="22"/>
-        </w:rPr>
-        <w:t>3</w:t>
-      </w:r>
-      <w:r>
-        <w:rPr>
-          <w:color w:val="BCBEC4"/>
-          <w:sz w:val="22"/>
-        </w:rPr>
-        <w:t>,</w:t>
-      </w:r>
-      <w:r>
-        <w:rPr>
-          <w:color w:val="2AACB8"/>
-          <w:sz w:val="22"/>
-        </w:rPr>
-        <w:t>5</w:t>
-      </w:r>
-      <w:r>
-        <w:rPr>
-          <w:color w:val="BCBEC4"/>
-          <w:sz w:val="22"/>
-        </w:rPr>
-        <w:t>});</w:t>
-      </w:r>
-      <w:r>
-        <w:rPr>
-          <w:color w:val="BCBEC4"/>
-          <w:sz w:val="22"/>
-        </w:rPr>
-        <w:br/>
-        <w:t xml:space="preserve">        </w:t>
-      </w:r>
-      <w:r>
-        <w:rPr>
-          <w:i/>
-          <w:iCs/>
-          <w:color w:val="BCBEC4"/>
-          <w:sz w:val="22"/>
-        </w:rPr>
-        <w:t>assertEquals</w:t>
-      </w:r>
-      <w:r>
-        <w:rPr>
-          <w:color w:val="BCBEC4"/>
-          <w:sz w:val="22"/>
-        </w:rPr>
-        <w:t>(</w:t>
-      </w:r>
-      <w:r>
-        <w:rPr>
-          <w:color w:val="2AACB8"/>
-          <w:sz w:val="22"/>
-        </w:rPr>
-        <w:t>8</w:t>
-      </w:r>
-      <w:r>
-        <w:rPr>
-          <w:color w:val="BCBEC4"/>
-          <w:sz w:val="22"/>
-        </w:rPr>
-        <w:t>, bs.getSumOfValues());</w:t>
-      </w:r>
-      <w:r>
-        <w:rPr>
-          <w:color w:val="BCBEC4"/>
-          <w:sz w:val="22"/>
-        </w:rPr>
-        <w:br/>
-        <w:t xml:space="preserve">    }</w:t>
-      </w:r>
-      <w:r>
-        <w:rPr>
-          <w:color w:val="BCBEC4"/>
-          <w:sz w:val="22"/>
-        </w:rPr>
-        <w:br/>
-      </w:r>
-      <w:r>
-        <w:rPr>
-          <w:color w:val="BCBEC4"/>
-          <w:sz w:val="22"/>
-        </w:rPr>
-        <w:br/>
-        <w:t>}</w:t>
-      </w:r>
-    </w:p>
-    <w:p>
-      <w:pPr>
-        <w:pStyle w:val="HTMLPreformatted"/>
-        <w:shd w:val="clear" w:color="auto" w:fill="1E1F22"/>
-        <w:rPr>
-          <w:color w:val="BCBEC4"/>
-          <w:sz w:val="22"/>
-        </w:rPr>
-      </w:pPr>
-    </w:p>
-    <w:p>
-      <w:pPr>
-        <w:rPr>
-          <w:sz w:val="32"/>
-          <w:lang w:eastAsia="en-IN"/>
-        </w:rPr>
-      </w:pPr>
-    </w:p>
-    <w:p>
-      <w:pPr>
-        <w:pStyle w:val="Heading3"/>
-        <w:rPr>
-          <w:rFonts w:asciiTheme="majorHAnsi" w:hAnsiTheme="majorHAnsi" w:cstheme="majorHAnsi"/>
-          <w:color w:val="2E74B5" w:themeColor="accent5" w:themeShade="BF"/>
-          <w:sz w:val="32"/>
-          <w:szCs w:val="32"/>
-        </w:rPr>
-      </w:pPr>
-      <w:bookmarkStart w:id="13" w:name="_Toc190936326"/>
-      <w:r>
-        <w:rPr>
-          <w:rFonts w:asciiTheme="majorHAnsi" w:hAnsiTheme="majorHAnsi" w:cstheme="majorHAnsi"/>
-          <w:color w:val="2E74B5" w:themeColor="accent5" w:themeShade="BF"/>
-          <w:sz w:val="32"/>
-          <w:szCs w:val="32"/>
-        </w:rPr>
         <w:lastRenderedPageBreak/>
         <w:t># Mock vs Stub vs Spy</w:t>
       </w:r>
-      <w:bookmarkEnd w:id="13"/>
+      <w:bookmarkEnd w:id="14"/>
     </w:p>
     <w:p>
       <w:pPr>
@@ -12820,23 +12517,7 @@
           <w:sz w:val="28"/>
           <w:lang w:eastAsia="en-IN"/>
         </w:rPr>
-        <w:t xml:space="preserve"> (using </w:t>
-      </w:r>
-      <w:proofErr w:type="gramStart"/>
-      <w:r>
-        <w:rPr>
-          <w:sz w:val="28"/>
-          <w:lang w:eastAsia="en-IN"/>
-        </w:rPr>
-        <w:t>Mockito.when(</w:t>
-      </w:r>
-      <w:proofErr w:type="gramEnd"/>
-      <w:r>
-        <w:rPr>
-          <w:sz w:val="28"/>
-          <w:lang w:eastAsia="en-IN"/>
-        </w:rPr>
-        <w:t>))</w:t>
+        <w:t xml:space="preserve"> (using Mockito.when())</w:t>
       </w:r>
       <w:r>
         <w:rPr>
@@ -13754,7 +13435,6 @@
           <w:lang w:eastAsia="en-IN"/>
         </w:rPr>
       </w:pPr>
-      <w:proofErr w:type="gramStart"/>
       <w:r>
         <w:rPr>
           <w:rStyle w:val="HTMLCode"/>
@@ -13762,17 +13442,7 @@
           <w:sz w:val="28"/>
           <w:szCs w:val="28"/>
         </w:rPr>
-        <w:t>when(</w:t>
-      </w:r>
-      <w:proofErr w:type="gramEnd"/>
-      <w:r>
-        <w:rPr>
-          <w:rStyle w:val="HTMLCode"/>
-          <w:rFonts w:asciiTheme="minorHAnsi" w:eastAsiaTheme="minorHAnsi" w:hAnsiTheme="minorHAnsi" w:cstheme="minorHAnsi"/>
-          <w:sz w:val="28"/>
-          <w:szCs w:val="28"/>
-        </w:rPr>
-        <w:t>...).thenReturn(...)</w:t>
+        <w:t>when(...).thenReturn(...)</w:t>
       </w:r>
       <w:r>
         <w:rPr>
@@ -13814,7 +13484,6 @@
           <w:lang w:eastAsia="en-IN"/>
         </w:rPr>
       </w:pPr>
-      <w:proofErr w:type="gramStart"/>
       <w:r>
         <w:rPr>
           <w:rStyle w:val="HTMLCode"/>
@@ -13822,17 +13491,7 @@
           <w:sz w:val="28"/>
           <w:szCs w:val="28"/>
         </w:rPr>
-        <w:t>verify(</w:t>
-      </w:r>
-      <w:proofErr w:type="gramEnd"/>
-      <w:r>
-        <w:rPr>
-          <w:rStyle w:val="HTMLCode"/>
-          <w:rFonts w:asciiTheme="minorHAnsi" w:eastAsiaTheme="minorHAnsi" w:hAnsiTheme="minorHAnsi" w:cstheme="minorHAnsi"/>
-          <w:sz w:val="28"/>
-          <w:szCs w:val="28"/>
-        </w:rPr>
-        <w:t>...)</w:t>
+        <w:t>verify(...)</w:t>
       </w:r>
       <w:r>
         <w:rPr>
@@ -14452,21 +14111,12 @@
           <w:lang w:eastAsia="en-IN"/>
         </w:rPr>
       </w:pPr>
-      <w:proofErr w:type="gramStart"/>
-      <w:r>
-        <w:rPr>
-          <w:sz w:val="28"/>
-          <w:lang w:eastAsia="en-IN"/>
-        </w:rPr>
-        <w:t>mock(</w:t>
-      </w:r>
-      <w:proofErr w:type="gramEnd"/>
-      <w:r>
-        <w:rPr>
-          <w:sz w:val="28"/>
-          <w:lang w:eastAsia="en-IN"/>
-        </w:rPr>
-        <w:t>UserRepository.class) creates a stub object.</w:t>
+      <w:r>
+        <w:rPr>
+          <w:sz w:val="28"/>
+          <w:lang w:eastAsia="en-IN"/>
+        </w:rPr>
+        <w:t>mock(UserRepository.class) creates a stub object.</w:t>
       </w:r>
     </w:p>
     <w:p>
@@ -14481,21 +14131,12 @@
           <w:lang w:eastAsia="en-IN"/>
         </w:rPr>
       </w:pPr>
-      <w:proofErr w:type="gramStart"/>
-      <w:r>
-        <w:rPr>
-          <w:sz w:val="28"/>
-          <w:lang w:eastAsia="en-IN"/>
-        </w:rPr>
-        <w:t>when(</w:t>
-      </w:r>
-      <w:proofErr w:type="gramEnd"/>
-      <w:r>
-        <w:rPr>
-          <w:sz w:val="28"/>
-          <w:lang w:eastAsia="en-IN"/>
-        </w:rPr>
-        <w:t>...).thenReturn(...) predefines specific responses.</w:t>
+      <w:r>
+        <w:rPr>
+          <w:sz w:val="28"/>
+          <w:lang w:eastAsia="en-IN"/>
+        </w:rPr>
+        <w:t>when(...).thenReturn(...) predefines specific responses.</w:t>
       </w:r>
     </w:p>
     <w:p>
@@ -15304,21 +14945,12 @@
           <w:lang w:eastAsia="en-IN"/>
         </w:rPr>
       </w:pPr>
-      <w:proofErr w:type="gramStart"/>
-      <w:r>
-        <w:rPr>
-          <w:sz w:val="28"/>
-          <w:lang w:eastAsia="en-IN"/>
-        </w:rPr>
-        <w:t>doReturn(</w:t>
-      </w:r>
-      <w:proofErr w:type="gramEnd"/>
-      <w:r>
-        <w:rPr>
-          <w:sz w:val="28"/>
-          <w:lang w:eastAsia="en-IN"/>
-        </w:rPr>
-        <w:t>...).when(...) prevents calling the real method.</w:t>
+      <w:r>
+        <w:rPr>
+          <w:sz w:val="28"/>
+          <w:lang w:eastAsia="en-IN"/>
+        </w:rPr>
+        <w:t>doReturn(...).when(...) prevents calling the real method.</w:t>
       </w:r>
     </w:p>
     <w:p>
@@ -17004,7 +16636,7 @@
           <w:szCs w:val="32"/>
         </w:rPr>
       </w:pPr>
-      <w:bookmarkStart w:id="14" w:name="_Toc190936327"/>
+      <w:bookmarkStart w:id="15" w:name="_Toc190936327"/>
       <w:r>
         <w:rPr>
           <w:rFonts w:asciiTheme="majorHAnsi" w:hAnsiTheme="majorHAnsi" w:cstheme="majorHAnsi"/>
@@ -17015,7 +16647,7 @@
         <w:lastRenderedPageBreak/>
         <w:t># Core Mockito Annotations</w:t>
       </w:r>
-      <w:bookmarkEnd w:id="14"/>
+      <w:bookmarkEnd w:id="15"/>
     </w:p>
     <w:p>
       <w:pPr>
@@ -17037,66 +16669,30 @@
           <w:sz w:val="28"/>
           <w:lang w:eastAsia="en-IN"/>
         </w:rPr>
-        <w:t xml:space="preserve">1. </w:t>
-      </w:r>
-      <w:proofErr w:type="gramStart"/>
+        <w:t xml:space="preserve">1. @Mock : </w:t>
+      </w:r>
+      <w:r>
+        <w:rPr>
+          <w:sz w:val="28"/>
+          <w:lang w:eastAsia="en-IN"/>
+        </w:rPr>
+        <w:t>use to create a fully fake object where all methods return default values unless explicitly stubbed. Used when you need to verify method calls without calling real methods.</w:t>
+      </w:r>
+    </w:p>
+    <w:p>
+      <w:pPr>
+        <w:rPr>
+          <w:sz w:val="28"/>
+          <w:lang w:eastAsia="en-IN"/>
+        </w:rPr>
+      </w:pPr>
       <w:r>
         <w:rPr>
           <w:b/>
           <w:sz w:val="28"/>
           <w:lang w:eastAsia="en-IN"/>
         </w:rPr>
-        <w:t>@Mock :</w:t>
-      </w:r>
-      <w:proofErr w:type="gramEnd"/>
-      <w:r>
-        <w:rPr>
-          <w:b/>
-          <w:sz w:val="28"/>
-          <w:lang w:eastAsia="en-IN"/>
-        </w:rPr>
-        <w:t xml:space="preserve"> </w:t>
-      </w:r>
-      <w:r>
-        <w:rPr>
-          <w:sz w:val="28"/>
-          <w:lang w:eastAsia="en-IN"/>
-        </w:rPr>
-        <w:t>use to create a fully fake object where all methods return default values unless explicitly stubbed. Used when you need to verify method calls without calling real methods.</w:t>
-      </w:r>
-    </w:p>
-    <w:p>
-      <w:pPr>
-        <w:rPr>
-          <w:sz w:val="28"/>
-          <w:lang w:eastAsia="en-IN"/>
-        </w:rPr>
-      </w:pPr>
-      <w:r>
-        <w:rPr>
-          <w:b/>
-          <w:sz w:val="28"/>
-          <w:lang w:eastAsia="en-IN"/>
-        </w:rPr>
-        <w:t xml:space="preserve">2. </w:t>
-      </w:r>
-      <w:proofErr w:type="gramStart"/>
-      <w:r>
-        <w:rPr>
-          <w:b/>
-          <w:sz w:val="28"/>
-          <w:lang w:eastAsia="en-IN"/>
-        </w:rPr>
-        <w:t>@ExtendWith(</w:t>
-      </w:r>
-      <w:proofErr w:type="gramEnd"/>
-      <w:r>
-        <w:rPr>
-          <w:b/>
-          <w:sz w:val="28"/>
-          <w:lang w:eastAsia="en-IN"/>
-        </w:rPr>
-        <w:t xml:space="preserve">MockitoExtension.class): </w:t>
+        <w:t xml:space="preserve">2. @ExtendWith(MockitoExtension.class): </w:t>
       </w:r>
       <w:r>
         <w:rPr>
@@ -17767,21 +17363,12 @@
           <w:lang w:eastAsia="en-IN"/>
         </w:rPr>
       </w:pPr>
-      <w:proofErr w:type="gramStart"/>
-      <w:r>
-        <w:rPr>
-          <w:sz w:val="28"/>
-          <w:lang w:eastAsia="en-IN"/>
-        </w:rPr>
-        <w:t>in</w:t>
-      </w:r>
-      <w:proofErr w:type="gramEnd"/>
-      <w:r>
-        <w:rPr>
-          <w:sz w:val="28"/>
-          <w:lang w:eastAsia="en-IN"/>
-        </w:rPr>
-        <w:t xml:space="preserve"> place of injecting </w:t>
+      <w:r>
+        <w:rPr>
+          <w:sz w:val="28"/>
+          <w:lang w:eastAsia="en-IN"/>
+        </w:rPr>
+        <w:t xml:space="preserve">in place of injecting </w:t>
       </w:r>
       <w:r>
         <w:rPr>
@@ -17877,7 +17464,6 @@
         </w:rPr>
         <w:t xml:space="preserve">new </w:t>
       </w:r>
-      <w:proofErr w:type="gramStart"/>
       <w:r>
         <w:rPr>
           <w:color w:val="BCBEC4"/>
@@ -17885,7 +17471,6 @@
         </w:rPr>
         <w:t>BusinessLayer(</w:t>
       </w:r>
-      <w:proofErr w:type="gramEnd"/>
       <w:r>
         <w:rPr>
           <w:color w:val="C77DBB"/>
@@ -17980,7 +17565,6 @@
         </w:rPr>
         <w:t>dataServiceMock</w:t>
       </w:r>
-      <w:proofErr w:type="gramStart"/>
       <w:r>
         <w:rPr>
           <w:color w:val="BCBEC4"/>
@@ -17988,7 +17572,6 @@
         </w:rPr>
         <w:t>;</w:t>
       </w:r>
-      <w:proofErr w:type="gramEnd"/>
       <w:r>
         <w:rPr>
           <w:color w:val="BCBEC4"/>
@@ -18070,25 +17653,7 @@
           <w:lang w:eastAsia="en-IN"/>
         </w:rPr>
         <w:lastRenderedPageBreak/>
-        <w:t xml:space="preserve">4. </w:t>
-      </w:r>
-      <w:proofErr w:type="gramStart"/>
-      <w:r>
-        <w:rPr>
-          <w:b/>
-          <w:sz w:val="28"/>
-          <w:lang w:eastAsia="en-IN"/>
-        </w:rPr>
-        <w:t>@Spy :</w:t>
-      </w:r>
-      <w:proofErr w:type="gramEnd"/>
-      <w:r>
-        <w:rPr>
-          <w:b/>
-          <w:sz w:val="28"/>
-          <w:lang w:eastAsia="en-IN"/>
-        </w:rPr>
-        <w:t xml:space="preserve"> </w:t>
+        <w:t xml:space="preserve">4. @Spy : </w:t>
       </w:r>
       <w:r>
         <w:rPr>
@@ -18759,23 +18324,7 @@
           <w:sz w:val="28"/>
           <w:lang w:eastAsia="en-IN"/>
         </w:rPr>
-        <w:t xml:space="preserve">Only specific methods are stubbed using </w:t>
-      </w:r>
-      <w:proofErr w:type="gramStart"/>
-      <w:r>
-        <w:rPr>
-          <w:sz w:val="28"/>
-          <w:lang w:eastAsia="en-IN"/>
-        </w:rPr>
-        <w:t>doReturn(</w:t>
-      </w:r>
-      <w:proofErr w:type="gramEnd"/>
-      <w:r>
-        <w:rPr>
-          <w:sz w:val="28"/>
-          <w:lang w:eastAsia="en-IN"/>
-        </w:rPr>
-        <w:t>).</w:t>
+        <w:t>Only specific methods are stubbed using doReturn().</w:t>
       </w:r>
     </w:p>
     <w:p>
@@ -18904,7 +18453,7 @@
           <w:szCs w:val="32"/>
         </w:rPr>
       </w:pPr>
-      <w:bookmarkStart w:id="15" w:name="_Toc190936328"/>
+      <w:bookmarkStart w:id="16" w:name="_Toc190936328"/>
       <w:r>
         <w:rPr>
           <w:rFonts w:asciiTheme="majorHAnsi" w:hAnsiTheme="majorHAnsi" w:cstheme="majorHAnsi"/>
@@ -18915,7 +18464,7 @@
         <w:lastRenderedPageBreak/>
         <w:t># Mockito Behavior Control</w:t>
       </w:r>
-      <w:bookmarkEnd w:id="15"/>
+      <w:bookmarkEnd w:id="16"/>
     </w:p>
     <w:p>
       <w:pPr>
@@ -19098,7 +18647,6 @@
           <w:lang w:eastAsia="en-IN"/>
         </w:rPr>
       </w:pPr>
-      <w:proofErr w:type="gramStart"/>
       <w:r>
         <w:rPr>
           <w:rFonts w:cstheme="minorHAnsi"/>
@@ -19106,17 +18654,7 @@
           <w:szCs w:val="28"/>
           <w:lang w:eastAsia="en-IN"/>
         </w:rPr>
-        <w:t>when(</w:t>
-      </w:r>
-      <w:proofErr w:type="gramEnd"/>
-      <w:r>
-        <w:rPr>
-          <w:rFonts w:cstheme="minorHAnsi"/>
-          <w:sz w:val="28"/>
-          <w:szCs w:val="28"/>
-          <w:lang w:eastAsia="en-IN"/>
-        </w:rPr>
-        <w:t>).thenReturn() is used to specify the return value of a mocked method.</w:t>
+        <w:t>when().thenReturn() is used to specify the return value of a mocked method.</w:t>
       </w:r>
     </w:p>
     <w:p>
@@ -20621,21 +20159,12 @@
           <w:lang w:eastAsia="en-IN"/>
         </w:rPr>
       </w:pPr>
-      <w:proofErr w:type="gramStart"/>
-      <w:r>
-        <w:rPr>
-          <w:sz w:val="28"/>
-          <w:lang w:eastAsia="en-IN"/>
-        </w:rPr>
-        <w:t>when(</w:t>
-      </w:r>
-      <w:proofErr w:type="gramEnd"/>
-      <w:r>
-        <w:rPr>
-          <w:sz w:val="28"/>
-          <w:lang w:eastAsia="en-IN"/>
-        </w:rPr>
-        <w:t>repository.findById(1)).thenReturn(...) defines expected behavior.</w:t>
+      <w:r>
+        <w:rPr>
+          <w:sz w:val="28"/>
+          <w:lang w:eastAsia="en-IN"/>
+        </w:rPr>
+        <w:t>when(repository.findById(1)).thenReturn(...) defines expected behavior.</w:t>
       </w:r>
     </w:p>
     <w:p>
@@ -20756,7 +20285,6 @@
           <w:lang w:eastAsia="en-IN"/>
         </w:rPr>
       </w:pPr>
-      <w:proofErr w:type="gramStart"/>
       <w:r>
         <w:rPr>
           <w:rFonts w:cstheme="minorHAnsi"/>
@@ -20764,17 +20292,7 @@
           <w:szCs w:val="28"/>
           <w:lang w:eastAsia="en-IN"/>
         </w:rPr>
-        <w:t>when(</w:t>
-      </w:r>
-      <w:proofErr w:type="gramEnd"/>
-      <w:r>
-        <w:rPr>
-          <w:rFonts w:cstheme="minorHAnsi"/>
-          <w:sz w:val="28"/>
-          <w:szCs w:val="28"/>
-          <w:lang w:eastAsia="en-IN"/>
-        </w:rPr>
-        <w:t>).thenThrow() makes a mock method throw an exception when called.</w:t>
+        <w:t>when().thenThrow() makes a mock method throw an exception when called.</w:t>
       </w:r>
     </w:p>
     <w:p>
@@ -22030,7 +21548,6 @@
           <w:lang w:eastAsia="en-IN"/>
         </w:rPr>
       </w:pPr>
-      <w:proofErr w:type="gramStart"/>
       <w:r>
         <w:rPr>
           <w:rFonts w:cstheme="minorHAnsi"/>
@@ -22038,17 +21555,7 @@
           <w:szCs w:val="28"/>
           <w:lang w:eastAsia="en-IN"/>
         </w:rPr>
-        <w:t>doReturn(</w:t>
-      </w:r>
-      <w:proofErr w:type="gramEnd"/>
-      <w:r>
-        <w:rPr>
-          <w:rFonts w:cstheme="minorHAnsi"/>
-          <w:sz w:val="28"/>
-          <w:szCs w:val="28"/>
-          <w:lang w:eastAsia="en-IN"/>
-        </w:rPr>
-        <w:t>).when() is used when working with spies (@Spy).</w:t>
+        <w:t>doReturn().when() is used when working with spies (@Spy).</w:t>
       </w:r>
     </w:p>
     <w:p>
@@ -22089,23 +21596,13 @@
           <w:lang w:eastAsia="en-IN"/>
         </w:rPr>
       </w:pPr>
-      <w:proofErr w:type="gramStart"/>
       <w:r>
         <w:rPr>
           <w:b/>
           <w:sz w:val="28"/>
           <w:lang w:eastAsia="en-IN"/>
         </w:rPr>
-        <w:t>doReturn(</w:t>
-      </w:r>
-      <w:proofErr w:type="gramEnd"/>
-      <w:r>
-        <w:rPr>
-          <w:b/>
-          <w:sz w:val="28"/>
-          <w:lang w:eastAsia="en-IN"/>
-        </w:rPr>
-        <w:t>) Vs thenReturn()</w:t>
+        <w:t>doReturn() Vs thenReturn()</w:t>
       </w:r>
     </w:p>
     <w:tbl>
@@ -22661,25 +22158,7 @@
           <w:sz w:val="28"/>
           <w:lang w:eastAsia="en-IN"/>
         </w:rPr>
-        <w:t xml:space="preserve">Why </w:t>
-      </w:r>
-      <w:proofErr w:type="gramStart"/>
-      <w:r>
-        <w:rPr>
-          <w:b/>
-          <w:sz w:val="28"/>
-          <w:lang w:eastAsia="en-IN"/>
-        </w:rPr>
-        <w:t>doReturn(</w:t>
-      </w:r>
-      <w:proofErr w:type="gramEnd"/>
-      <w:r>
-        <w:rPr>
-          <w:b/>
-          <w:sz w:val="28"/>
-          <w:lang w:eastAsia="en-IN"/>
-        </w:rPr>
-        <w:t>).when() is Better for Spies?</w:t>
+        <w:t>Why doReturn().when() is Better for Spies?</w:t>
       </w:r>
     </w:p>
     <w:p>
@@ -22699,23 +22178,7 @@
           <w:sz w:val="28"/>
           <w:lang w:eastAsia="en-IN"/>
         </w:rPr>
-        <w:t xml:space="preserve">With </w:t>
-      </w:r>
-      <w:proofErr w:type="gramStart"/>
-      <w:r>
-        <w:rPr>
-          <w:sz w:val="28"/>
-          <w:lang w:eastAsia="en-IN"/>
-        </w:rPr>
-        <w:t>when(</w:t>
-      </w:r>
-      <w:proofErr w:type="gramEnd"/>
-      <w:r>
-        <w:rPr>
-          <w:sz w:val="28"/>
-          <w:lang w:eastAsia="en-IN"/>
-        </w:rPr>
-        <w:t>).thenReturn() on spies, the real method gets called when setting up the stub. This can cause issues if the method has side effects (e.g., modifies state, interacts with DB).</w:t>
+        <w:t>With when().thenReturn() on spies, the real method gets called when setting up the stub. This can cause issues if the method has side effects (e.g., modifies state, interacts with DB).</w:t>
       </w:r>
       <w:r>
         <w:rPr>
@@ -22742,23 +22205,7 @@
           <w:sz w:val="28"/>
           <w:lang w:eastAsia="en-IN"/>
         </w:rPr>
-        <w:t xml:space="preserve">With </w:t>
-      </w:r>
-      <w:proofErr w:type="gramStart"/>
-      <w:r>
-        <w:rPr>
-          <w:sz w:val="28"/>
-          <w:lang w:eastAsia="en-IN"/>
-        </w:rPr>
-        <w:t>doReturn(</w:t>
-      </w:r>
-      <w:proofErr w:type="gramEnd"/>
-      <w:r>
-        <w:rPr>
-          <w:sz w:val="28"/>
-          <w:lang w:eastAsia="en-IN"/>
-        </w:rPr>
-        <w:t>).when(), the real method is never called, ensuring better control.</w:t>
+        <w:t>With doReturn().when(), the real method is never called, ensuring better control.</w:t>
       </w:r>
     </w:p>
     <w:p>
@@ -22793,21 +22240,12 @@
           <w:sz w:val="22"/>
         </w:rPr>
       </w:pPr>
-      <w:proofErr w:type="gramStart"/>
       <w:r>
         <w:rPr>
           <w:color w:val="CF8E6D"/>
           <w:sz w:val="22"/>
         </w:rPr>
-        <w:t>class</w:t>
-      </w:r>
-      <w:proofErr w:type="gramEnd"/>
-      <w:r>
-        <w:rPr>
-          <w:color w:val="CF8E6D"/>
-          <w:sz w:val="22"/>
-        </w:rPr>
-        <w:t xml:space="preserve"> </w:t>
+        <w:t xml:space="preserve">class </w:t>
       </w:r>
       <w:r>
         <w:rPr>
@@ -23794,23 +23232,7 @@
           <w:sz w:val="28"/>
           <w:lang w:eastAsia="en-IN"/>
         </w:rPr>
-        <w:t xml:space="preserve">Use </w:t>
-      </w:r>
-      <w:proofErr w:type="gramStart"/>
-      <w:r>
-        <w:rPr>
-          <w:sz w:val="28"/>
-          <w:lang w:eastAsia="en-IN"/>
-        </w:rPr>
-        <w:t>when(</w:t>
-      </w:r>
-      <w:proofErr w:type="gramEnd"/>
-      <w:r>
-        <w:rPr>
-          <w:sz w:val="28"/>
-          <w:lang w:eastAsia="en-IN"/>
-        </w:rPr>
-        <w:t>).thenReturn() for mocks (no real method execution).</w:t>
+        <w:t>Use when().thenReturn() for mocks (no real method execution).</w:t>
       </w:r>
     </w:p>
     <w:p>
@@ -23830,23 +23252,7 @@
           <w:sz w:val="28"/>
           <w:lang w:eastAsia="en-IN"/>
         </w:rPr>
-        <w:t xml:space="preserve">Use </w:t>
-      </w:r>
-      <w:proofErr w:type="gramStart"/>
-      <w:r>
-        <w:rPr>
-          <w:sz w:val="28"/>
-          <w:lang w:eastAsia="en-IN"/>
-        </w:rPr>
-        <w:t>doReturn(</w:t>
-      </w:r>
-      <w:proofErr w:type="gramEnd"/>
-      <w:r>
-        <w:rPr>
-          <w:sz w:val="28"/>
-          <w:lang w:eastAsia="en-IN"/>
-        </w:rPr>
-        <w:t>).when() for spies to avoid real method calls.</w:t>
+        <w:t>Use doReturn().when() for spies to avoid real method calls.</w:t>
       </w:r>
     </w:p>
     <w:p>
@@ -23927,54 +23333,22 @@
           <w:sz w:val="28"/>
           <w:lang w:eastAsia="en-IN"/>
         </w:rPr>
-        <w:t xml:space="preserve">If we use </w:t>
-      </w:r>
-      <w:proofErr w:type="gramStart"/>
-      <w:r>
-        <w:rPr>
-          <w:sz w:val="28"/>
-          <w:lang w:eastAsia="en-IN"/>
-        </w:rPr>
-        <w:t>when(</w:t>
-      </w:r>
-      <w:proofErr w:type="gramEnd"/>
-      <w:r>
-        <w:rPr>
-          <w:sz w:val="28"/>
-          <w:lang w:eastAsia="en-IN"/>
-        </w:rPr>
-        <w:t>).thenTrow() with spies, real method will get executed and code will fail. The junit will fail because of failure in actual code.</w:t>
-      </w:r>
-    </w:p>
-    <w:p>
-      <w:pPr>
-        <w:rPr>
-          <w:sz w:val="28"/>
-          <w:lang w:eastAsia="en-IN"/>
-        </w:rPr>
-      </w:pPr>
-      <w:r>
-        <w:rPr>
-          <w:sz w:val="28"/>
-          <w:lang w:eastAsia="en-IN"/>
-        </w:rPr>
-        <w:t xml:space="preserve">So with spies we will use </w:t>
-      </w:r>
-      <w:proofErr w:type="gramStart"/>
-      <w:r>
-        <w:rPr>
-          <w:sz w:val="28"/>
-          <w:lang w:eastAsia="en-IN"/>
-        </w:rPr>
-        <w:t>doThrow(</w:t>
-      </w:r>
-      <w:proofErr w:type="gramEnd"/>
-      <w:r>
-        <w:rPr>
-          <w:sz w:val="28"/>
-          <w:lang w:eastAsia="en-IN"/>
-        </w:rPr>
-        <w:t>), which don’t really calls function in actual and runs junit correctly.</w:t>
+        <w:t>If we use when().thenTrow() with spies, real method will get executed and code will fail. The junit will fail because of failure in actual code.</w:t>
+      </w:r>
+    </w:p>
+    <w:p>
+      <w:pPr>
+        <w:rPr>
+          <w:sz w:val="28"/>
+          <w:lang w:eastAsia="en-IN"/>
+        </w:rPr>
+      </w:pPr>
+      <w:r>
+        <w:rPr>
+          <w:sz w:val="28"/>
+          <w:lang w:eastAsia="en-IN"/>
+        </w:rPr>
+        <w:t>So with spies we will use doThrow(), which don’t really calls function in actual and runs junit correctly.</w:t>
       </w:r>
     </w:p>
     <w:p>
@@ -24326,65 +23700,22 @@
           <w:szCs w:val="28"/>
         </w:rPr>
         <w:lastRenderedPageBreak/>
-        <w:t>doNothing</w:t>
-      </w:r>
-      <w:r>
-        <w:rPr>
-          <w:rStyle w:val="Strong"/>
-          <w:rFonts w:cstheme="minorHAnsi"/>
-          <w:bCs w:val="0"/>
-          <w:color w:val="2F5496" w:themeColor="accent1" w:themeShade="BF"/>
-          <w:sz w:val="28"/>
-          <w:szCs w:val="28"/>
-        </w:rPr>
-        <w:t>().when()</w:t>
-      </w:r>
-    </w:p>
-    <w:p>
-      <w:pPr>
-        <w:rPr>
-          <w:sz w:val="28"/>
-          <w:lang w:eastAsia="en-IN"/>
-        </w:rPr>
-      </w:pPr>
-      <w:r>
-        <w:rPr>
-          <w:sz w:val="28"/>
-          <w:lang w:eastAsia="en-IN"/>
-        </w:rPr>
-        <w:t xml:space="preserve">In Mockito, methods that return void cannot be stubbed using </w:t>
-      </w:r>
-      <w:proofErr w:type="gramStart"/>
-      <w:r>
-        <w:rPr>
-          <w:sz w:val="28"/>
-          <w:lang w:eastAsia="en-IN"/>
-        </w:rPr>
-        <w:t>when(</w:t>
-      </w:r>
-      <w:proofErr w:type="gramEnd"/>
-      <w:r>
-        <w:rPr>
-          <w:sz w:val="28"/>
-          <w:lang w:eastAsia="en-IN"/>
-        </w:rPr>
-        <w:t xml:space="preserve">).thenReturn(), because when() requires a return type. Instead, we use </w:t>
-      </w:r>
-      <w:proofErr w:type="gramStart"/>
-      <w:r>
-        <w:rPr>
-          <w:sz w:val="28"/>
-          <w:lang w:eastAsia="en-IN"/>
-        </w:rPr>
-        <w:t>doNothing(</w:t>
-      </w:r>
-      <w:proofErr w:type="gramEnd"/>
-      <w:r>
-        <w:rPr>
-          <w:sz w:val="28"/>
-          <w:lang w:eastAsia="en-IN"/>
-        </w:rPr>
-        <w:t>), doThrow(), or doAnswer() to control their behavior.</w:t>
+        <w:t>doNothing().when()</w:t>
+      </w:r>
+    </w:p>
+    <w:p>
+      <w:pPr>
+        <w:rPr>
+          <w:sz w:val="28"/>
+          <w:lang w:eastAsia="en-IN"/>
+        </w:rPr>
+      </w:pPr>
+      <w:r>
+        <w:rPr>
+          <w:sz w:val="28"/>
+          <w:lang w:eastAsia="en-IN"/>
+        </w:rPr>
+        <w:t>In Mockito, methods that return void cannot be stubbed using when().thenReturn(), because when() requires a return type. Instead, we use doNothing(), doThrow(), or doAnswer() to control their behavior.</w:t>
       </w:r>
     </w:p>
     <w:p>
@@ -24421,23 +23752,13 @@
           <w:szCs w:val="23"/>
         </w:rPr>
       </w:pPr>
-      <w:proofErr w:type="gramStart"/>
       <w:r>
         <w:rPr>
           <w:color w:val="CF8E6D"/>
           <w:sz w:val="23"/>
           <w:szCs w:val="23"/>
         </w:rPr>
-        <w:t>class</w:t>
-      </w:r>
-      <w:proofErr w:type="gramEnd"/>
-      <w:r>
-        <w:rPr>
-          <w:color w:val="CF8E6D"/>
-          <w:sz w:val="23"/>
-          <w:szCs w:val="23"/>
-        </w:rPr>
-        <w:t xml:space="preserve"> </w:t>
+        <w:t xml:space="preserve">class </w:t>
       </w:r>
       <w:r>
         <w:rPr>
@@ -24793,15 +24114,7 @@
           <w:sz w:val="23"/>
           <w:szCs w:val="23"/>
         </w:rPr>
-        <w:t>= cal</w:t>
-      </w:r>
-      <w:r>
-        <w:rPr>
-          <w:color w:val="BCBEC4"/>
-          <w:sz w:val="23"/>
-          <w:szCs w:val="23"/>
-        </w:rPr>
-        <w:t>c;</w:t>
+        <w:t>= calc;</w:t>
       </w:r>
       <w:r>
         <w:rPr>
@@ -25467,33 +24780,8 @@
           <w:sz w:val="28"/>
           <w:lang w:eastAsia="en-IN"/>
         </w:rPr>
-        <w:t xml:space="preserve">Then with </w:t>
-      </w:r>
-      <w:proofErr w:type="gramStart"/>
-      <w:r>
-        <w:rPr>
-          <w:sz w:val="28"/>
-          <w:lang w:eastAsia="en-IN"/>
-        </w:rPr>
-        <w:t>test :</w:t>
-      </w:r>
-      <w:proofErr w:type="gramEnd"/>
-      <w:r>
-        <w:rPr>
-          <w:sz w:val="28"/>
-          <w:lang w:eastAsia="en-IN"/>
-        </w:rPr>
-        <w:t xml:space="preserve"> Hello will get printed in console. So if we want that temp method don’t get called in real, we can use </w:t>
-      </w:r>
-      <w:proofErr w:type="gramStart"/>
-      <w:r>
-        <w:rPr>
-          <w:sz w:val="28"/>
-          <w:lang w:eastAsia="en-IN"/>
-        </w:rPr>
-        <w:t>doNothing()</w:t>
-      </w:r>
-      <w:proofErr w:type="gramEnd"/>
+        <w:t>Then with test : Hello will get printed in console. So if we want that temp method don’t get called in real, we can use doNothing()</w:t>
+      </w:r>
     </w:p>
     <w:p>
       <w:pPr>
@@ -25811,7 +25099,7 @@
           <w:szCs w:val="32"/>
         </w:rPr>
       </w:pPr>
-      <w:bookmarkStart w:id="16" w:name="_Toc190936329"/>
+      <w:bookmarkStart w:id="17" w:name="_Toc190936329"/>
       <w:r>
         <w:rPr>
           <w:rFonts w:asciiTheme="majorHAnsi" w:hAnsiTheme="majorHAnsi" w:cstheme="majorHAnsi"/>
@@ -25831,7 +25119,7 @@
         </w:rPr>
         <w:t>Arguments Matchers</w:t>
       </w:r>
-      <w:bookmarkEnd w:id="16"/>
+      <w:bookmarkEnd w:id="17"/>
     </w:p>
     <w:p>
       <w:pPr>
@@ -26746,18 +26034,466 @@
           <w:sz w:val="32"/>
           <w:lang w:eastAsia="en-IN"/>
         </w:rPr>
-        <w:t xml:space="preserve">using </w:t>
-      </w:r>
-      <w:proofErr w:type="gramStart"/>
+        <w:t>using anyString()</w:t>
+      </w:r>
+    </w:p>
+    <w:p>
+      <w:pPr>
+        <w:pStyle w:val="HTMLPreformatted"/>
+        <w:shd w:val="clear" w:color="auto" w:fill="1E1F22"/>
+        <w:rPr>
+          <w:color w:val="BCBEC4"/>
+          <w:sz w:val="24"/>
+        </w:rPr>
+      </w:pPr>
+      <w:r>
+        <w:rPr>
+          <w:color w:val="CF8E6D"/>
+          <w:sz w:val="24"/>
+        </w:rPr>
+        <w:t xml:space="preserve">public class </w:t>
+      </w:r>
+      <w:r>
+        <w:rPr>
+          <w:color w:val="BCBEC4"/>
+          <w:sz w:val="24"/>
+        </w:rPr>
+        <w:t>Greet {</w:t>
+      </w:r>
+      <w:r>
+        <w:rPr>
+          <w:color w:val="BCBEC4"/>
+          <w:sz w:val="24"/>
+        </w:rPr>
+        <w:t xml:space="preserve">         </w:t>
+      </w:r>
+      <w:r>
+        <w:rPr>
+          <w:color w:val="7A7E85"/>
+        </w:rPr>
+        <w:t>//Main class</w:t>
+      </w:r>
+      <w:r>
+        <w:rPr>
+          <w:color w:val="BCBEC4"/>
+          <w:sz w:val="24"/>
+        </w:rPr>
+        <w:br/>
+        <w:t xml:space="preserve">    </w:t>
+      </w:r>
+      <w:r>
+        <w:rPr>
+          <w:color w:val="CF8E6D"/>
+          <w:sz w:val="24"/>
+        </w:rPr>
+        <w:t xml:space="preserve">public </w:t>
+      </w:r>
+      <w:r>
+        <w:rPr>
+          <w:color w:val="BCBEC4"/>
+          <w:sz w:val="24"/>
+        </w:rPr>
+        <w:t xml:space="preserve">String </w:t>
+      </w:r>
+      <w:r>
+        <w:rPr>
+          <w:color w:val="56A8F5"/>
+          <w:sz w:val="24"/>
+        </w:rPr>
+        <w:t>greetUser</w:t>
+      </w:r>
+      <w:r>
+        <w:rPr>
+          <w:color w:val="BCBEC4"/>
+          <w:sz w:val="24"/>
+        </w:rPr>
+        <w:t>(String name){</w:t>
+      </w:r>
+      <w:r>
+        <w:rPr>
+          <w:color w:val="BCBEC4"/>
+          <w:sz w:val="24"/>
+        </w:rPr>
+        <w:br/>
+        <w:t xml:space="preserve">        String greet = </w:t>
+      </w:r>
+      <w:r>
+        <w:rPr>
+          <w:color w:val="6AAB73"/>
+          <w:sz w:val="24"/>
+        </w:rPr>
+        <w:t xml:space="preserve">"Hello " </w:t>
+      </w:r>
+      <w:r>
+        <w:rPr>
+          <w:color w:val="BCBEC4"/>
+          <w:sz w:val="24"/>
+        </w:rPr>
+        <w:t>+ name;</w:t>
+      </w:r>
+      <w:r>
+        <w:rPr>
+          <w:color w:val="BCBEC4"/>
+          <w:sz w:val="24"/>
+        </w:rPr>
+        <w:br/>
+        <w:t xml:space="preserve">        </w:t>
+      </w:r>
+      <w:r>
+        <w:rPr>
+          <w:color w:val="CF8E6D"/>
+          <w:sz w:val="24"/>
+        </w:rPr>
+        <w:t xml:space="preserve">return </w:t>
+      </w:r>
+      <w:r>
+        <w:rPr>
+          <w:color w:val="BCBEC4"/>
+          <w:sz w:val="24"/>
+        </w:rPr>
+        <w:t>greet;</w:t>
+      </w:r>
+      <w:r>
+        <w:rPr>
+          <w:color w:val="BCBEC4"/>
+          <w:sz w:val="24"/>
+        </w:rPr>
+        <w:br/>
+        <w:t xml:space="preserve">    }</w:t>
+      </w:r>
+      <w:r>
+        <w:rPr>
+          <w:color w:val="BCBEC4"/>
+          <w:sz w:val="24"/>
+        </w:rPr>
+        <w:br/>
+        <w:t>}</w:t>
+      </w:r>
+    </w:p>
+    <w:p>
+      <w:pPr>
+        <w:rPr>
+          <w:sz w:val="18"/>
+          <w:lang w:eastAsia="en-IN"/>
+        </w:rPr>
+      </w:pPr>
+    </w:p>
+    <w:p>
+      <w:pPr>
+        <w:pStyle w:val="HTMLPreformatted"/>
+        <w:shd w:val="clear" w:color="auto" w:fill="1E1F22"/>
+        <w:rPr>
+          <w:color w:val="BCBEC4"/>
+        </w:rPr>
+      </w:pPr>
+      <w:r>
+        <w:rPr>
+          <w:color w:val="CF8E6D"/>
+          <w:sz w:val="22"/>
+        </w:rPr>
+        <w:t xml:space="preserve">class </w:t>
+      </w:r>
+      <w:r>
+        <w:rPr>
+          <w:color w:val="BCBEC4"/>
+          <w:sz w:val="22"/>
+        </w:rPr>
+        <w:t xml:space="preserve">GreetTest {             </w:t>
+      </w:r>
+      <w:r>
+        <w:rPr>
+          <w:color w:val="7A7E85"/>
+        </w:rPr>
+        <w:t>//Test class</w:t>
+      </w:r>
+      <w:r>
+        <w:rPr>
+          <w:color w:val="BCBEC4"/>
+          <w:sz w:val="22"/>
+        </w:rPr>
+        <w:br/>
+        <w:t xml:space="preserve">    </w:t>
+      </w:r>
+      <w:r>
+        <w:rPr>
+          <w:color w:val="B3AE60"/>
+          <w:sz w:val="22"/>
+        </w:rPr>
+        <w:t>@Test</w:t>
+      </w:r>
+      <w:r>
+        <w:rPr>
+          <w:color w:val="B3AE60"/>
+          <w:sz w:val="22"/>
+        </w:rPr>
+        <w:br/>
+        <w:t xml:space="preserve">    </w:t>
+      </w:r>
+      <w:r>
+        <w:rPr>
+          <w:color w:val="CF8E6D"/>
+          <w:sz w:val="22"/>
+        </w:rPr>
+        <w:t xml:space="preserve">public void </w:t>
+      </w:r>
+      <w:r>
+        <w:rPr>
+          <w:color w:val="56A8F5"/>
+          <w:sz w:val="22"/>
+        </w:rPr>
+        <w:t>testGreetUser</w:t>
+      </w:r>
+      <w:r>
+        <w:rPr>
+          <w:color w:val="BCBEC4"/>
+          <w:sz w:val="22"/>
+        </w:rPr>
+        <w:t>(){</w:t>
+      </w:r>
+      <w:r>
+        <w:rPr>
+          <w:color w:val="BCBEC4"/>
+          <w:sz w:val="22"/>
+        </w:rPr>
+        <w:br/>
+        <w:t xml:space="preserve">        Greet greet = </w:t>
+      </w:r>
+      <w:r>
+        <w:rPr>
+          <w:i/>
+          <w:iCs/>
+          <w:color w:val="BCBEC4"/>
+          <w:sz w:val="22"/>
+        </w:rPr>
+        <w:t>mock</w:t>
+      </w:r>
+      <w:r>
+        <w:rPr>
+          <w:color w:val="BCBEC4"/>
+          <w:sz w:val="22"/>
+        </w:rPr>
+        <w:t>(Greet.</w:t>
+      </w:r>
+      <w:r>
+        <w:rPr>
+          <w:color w:val="CF8E6D"/>
+          <w:sz w:val="22"/>
+        </w:rPr>
+        <w:t>class</w:t>
+      </w:r>
+      <w:r>
+        <w:rPr>
+          <w:color w:val="BCBEC4"/>
+          <w:sz w:val="22"/>
+        </w:rPr>
+        <w:t>);</w:t>
+      </w:r>
+      <w:r>
+        <w:rPr>
+          <w:color w:val="BCBEC4"/>
+          <w:sz w:val="22"/>
+        </w:rPr>
+        <w:br/>
+        <w:t xml:space="preserve">        </w:t>
+      </w:r>
+      <w:r>
+        <w:rPr>
+          <w:i/>
+          <w:iCs/>
+          <w:color w:val="BCBEC4"/>
+          <w:sz w:val="22"/>
+        </w:rPr>
+        <w:t>when</w:t>
+      </w:r>
+      <w:r>
+        <w:rPr>
+          <w:color w:val="BCBEC4"/>
+          <w:sz w:val="22"/>
+        </w:rPr>
+        <w:t>(greet.greetUser(</w:t>
+      </w:r>
+      <w:r>
+        <w:rPr>
+          <w:i/>
+          <w:iCs/>
+          <w:color w:val="BCBEC4"/>
+          <w:sz w:val="22"/>
+        </w:rPr>
+        <w:t>anyString</w:t>
+      </w:r>
+      <w:r>
+        <w:rPr>
+          <w:color w:val="BCBEC4"/>
+          <w:sz w:val="22"/>
+        </w:rPr>
+        <w:t>())).thenReturn(</w:t>
+      </w:r>
+      <w:r>
+        <w:rPr>
+          <w:color w:val="6AAB73"/>
+          <w:sz w:val="22"/>
+        </w:rPr>
+        <w:t>"Hello World"</w:t>
+      </w:r>
+      <w:r>
+        <w:rPr>
+          <w:color w:val="BCBEC4"/>
+          <w:sz w:val="22"/>
+        </w:rPr>
+        <w:t>);</w:t>
+      </w:r>
+      <w:r>
+        <w:rPr>
+          <w:color w:val="BCBEC4"/>
+          <w:sz w:val="22"/>
+        </w:rPr>
+        <w:br/>
+        <w:t xml:space="preserve">        </w:t>
+      </w:r>
+      <w:r>
+        <w:rPr>
+          <w:i/>
+          <w:iCs/>
+          <w:color w:val="BCBEC4"/>
+          <w:sz w:val="22"/>
+        </w:rPr>
+        <w:t>assertEquals</w:t>
+      </w:r>
+      <w:r>
+        <w:rPr>
+          <w:color w:val="BCBEC4"/>
+          <w:sz w:val="22"/>
+        </w:rPr>
+        <w:t>(</w:t>
+      </w:r>
+      <w:r>
+        <w:rPr>
+          <w:color w:val="6AAB73"/>
+          <w:sz w:val="22"/>
+        </w:rPr>
+        <w:t>"Hello World"</w:t>
+      </w:r>
+      <w:r>
+        <w:rPr>
+          <w:color w:val="BCBEC4"/>
+          <w:sz w:val="22"/>
+        </w:rPr>
+        <w:t>, greet.greetUser(</w:t>
+      </w:r>
+      <w:r>
+        <w:rPr>
+          <w:color w:val="6AAB73"/>
+          <w:sz w:val="22"/>
+        </w:rPr>
+        <w:t>"Alex"</w:t>
+      </w:r>
+      <w:r>
+        <w:rPr>
+          <w:color w:val="BCBEC4"/>
+          <w:sz w:val="22"/>
+        </w:rPr>
+        <w:t>));</w:t>
+      </w:r>
+      <w:r>
+        <w:rPr>
+          <w:color w:val="BCBEC4"/>
+          <w:sz w:val="22"/>
+        </w:rPr>
+        <w:br/>
+        <w:t xml:space="preserve">        </w:t>
+      </w:r>
+      <w:r>
+        <w:rPr>
+          <w:i/>
+          <w:iCs/>
+          <w:color w:val="BCBEC4"/>
+          <w:sz w:val="22"/>
+        </w:rPr>
+        <w:t>assertEquals</w:t>
+      </w:r>
+      <w:r>
+        <w:rPr>
+          <w:color w:val="BCBEC4"/>
+          <w:sz w:val="22"/>
+        </w:rPr>
+        <w:t>(</w:t>
+      </w:r>
+      <w:r>
+        <w:rPr>
+          <w:color w:val="6AAB73"/>
+          <w:sz w:val="22"/>
+        </w:rPr>
+        <w:t>"Hello World"</w:t>
+      </w:r>
+      <w:r>
+        <w:rPr>
+          <w:color w:val="BCBEC4"/>
+          <w:sz w:val="22"/>
+        </w:rPr>
+        <w:t>, greet.greetUser(</w:t>
+      </w:r>
+      <w:r>
+        <w:rPr>
+          <w:color w:val="6AAB73"/>
+          <w:sz w:val="22"/>
+        </w:rPr>
+        <w:t>"Brad"</w:t>
+      </w:r>
+      <w:r>
+        <w:rPr>
+          <w:color w:val="BCBEC4"/>
+          <w:sz w:val="22"/>
+        </w:rPr>
+        <w:t>));</w:t>
+      </w:r>
+      <w:r>
+        <w:rPr>
+          <w:color w:val="BCBEC4"/>
+          <w:sz w:val="22"/>
+        </w:rPr>
+        <w:br/>
+        <w:t xml:space="preserve">    }</w:t>
+      </w:r>
+      <w:r>
+        <w:rPr>
+          <w:color w:val="BCBEC4"/>
+          <w:sz w:val="22"/>
+        </w:rPr>
+        <w:br/>
+        <w:t>}</w:t>
+      </w:r>
+    </w:p>
+    <w:p>
+      <w:pPr>
+        <w:rPr>
+          <w:sz w:val="28"/>
+          <w:lang w:eastAsia="en-IN"/>
+        </w:rPr>
+      </w:pPr>
+    </w:p>
+    <w:p>
+      <w:pPr>
+        <w:rPr>
+          <w:sz w:val="32"/>
+          <w:lang w:eastAsia="en-IN"/>
+        </w:rPr>
+      </w:pPr>
+      <w:r>
+        <w:rPr>
+          <w:sz w:val="32"/>
+          <w:lang w:eastAsia="en-IN"/>
+        </w:rPr>
+        <w:lastRenderedPageBreak/>
+        <w:t xml:space="preserve">Eg: </w:t>
+      </w:r>
       <w:r>
         <w:rPr>
           <w:b/>
           <w:sz w:val="32"/>
           <w:lang w:eastAsia="en-IN"/>
         </w:rPr>
-        <w:t>anyString()</w:t>
-      </w:r>
-      <w:proofErr w:type="gramEnd"/>
+        <w:t>using eq()</w:t>
+      </w:r>
     </w:p>
     <w:p>
       <w:pPr>
@@ -26765,501 +26501,15 @@
         <w:shd w:val="clear" w:color="auto" w:fill="1E1F22"/>
         <w:rPr>
           <w:color w:val="BCBEC4"/>
-          <w:sz w:val="24"/>
-        </w:rPr>
-      </w:pPr>
-      <w:proofErr w:type="gramStart"/>
+          <w:sz w:val="22"/>
+        </w:rPr>
+      </w:pPr>
       <w:r>
         <w:rPr>
           <w:color w:val="CF8E6D"/>
-          <w:sz w:val="24"/>
-        </w:rPr>
-        <w:t>public</w:t>
-      </w:r>
-      <w:proofErr w:type="gramEnd"/>
-      <w:r>
-        <w:rPr>
-          <w:color w:val="CF8E6D"/>
-          <w:sz w:val="24"/>
-        </w:rPr>
-        <w:t xml:space="preserve"> class </w:t>
-      </w:r>
-      <w:r>
-        <w:rPr>
-          <w:color w:val="BCBEC4"/>
-          <w:sz w:val="24"/>
-        </w:rPr>
-        <w:t>Greet {</w:t>
-      </w:r>
-      <w:r>
-        <w:rPr>
-          <w:color w:val="BCBEC4"/>
-          <w:sz w:val="24"/>
-        </w:rPr>
-        <w:t xml:space="preserve">         </w:t>
-      </w:r>
-      <w:r>
-        <w:rPr>
-          <w:color w:val="7A7E85"/>
-        </w:rPr>
-        <w:t>//Main class</w:t>
-      </w:r>
-      <w:r>
-        <w:rPr>
-          <w:color w:val="BCBEC4"/>
-          <w:sz w:val="24"/>
-        </w:rPr>
-        <w:br/>
-        <w:t xml:space="preserve">    </w:t>
-      </w:r>
-      <w:r>
-        <w:rPr>
-          <w:color w:val="CF8E6D"/>
-          <w:sz w:val="24"/>
-        </w:rPr>
-        <w:t xml:space="preserve">public </w:t>
-      </w:r>
-      <w:r>
-        <w:rPr>
-          <w:color w:val="BCBEC4"/>
-          <w:sz w:val="24"/>
-        </w:rPr>
-        <w:t xml:space="preserve">String </w:t>
-      </w:r>
-      <w:r>
-        <w:rPr>
-          <w:color w:val="56A8F5"/>
-          <w:sz w:val="24"/>
-        </w:rPr>
-        <w:t>greetUser</w:t>
-      </w:r>
-      <w:r>
-        <w:rPr>
-          <w:color w:val="BCBEC4"/>
-          <w:sz w:val="24"/>
-        </w:rPr>
-        <w:t>(String name){</w:t>
-      </w:r>
-      <w:r>
-        <w:rPr>
-          <w:color w:val="BCBEC4"/>
-          <w:sz w:val="24"/>
-        </w:rPr>
-        <w:br/>
-        <w:t xml:space="preserve">        String greet = </w:t>
-      </w:r>
-      <w:r>
-        <w:rPr>
-          <w:color w:val="6AAB73"/>
-          <w:sz w:val="24"/>
-        </w:rPr>
-        <w:t xml:space="preserve">"Hello " </w:t>
-      </w:r>
-      <w:r>
-        <w:rPr>
-          <w:color w:val="BCBEC4"/>
-          <w:sz w:val="24"/>
-        </w:rPr>
-        <w:t>+ name;</w:t>
-      </w:r>
-      <w:r>
-        <w:rPr>
-          <w:color w:val="BCBEC4"/>
-          <w:sz w:val="24"/>
-        </w:rPr>
-        <w:br/>
-        <w:t xml:space="preserve">        </w:t>
-      </w:r>
-      <w:r>
-        <w:rPr>
-          <w:color w:val="CF8E6D"/>
-          <w:sz w:val="24"/>
-        </w:rPr>
-        <w:t xml:space="preserve">return </w:t>
-      </w:r>
-      <w:r>
-        <w:rPr>
-          <w:color w:val="BCBEC4"/>
-          <w:sz w:val="24"/>
-        </w:rPr>
-        <w:t>greet;</w:t>
-      </w:r>
-      <w:r>
-        <w:rPr>
-          <w:color w:val="BCBEC4"/>
-          <w:sz w:val="24"/>
-        </w:rPr>
-        <w:br/>
-        <w:t xml:space="preserve">    }</w:t>
-      </w:r>
-      <w:r>
-        <w:rPr>
-          <w:color w:val="BCBEC4"/>
-          <w:sz w:val="24"/>
-        </w:rPr>
-        <w:br/>
-        <w:t>}</w:t>
-      </w:r>
-    </w:p>
-    <w:p>
-      <w:pPr>
-        <w:rPr>
-          <w:sz w:val="18"/>
-          <w:lang w:eastAsia="en-IN"/>
-        </w:rPr>
-      </w:pPr>
-    </w:p>
-    <w:p>
-      <w:pPr>
-        <w:pStyle w:val="HTMLPreformatted"/>
-        <w:shd w:val="clear" w:color="auto" w:fill="1E1F22"/>
-        <w:rPr>
-          <w:color w:val="BCBEC4"/>
-        </w:rPr>
-      </w:pPr>
-      <w:r>
-        <w:rPr>
-          <w:color w:val="CF8E6D"/>
-          <w:sz w:val="22"/>
-        </w:rPr>
-        <w:t xml:space="preserve">class </w:t>
-      </w:r>
-      <w:r>
-        <w:rPr>
-          <w:color w:val="BCBEC4"/>
-          <w:sz w:val="22"/>
-        </w:rPr>
-        <w:t xml:space="preserve">GreetTest {             </w:t>
-      </w:r>
-      <w:r>
-        <w:rPr>
-          <w:color w:val="7A7E85"/>
-        </w:rPr>
-        <w:t>//Test class</w:t>
-      </w:r>
-      <w:r>
-        <w:rPr>
-          <w:color w:val="BCBEC4"/>
-          <w:sz w:val="22"/>
-        </w:rPr>
-        <w:br/>
-        <w:t xml:space="preserve">    </w:t>
-      </w:r>
-      <w:r>
-        <w:rPr>
-          <w:color w:val="B3AE60"/>
-          <w:sz w:val="22"/>
-        </w:rPr>
-        <w:t>@Test</w:t>
-      </w:r>
-      <w:r>
-        <w:rPr>
-          <w:color w:val="B3AE60"/>
-          <w:sz w:val="22"/>
-        </w:rPr>
-        <w:br/>
-        <w:t xml:space="preserve">    </w:t>
-      </w:r>
-      <w:r>
-        <w:rPr>
-          <w:color w:val="CF8E6D"/>
-          <w:sz w:val="22"/>
-        </w:rPr>
-        <w:t xml:space="preserve">public void </w:t>
-      </w:r>
-      <w:r>
-        <w:rPr>
-          <w:color w:val="56A8F5"/>
-          <w:sz w:val="22"/>
-        </w:rPr>
-        <w:t>testGreetUser</w:t>
-      </w:r>
-      <w:r>
-        <w:rPr>
-          <w:color w:val="BCBEC4"/>
-          <w:sz w:val="22"/>
-        </w:rPr>
-        <w:t>(){</w:t>
-      </w:r>
-      <w:r>
-        <w:rPr>
-          <w:color w:val="BCBEC4"/>
-          <w:sz w:val="22"/>
-        </w:rPr>
-        <w:br/>
-        <w:t xml:space="preserve">        Greet greet = </w:t>
-      </w:r>
-      <w:r>
-        <w:rPr>
-          <w:i/>
-          <w:iCs/>
-          <w:color w:val="BCBEC4"/>
-          <w:sz w:val="22"/>
-        </w:rPr>
-        <w:t>mock</w:t>
-      </w:r>
-      <w:r>
-        <w:rPr>
-          <w:color w:val="BCBEC4"/>
-          <w:sz w:val="22"/>
-        </w:rPr>
-        <w:t>(Greet.</w:t>
-      </w:r>
-      <w:r>
-        <w:rPr>
-          <w:color w:val="CF8E6D"/>
-          <w:sz w:val="22"/>
-        </w:rPr>
-        <w:t>class</w:t>
-      </w:r>
-      <w:r>
-        <w:rPr>
-          <w:color w:val="BCBEC4"/>
-          <w:sz w:val="22"/>
-        </w:rPr>
-        <w:t>);</w:t>
-      </w:r>
-      <w:r>
-        <w:rPr>
-          <w:color w:val="BCBEC4"/>
-          <w:sz w:val="22"/>
-        </w:rPr>
-        <w:br/>
-        <w:t xml:space="preserve">        </w:t>
-      </w:r>
-      <w:r>
-        <w:rPr>
-          <w:i/>
-          <w:iCs/>
-          <w:color w:val="BCBEC4"/>
-          <w:sz w:val="22"/>
-        </w:rPr>
-        <w:t>when</w:t>
-      </w:r>
-      <w:r>
-        <w:rPr>
-          <w:color w:val="BCBEC4"/>
-          <w:sz w:val="22"/>
-        </w:rPr>
-        <w:t>(greet.greetUser(</w:t>
-      </w:r>
-      <w:r>
-        <w:rPr>
-          <w:i/>
-          <w:iCs/>
-          <w:color w:val="BCBEC4"/>
-          <w:sz w:val="22"/>
-        </w:rPr>
-        <w:t>anyString</w:t>
-      </w:r>
-      <w:r>
-        <w:rPr>
-          <w:color w:val="BCBEC4"/>
-          <w:sz w:val="22"/>
-        </w:rPr>
-        <w:t>())).thenReturn(</w:t>
-      </w:r>
-      <w:r>
-        <w:rPr>
-          <w:color w:val="6AAB73"/>
-          <w:sz w:val="22"/>
-        </w:rPr>
-        <w:t>"Hello World"</w:t>
-      </w:r>
-      <w:r>
-        <w:rPr>
-          <w:color w:val="BCBEC4"/>
-          <w:sz w:val="22"/>
-        </w:rPr>
-        <w:t>);</w:t>
-      </w:r>
-      <w:r>
-        <w:rPr>
-          <w:color w:val="BCBEC4"/>
-          <w:sz w:val="22"/>
-        </w:rPr>
-        <w:br/>
-        <w:t xml:space="preserve">        </w:t>
-      </w:r>
-      <w:r>
-        <w:rPr>
-          <w:i/>
-          <w:iCs/>
-          <w:color w:val="BCBEC4"/>
-          <w:sz w:val="22"/>
-        </w:rPr>
-        <w:t>assertEquals</w:t>
-      </w:r>
-      <w:r>
-        <w:rPr>
-          <w:color w:val="BCBEC4"/>
-          <w:sz w:val="22"/>
-        </w:rPr>
-        <w:t>(</w:t>
-      </w:r>
-      <w:r>
-        <w:rPr>
-          <w:color w:val="6AAB73"/>
-          <w:sz w:val="22"/>
-        </w:rPr>
-        <w:t>"Hello World"</w:t>
-      </w:r>
-      <w:r>
-        <w:rPr>
-          <w:color w:val="BCBEC4"/>
-          <w:sz w:val="22"/>
-        </w:rPr>
-        <w:t>, greet.greetUser(</w:t>
-      </w:r>
-      <w:r>
-        <w:rPr>
-          <w:color w:val="6AAB73"/>
-          <w:sz w:val="22"/>
-        </w:rPr>
-        <w:t>"Alex"</w:t>
-      </w:r>
-      <w:r>
-        <w:rPr>
-          <w:color w:val="BCBEC4"/>
-          <w:sz w:val="22"/>
-        </w:rPr>
-        <w:t>));</w:t>
-      </w:r>
-      <w:r>
-        <w:rPr>
-          <w:color w:val="BCBEC4"/>
-          <w:sz w:val="22"/>
-        </w:rPr>
-        <w:br/>
-        <w:t xml:space="preserve">        </w:t>
-      </w:r>
-      <w:r>
-        <w:rPr>
-          <w:i/>
-          <w:iCs/>
-          <w:color w:val="BCBEC4"/>
-          <w:sz w:val="22"/>
-        </w:rPr>
-        <w:t>assertEquals</w:t>
-      </w:r>
-      <w:r>
-        <w:rPr>
-          <w:color w:val="BCBEC4"/>
-          <w:sz w:val="22"/>
-        </w:rPr>
-        <w:t>(</w:t>
-      </w:r>
-      <w:r>
-        <w:rPr>
-          <w:color w:val="6AAB73"/>
-          <w:sz w:val="22"/>
-        </w:rPr>
-        <w:t>"Hello World"</w:t>
-      </w:r>
-      <w:r>
-        <w:rPr>
-          <w:color w:val="BCBEC4"/>
-          <w:sz w:val="22"/>
-        </w:rPr>
-        <w:t>, greet.greetUser(</w:t>
-      </w:r>
-      <w:r>
-        <w:rPr>
-          <w:color w:val="6AAB73"/>
-          <w:sz w:val="22"/>
-        </w:rPr>
-        <w:t>"Brad"</w:t>
-      </w:r>
-      <w:r>
-        <w:rPr>
-          <w:color w:val="BCBEC4"/>
-          <w:sz w:val="22"/>
-        </w:rPr>
-        <w:t>));</w:t>
-      </w:r>
-      <w:r>
-        <w:rPr>
-          <w:color w:val="BCBEC4"/>
-          <w:sz w:val="22"/>
-        </w:rPr>
-        <w:br/>
-        <w:t xml:space="preserve">    }</w:t>
-      </w:r>
-      <w:r>
-        <w:rPr>
-          <w:color w:val="BCBEC4"/>
-          <w:sz w:val="22"/>
-        </w:rPr>
-        <w:br/>
-        <w:t>}</w:t>
-      </w:r>
-    </w:p>
-    <w:p>
-      <w:pPr>
-        <w:rPr>
-          <w:sz w:val="28"/>
-          <w:lang w:eastAsia="en-IN"/>
-        </w:rPr>
-      </w:pPr>
-    </w:p>
-    <w:p>
-      <w:pPr>
-        <w:rPr>
-          <w:sz w:val="32"/>
-          <w:lang w:eastAsia="en-IN"/>
-        </w:rPr>
-      </w:pPr>
-      <w:r>
-        <w:rPr>
-          <w:sz w:val="32"/>
-          <w:lang w:eastAsia="en-IN"/>
-        </w:rPr>
-        <w:lastRenderedPageBreak/>
-        <w:t xml:space="preserve">Eg: </w:t>
-      </w:r>
-      <w:r>
-        <w:rPr>
-          <w:b/>
-          <w:sz w:val="32"/>
-          <w:lang w:eastAsia="en-IN"/>
-        </w:rPr>
-        <w:t xml:space="preserve">using </w:t>
-      </w:r>
-      <w:proofErr w:type="gramStart"/>
-      <w:r>
-        <w:rPr>
-          <w:b/>
-          <w:sz w:val="32"/>
-          <w:lang w:eastAsia="en-IN"/>
-        </w:rPr>
-        <w:t>eq()</w:t>
-      </w:r>
-      <w:proofErr w:type="gramEnd"/>
-    </w:p>
-    <w:p>
-      <w:pPr>
-        <w:pStyle w:val="HTMLPreformatted"/>
-        <w:shd w:val="clear" w:color="auto" w:fill="1E1F22"/>
-        <w:rPr>
-          <w:color w:val="BCBEC4"/>
-          <w:sz w:val="22"/>
-        </w:rPr>
-      </w:pPr>
-      <w:proofErr w:type="gramStart"/>
-      <w:r>
-        <w:rPr>
-          <w:color w:val="CF8E6D"/>
-          <w:sz w:val="22"/>
-        </w:rPr>
-        <w:t>public</w:t>
-      </w:r>
-      <w:proofErr w:type="gramEnd"/>
-      <w:r>
-        <w:rPr>
-          <w:color w:val="CF8E6D"/>
-          <w:sz w:val="22"/>
-        </w:rPr>
-        <w:t xml:space="preserve"> class </w:t>
+          <w:sz w:val="22"/>
+        </w:rPr>
+        <w:t xml:space="preserve">public class </w:t>
       </w:r>
       <w:r>
         <w:rPr>
@@ -27918,21 +27168,12 @@
           <w:lang w:eastAsia="en-IN"/>
         </w:rPr>
       </w:pPr>
-      <w:proofErr w:type="gramStart"/>
-      <w:r>
-        <w:rPr>
-          <w:sz w:val="28"/>
-          <w:lang w:eastAsia="en-IN"/>
-        </w:rPr>
-        <w:t>eq(</w:t>
-      </w:r>
-      <w:proofErr w:type="gramEnd"/>
-      <w:r>
-        <w:rPr>
-          <w:sz w:val="28"/>
-          <w:lang w:eastAsia="en-IN"/>
-        </w:rPr>
-        <w:t>10): Only works when first argument is exactly 10.</w:t>
+      <w:r>
+        <w:rPr>
+          <w:sz w:val="28"/>
+          <w:lang w:eastAsia="en-IN"/>
+        </w:rPr>
+        <w:t>eq(10): Only works when first argument is exactly 10.</w:t>
       </w:r>
     </w:p>
     <w:p>
@@ -27947,21 +27188,12 @@
           <w:lang w:eastAsia="en-IN"/>
         </w:rPr>
       </w:pPr>
-      <w:proofErr w:type="gramStart"/>
-      <w:r>
-        <w:rPr>
-          <w:sz w:val="28"/>
-          <w:lang w:eastAsia="en-IN"/>
-        </w:rPr>
-        <w:t>anyInt(</w:t>
-      </w:r>
-      <w:proofErr w:type="gramEnd"/>
-      <w:r>
-        <w:rPr>
-          <w:sz w:val="28"/>
-          <w:lang w:eastAsia="en-IN"/>
-        </w:rPr>
-        <w:t>): Allows any integer.</w:t>
+      <w:r>
+        <w:rPr>
+          <w:sz w:val="28"/>
+          <w:lang w:eastAsia="en-IN"/>
+        </w:rPr>
+        <w:t>anyInt(): Allows any integer.</w:t>
       </w:r>
     </w:p>
     <w:p>
@@ -27995,23 +27227,13 @@
         </w:rPr>
         <w:t xml:space="preserve">Eg: </w:t>
       </w:r>
-      <w:proofErr w:type="gramStart"/>
       <w:r>
         <w:rPr>
           <w:b/>
           <w:sz w:val="28"/>
           <w:lang w:eastAsia="en-IN"/>
         </w:rPr>
-        <w:t>Using  isNull</w:t>
-      </w:r>
-      <w:proofErr w:type="gramEnd"/>
-      <w:r>
-        <w:rPr>
-          <w:b/>
-          <w:sz w:val="28"/>
-          <w:lang w:eastAsia="en-IN"/>
-        </w:rPr>
-        <w:t>() and notNull()</w:t>
+        <w:t>Using  isNull() and notNull()</w:t>
       </w:r>
     </w:p>
     <w:p>
@@ -28023,21 +27245,12 @@
           <w:sz w:val="22"/>
         </w:rPr>
       </w:pPr>
-      <w:proofErr w:type="gramStart"/>
       <w:r>
         <w:rPr>
           <w:color w:val="CF8E6D"/>
           <w:sz w:val="22"/>
         </w:rPr>
-        <w:t>class</w:t>
-      </w:r>
-      <w:proofErr w:type="gramEnd"/>
-      <w:r>
-        <w:rPr>
-          <w:color w:val="CF8E6D"/>
-          <w:sz w:val="22"/>
-        </w:rPr>
-        <w:t xml:space="preserve"> </w:t>
+        <w:t xml:space="preserve">class </w:t>
       </w:r>
       <w:r>
         <w:rPr>
@@ -28418,15 +27631,7 @@
           <w:sz w:val="22"/>
         </w:rPr>
         <w:br/>
-        <w:t xml:space="preserve">        </w:t>
-      </w:r>
-      <w:proofErr w:type="gramStart"/>
-      <w:r>
-        <w:rPr>
-          <w:color w:val="BCBEC4"/>
-          <w:sz w:val="22"/>
-        </w:rPr>
-        <w:t>System.</w:t>
+        <w:t xml:space="preserve">        System.</w:t>
       </w:r>
       <w:r>
         <w:rPr>
@@ -28442,15 +27647,7 @@
           <w:color w:val="BCBEC4"/>
           <w:sz w:val="22"/>
         </w:rPr>
-        <w:t>.println(</w:t>
-      </w:r>
-      <w:proofErr w:type="gramEnd"/>
-      <w:r>
-        <w:rPr>
-          <w:color w:val="BCBEC4"/>
-          <w:sz w:val="22"/>
-        </w:rPr>
-        <w:t>mockService.placeOrder(</w:t>
+        <w:t>.println(mockService.placeOrder(</w:t>
       </w:r>
       <w:r>
         <w:rPr>
@@ -28523,7 +27720,6 @@
         <w:br/>
         <w:t xml:space="preserve">        </w:t>
       </w:r>
-      <w:proofErr w:type="gramStart"/>
       <w:r>
         <w:rPr>
           <w:color w:val="BCBEC4"/>
@@ -28545,15 +27741,7 @@
           <w:color w:val="BCBEC4"/>
           <w:sz w:val="22"/>
         </w:rPr>
-        <w:t>.println(</w:t>
-      </w:r>
-      <w:proofErr w:type="gramEnd"/>
-      <w:r>
-        <w:rPr>
-          <w:color w:val="BCBEC4"/>
-          <w:sz w:val="22"/>
-        </w:rPr>
-        <w:t>mockService.placeOrder(</w:t>
+        <w:t>.println(mockService.placeOrder(</w:t>
       </w:r>
       <w:r>
         <w:rPr>
@@ -28709,7 +27897,6 @@
           <w:sz w:val="22"/>
         </w:rPr>
       </w:pPr>
-      <w:proofErr w:type="gramStart"/>
       <w:r>
         <w:rPr>
           <w:color w:val="56A8F5"/>
@@ -28722,15 +27909,7 @@
           <w:color w:val="BCBEC4"/>
           <w:sz w:val="22"/>
         </w:rPr>
-        <w:t>(</w:t>
-      </w:r>
-      <w:proofErr w:type="gramEnd"/>
-      <w:r>
-        <w:rPr>
-          <w:color w:val="BCBEC4"/>
-          <w:sz w:val="22"/>
-        </w:rPr>
-        <w:t xml:space="preserve">mockObj.method(any(), </w:t>
+        <w:t xml:space="preserve">(mockObj.method(any(), </w:t>
       </w:r>
       <w:r>
         <w:rPr>
@@ -28809,23 +27988,7 @@
           <w:sz w:val="22"/>
         </w:rPr>
         <w:br/>
-        <w:t xml:space="preserve">//correct </w:t>
-      </w:r>
-      <w:proofErr w:type="gramStart"/>
-      <w:r>
-        <w:rPr>
-          <w:color w:val="7A7E85"/>
-          <w:sz w:val="22"/>
-        </w:rPr>
-        <w:t>( use</w:t>
-      </w:r>
-      <w:proofErr w:type="gramEnd"/>
-      <w:r>
-        <w:rPr>
-          <w:color w:val="7A7E85"/>
-          <w:sz w:val="22"/>
-        </w:rPr>
-        <w:t xml:space="preserve"> eq() ) </w:t>
+        <w:t xml:space="preserve">//correct ( use eq() ) </w:t>
       </w:r>
       <w:r>
         <w:rPr>
@@ -28928,7 +28091,6 @@
           <w:sz w:val="22"/>
         </w:rPr>
       </w:pPr>
-      <w:proofErr w:type="gramStart"/>
       <w:r>
         <w:rPr>
           <w:color w:val="56A8F5"/>
@@ -28941,15 +28103,7 @@
           <w:color w:val="BCBEC4"/>
           <w:sz w:val="22"/>
         </w:rPr>
-        <w:t>(</w:t>
-      </w:r>
-      <w:proofErr w:type="gramEnd"/>
-      <w:r>
-        <w:rPr>
-          <w:color w:val="BCBEC4"/>
-          <w:sz w:val="22"/>
-        </w:rPr>
-        <w:t xml:space="preserve">mockObj.method(anyInt(), </w:t>
+        <w:t xml:space="preserve">(mockObj.method(anyInt(), </w:t>
       </w:r>
       <w:r>
         <w:rPr>
@@ -29028,23 +28182,7 @@
           <w:sz w:val="22"/>
         </w:rPr>
         <w:br/>
-        <w:t xml:space="preserve">//correct </w:t>
-      </w:r>
-      <w:proofErr w:type="gramStart"/>
-      <w:r>
-        <w:rPr>
-          <w:color w:val="7A7E85"/>
-          <w:sz w:val="22"/>
-        </w:rPr>
-        <w:t>( use</w:t>
-      </w:r>
-      <w:proofErr w:type="gramEnd"/>
-      <w:r>
-        <w:rPr>
-          <w:color w:val="7A7E85"/>
-          <w:sz w:val="22"/>
-        </w:rPr>
-        <w:t xml:space="preserve"> eq() )</w:t>
+        <w:t>//correct ( use eq() )</w:t>
       </w:r>
       <w:r>
         <w:rPr>
@@ -29282,7 +28420,7 @@
           <w:szCs w:val="32"/>
         </w:rPr>
       </w:pPr>
-      <w:bookmarkStart w:id="17" w:name="_Toc190936330"/>
+      <w:bookmarkStart w:id="18" w:name="_Toc190936330"/>
       <w:r>
         <w:rPr>
           <w:rFonts w:asciiTheme="majorHAnsi" w:hAnsiTheme="majorHAnsi" w:cstheme="majorHAnsi"/>
@@ -29293,7 +28431,7 @@
         <w:lastRenderedPageBreak/>
         <w:t># Verify Execution</w:t>
       </w:r>
-      <w:bookmarkEnd w:id="17"/>
+      <w:bookmarkEnd w:id="18"/>
     </w:p>
     <w:p>
       <w:pPr>
@@ -29318,23 +28456,13 @@
         </w:rPr>
         <w:t xml:space="preserve">In Mockito, </w:t>
       </w:r>
-      <w:proofErr w:type="gramStart"/>
       <w:r>
         <w:rPr>
           <w:b/>
           <w:sz w:val="28"/>
           <w:lang w:eastAsia="en-IN"/>
         </w:rPr>
-        <w:t>verify(</w:t>
-      </w:r>
-      <w:proofErr w:type="gramEnd"/>
-      <w:r>
-        <w:rPr>
-          <w:b/>
-          <w:sz w:val="28"/>
-          <w:lang w:eastAsia="en-IN"/>
-        </w:rPr>
-        <w:t>)</w:t>
+        <w:t>verify()</w:t>
       </w:r>
       <w:r>
         <w:rPr>
@@ -29374,23 +28502,7 @@
           <w:sz w:val="28"/>
           <w:lang w:eastAsia="en-IN"/>
         </w:rPr>
-        <w:t xml:space="preserve"> Why Use </w:t>
-      </w:r>
-      <w:proofErr w:type="gramStart"/>
-      <w:r>
-        <w:rPr>
-          <w:sz w:val="28"/>
-          <w:lang w:eastAsia="en-IN"/>
-        </w:rPr>
-        <w:t>verify(</w:t>
-      </w:r>
-      <w:proofErr w:type="gramEnd"/>
-      <w:r>
-        <w:rPr>
-          <w:sz w:val="28"/>
-          <w:lang w:eastAsia="en-IN"/>
-        </w:rPr>
-        <w:t>)?</w:t>
+        <w:t xml:space="preserve"> Why Use verify()?</w:t>
       </w:r>
     </w:p>
     <w:p>
@@ -29553,7 +28665,6 @@
           <w:lang w:eastAsia="en-IN"/>
         </w:rPr>
       </w:pPr>
-      <w:proofErr w:type="gramStart"/>
       <w:r>
         <w:rPr>
           <w:rFonts w:ascii="Courier New" w:eastAsia="Times New Roman" w:hAnsi="Courier New" w:cs="Courier New"/>
@@ -29561,17 +28672,7 @@
           <w:szCs w:val="20"/>
           <w:lang w:eastAsia="en-IN"/>
         </w:rPr>
-        <w:t>public</w:t>
-      </w:r>
-      <w:proofErr w:type="gramEnd"/>
-      <w:r>
-        <w:rPr>
-          <w:rFonts w:ascii="Courier New" w:eastAsia="Times New Roman" w:hAnsi="Courier New" w:cs="Courier New"/>
-          <w:color w:val="CF8E6D"/>
-          <w:szCs w:val="20"/>
-          <w:lang w:eastAsia="en-IN"/>
-        </w:rPr>
-        <w:t xml:space="preserve"> class </w:t>
+        <w:t xml:space="preserve">public class </w:t>
       </w:r>
       <w:r>
         <w:rPr>
@@ -29743,7 +28844,6 @@
           <w:lang w:eastAsia="en-IN"/>
         </w:rPr>
       </w:pPr>
-      <w:proofErr w:type="gramStart"/>
       <w:r>
         <w:rPr>
           <w:rFonts w:ascii="Courier New" w:eastAsia="Times New Roman" w:hAnsi="Courier New" w:cs="Courier New"/>
@@ -29751,17 +28851,7 @@
           <w:szCs w:val="20"/>
           <w:lang w:eastAsia="en-IN"/>
         </w:rPr>
-        <w:t>public</w:t>
-      </w:r>
-      <w:proofErr w:type="gramEnd"/>
-      <w:r>
-        <w:rPr>
-          <w:rFonts w:ascii="Courier New" w:eastAsia="Times New Roman" w:hAnsi="Courier New" w:cs="Courier New"/>
-          <w:color w:val="CF8E6D"/>
-          <w:szCs w:val="20"/>
-          <w:lang w:eastAsia="en-IN"/>
-        </w:rPr>
-        <w:t xml:space="preserve"> class </w:t>
+        <w:t xml:space="preserve">public class </w:t>
       </w:r>
       <w:r>
         <w:rPr>
@@ -30513,21 +29603,12 @@
           <w:sz w:val="22"/>
         </w:rPr>
       </w:pPr>
-      <w:proofErr w:type="gramStart"/>
       <w:r>
         <w:rPr>
           <w:color w:val="CF8E6D"/>
           <w:sz w:val="22"/>
         </w:rPr>
-        <w:t>public</w:t>
-      </w:r>
-      <w:proofErr w:type="gramEnd"/>
-      <w:r>
-        <w:rPr>
-          <w:color w:val="CF8E6D"/>
-          <w:sz w:val="22"/>
-        </w:rPr>
-        <w:t xml:space="preserve"> class </w:t>
+        <w:t xml:space="preserve">public class </w:t>
       </w:r>
       <w:r>
         <w:rPr>
@@ -30748,21 +29829,12 @@
           <w:sz w:val="22"/>
         </w:rPr>
       </w:pPr>
-      <w:proofErr w:type="gramStart"/>
       <w:r>
         <w:rPr>
           <w:color w:val="CF8E6D"/>
           <w:sz w:val="22"/>
         </w:rPr>
-        <w:t>public</w:t>
-      </w:r>
-      <w:proofErr w:type="gramEnd"/>
-      <w:r>
-        <w:rPr>
-          <w:color w:val="CF8E6D"/>
-          <w:sz w:val="22"/>
-        </w:rPr>
-        <w:t xml:space="preserve"> class </w:t>
+        <w:t xml:space="preserve">public class </w:t>
       </w:r>
       <w:r>
         <w:rPr>
@@ -31441,25 +30513,7 @@
           <w:sz w:val="28"/>
           <w:lang w:eastAsia="en-IN"/>
         </w:rPr>
-        <w:t xml:space="preserve">Why Is </w:t>
-      </w:r>
-      <w:proofErr w:type="gramStart"/>
-      <w:r>
-        <w:rPr>
-          <w:b/>
-          <w:sz w:val="28"/>
-          <w:lang w:eastAsia="en-IN"/>
-        </w:rPr>
-        <w:t>verify(</w:t>
-      </w:r>
-      <w:proofErr w:type="gramEnd"/>
-      <w:r>
-        <w:rPr>
-          <w:b/>
-          <w:sz w:val="28"/>
-          <w:lang w:eastAsia="en-IN"/>
-        </w:rPr>
-        <w:t>) Useful?</w:t>
+        <w:t>Why Is verify() Useful?</w:t>
       </w:r>
     </w:p>
     <w:p>
@@ -31497,23 +30551,7 @@
           <w:sz w:val="28"/>
           <w:lang w:eastAsia="en-IN"/>
         </w:rPr>
-        <w:t xml:space="preserve">Confirms that </w:t>
-      </w:r>
-      <w:proofErr w:type="gramStart"/>
-      <w:r>
-        <w:rPr>
-          <w:sz w:val="28"/>
-          <w:lang w:eastAsia="en-IN"/>
-        </w:rPr>
-        <w:t>debit(</w:t>
-      </w:r>
-      <w:proofErr w:type="gramEnd"/>
-      <w:r>
-        <w:rPr>
-          <w:sz w:val="28"/>
-          <w:lang w:eastAsia="en-IN"/>
-        </w:rPr>
-        <w:t>) was called with correct parameters.</w:t>
+        <w:t>Confirms that debit() was called with correct parameters.</w:t>
       </w:r>
     </w:p>
     <w:p>
@@ -31551,23 +30589,7 @@
           <w:sz w:val="28"/>
           <w:lang w:eastAsia="en-IN"/>
         </w:rPr>
-        <w:t xml:space="preserve">Confirms that </w:t>
-      </w:r>
-      <w:proofErr w:type="gramStart"/>
-      <w:r>
-        <w:rPr>
-          <w:sz w:val="28"/>
-          <w:lang w:eastAsia="en-IN"/>
-        </w:rPr>
-        <w:t>credit(</w:t>
-      </w:r>
-      <w:proofErr w:type="gramEnd"/>
-      <w:r>
-        <w:rPr>
-          <w:sz w:val="28"/>
-          <w:lang w:eastAsia="en-IN"/>
-        </w:rPr>
-        <w:t>) was called as expected.</w:t>
+        <w:t>Confirms that credit() was called as expected.</w:t>
       </w:r>
     </w:p>
     <w:p>
@@ -31616,25 +30638,7 @@
           <w:sz w:val="28"/>
           <w:lang w:eastAsia="en-IN"/>
         </w:rPr>
-        <w:t xml:space="preserve"> What Happens Without </w:t>
-      </w:r>
-      <w:proofErr w:type="gramStart"/>
-      <w:r>
-        <w:rPr>
-          <w:b/>
-          <w:sz w:val="28"/>
-          <w:lang w:eastAsia="en-IN"/>
-        </w:rPr>
-        <w:t>verify(</w:t>
-      </w:r>
-      <w:proofErr w:type="gramEnd"/>
-      <w:r>
-        <w:rPr>
-          <w:b/>
-          <w:sz w:val="28"/>
-          <w:lang w:eastAsia="en-IN"/>
-        </w:rPr>
-        <w:t>)?</w:t>
+        <w:t xml:space="preserve"> What Happens Without verify()?</w:t>
       </w:r>
     </w:p>
     <w:p>
@@ -31650,23 +30654,7 @@
           <w:sz w:val="28"/>
           <w:lang w:eastAsia="en-IN"/>
         </w:rPr>
-        <w:t xml:space="preserve">If </w:t>
-      </w:r>
-      <w:proofErr w:type="gramStart"/>
-      <w:r>
-        <w:rPr>
-          <w:sz w:val="28"/>
-          <w:lang w:eastAsia="en-IN"/>
-        </w:rPr>
-        <w:t>verify(</w:t>
-      </w:r>
-      <w:proofErr w:type="gramEnd"/>
-      <w:r>
-        <w:rPr>
-          <w:sz w:val="28"/>
-          <w:lang w:eastAsia="en-IN"/>
-        </w:rPr>
-        <w:t>) is missing:</w:t>
+        <w:t>If verify() is missing:</w:t>
       </w:r>
     </w:p>
     <w:p>
@@ -31687,23 +30675,7 @@
           <w:sz w:val="28"/>
           <w:lang w:eastAsia="en-IN"/>
         </w:rPr>
-        <w:t xml:space="preserve">We can’t confirm if the transfer logic actually called </w:t>
-      </w:r>
-      <w:proofErr w:type="gramStart"/>
-      <w:r>
-        <w:rPr>
-          <w:sz w:val="28"/>
-          <w:lang w:eastAsia="en-IN"/>
-        </w:rPr>
-        <w:t>debit(</w:t>
-      </w:r>
-      <w:proofErr w:type="gramEnd"/>
-      <w:r>
-        <w:rPr>
-          <w:sz w:val="28"/>
-          <w:lang w:eastAsia="en-IN"/>
-        </w:rPr>
-        <w:t>) and credit().</w:t>
+        <w:t>We can’t confirm if the transfer logic actually called debit() and credit().</w:t>
       </w:r>
     </w:p>
     <w:p>
@@ -31724,23 +30696,7 @@
           <w:sz w:val="28"/>
           <w:lang w:eastAsia="en-IN"/>
         </w:rPr>
-        <w:t xml:space="preserve">If there’s a bug (e.g., the developer forgot to call </w:t>
-      </w:r>
-      <w:proofErr w:type="gramStart"/>
-      <w:r>
-        <w:rPr>
-          <w:sz w:val="28"/>
-          <w:lang w:eastAsia="en-IN"/>
-        </w:rPr>
-        <w:t>credit(</w:t>
-      </w:r>
-      <w:proofErr w:type="gramEnd"/>
-      <w:r>
-        <w:rPr>
-          <w:sz w:val="28"/>
-          <w:lang w:eastAsia="en-IN"/>
-        </w:rPr>
-        <w:t>)), the test won’t catch it.</w:t>
+        <w:t>If there’s a bug (e.g., the developer forgot to call credit()), the test won’t catch it.</w:t>
       </w:r>
     </w:p>
     <w:p>
@@ -31777,21 +30733,12 @@
           <w:sz w:val="24"/>
         </w:rPr>
       </w:pPr>
-      <w:proofErr w:type="gramStart"/>
       <w:r>
         <w:rPr>
           <w:color w:val="CF8E6D"/>
           <w:sz w:val="24"/>
         </w:rPr>
-        <w:t>class</w:t>
-      </w:r>
-      <w:proofErr w:type="gramEnd"/>
-      <w:r>
-        <w:rPr>
-          <w:color w:val="CF8E6D"/>
-          <w:sz w:val="24"/>
-        </w:rPr>
-        <w:t xml:space="preserve"> </w:t>
+        <w:t xml:space="preserve">class </w:t>
       </w:r>
       <w:r>
         <w:rPr>
@@ -32319,21 +31266,12 @@
           <w:sz w:val="24"/>
         </w:rPr>
       </w:pPr>
-      <w:proofErr w:type="gramStart"/>
       <w:r>
         <w:rPr>
           <w:color w:val="CF8E6D"/>
           <w:sz w:val="24"/>
         </w:rPr>
-        <w:t>public</w:t>
-      </w:r>
-      <w:proofErr w:type="gramEnd"/>
-      <w:r>
-        <w:rPr>
-          <w:color w:val="CF8E6D"/>
-          <w:sz w:val="24"/>
-        </w:rPr>
-        <w:t xml:space="preserve"> class </w:t>
+        <w:t xml:space="preserve">public class </w:t>
       </w:r>
       <w:r>
         <w:rPr>
@@ -32614,31 +31552,7 @@
           <w:szCs w:val="28"/>
         </w:rPr>
         <w:lastRenderedPageBreak/>
-        <w:t>Verifying Method Call Order (</w:t>
-      </w:r>
-      <w:proofErr w:type="gramStart"/>
-      <w:r>
-        <w:rPr>
-          <w:rStyle w:val="Strong"/>
-          <w:rFonts w:cstheme="minorHAnsi"/>
-          <w:bCs w:val="0"/>
-          <w:color w:val="2F5496" w:themeColor="accent1" w:themeShade="BF"/>
-          <w:sz w:val="28"/>
-          <w:szCs w:val="28"/>
-        </w:rPr>
-        <w:t>inOrder(</w:t>
-      </w:r>
-      <w:proofErr w:type="gramEnd"/>
-      <w:r>
-        <w:rPr>
-          <w:rStyle w:val="Strong"/>
-          <w:rFonts w:cstheme="minorHAnsi"/>
-          <w:bCs w:val="0"/>
-          <w:color w:val="2F5496" w:themeColor="accent1" w:themeShade="BF"/>
-          <w:sz w:val="28"/>
-          <w:szCs w:val="28"/>
-        </w:rPr>
-        <w:t>))</w:t>
+        <w:t>Verifying Method Call Order (inOrder())</w:t>
       </w:r>
     </w:p>
     <w:p>
@@ -32689,21 +31603,12 @@
           <w:sz w:val="24"/>
         </w:rPr>
       </w:pPr>
-      <w:proofErr w:type="gramStart"/>
       <w:r>
         <w:rPr>
           <w:color w:val="CF8E6D"/>
           <w:sz w:val="24"/>
         </w:rPr>
-        <w:t>class</w:t>
-      </w:r>
-      <w:proofErr w:type="gramEnd"/>
-      <w:r>
-        <w:rPr>
-          <w:color w:val="CF8E6D"/>
-          <w:sz w:val="24"/>
-        </w:rPr>
-        <w:t xml:space="preserve"> </w:t>
+        <w:t xml:space="preserve">class </w:t>
       </w:r>
       <w:r>
         <w:rPr>
@@ -33153,17 +32058,8 @@
           <w:sz w:val="28"/>
           <w:lang w:eastAsia="en-IN"/>
         </w:rPr>
-        <w:t xml:space="preserve">placeOrder was called before </w:t>
-      </w:r>
-      <w:proofErr w:type="gramStart"/>
-      <w:r>
-        <w:rPr>
-          <w:sz w:val="28"/>
-          <w:lang w:eastAsia="en-IN"/>
-        </w:rPr>
-        <w:t>verifyPayment()</w:t>
-      </w:r>
-      <w:proofErr w:type="gramEnd"/>
+        <w:t>placeOrder was called before verifyPayment()</w:t>
+      </w:r>
     </w:p>
     <w:p>
       <w:pPr>
@@ -33255,7 +32151,7 @@
           <w:szCs w:val="32"/>
         </w:rPr>
       </w:pPr>
-      <w:bookmarkStart w:id="18" w:name="_Toc190936331"/>
+      <w:bookmarkStart w:id="19" w:name="_Toc190936331"/>
       <w:r>
         <w:rPr>
           <w:rFonts w:asciiTheme="majorHAnsi" w:hAnsiTheme="majorHAnsi" w:cstheme="majorHAnsi"/>
@@ -33275,7 +32171,7 @@
         </w:rPr>
         <w:t>Handling Private Methods in Mockito</w:t>
       </w:r>
-      <w:bookmarkEnd w:id="18"/>
+      <w:bookmarkEnd w:id="19"/>
     </w:p>
     <w:p>
       <w:pPr>
@@ -33360,21 +32256,12 @@
           <w:sz w:val="24"/>
         </w:rPr>
       </w:pPr>
-      <w:proofErr w:type="gramStart"/>
       <w:r>
         <w:rPr>
           <w:color w:val="CF8E6D"/>
           <w:sz w:val="24"/>
         </w:rPr>
-        <w:t>class</w:t>
-      </w:r>
-      <w:proofErr w:type="gramEnd"/>
-      <w:r>
-        <w:rPr>
-          <w:color w:val="CF8E6D"/>
-          <w:sz w:val="24"/>
-        </w:rPr>
-        <w:t xml:space="preserve"> </w:t>
+        <w:t xml:space="preserve">class </w:t>
       </w:r>
       <w:r>
         <w:rPr>
@@ -33572,21 +32459,12 @@
           <w:sz w:val="24"/>
         </w:rPr>
       </w:pPr>
-      <w:proofErr w:type="gramStart"/>
       <w:r>
         <w:rPr>
           <w:color w:val="CF8E6D"/>
           <w:sz w:val="24"/>
         </w:rPr>
-        <w:t>public</w:t>
-      </w:r>
-      <w:proofErr w:type="gramEnd"/>
-      <w:r>
-        <w:rPr>
-          <w:color w:val="CF8E6D"/>
-          <w:sz w:val="24"/>
-        </w:rPr>
-        <w:t xml:space="preserve"> class </w:t>
+        <w:t xml:space="preserve">public class </w:t>
       </w:r>
       <w:r>
         <w:rPr>
@@ -33746,21 +32624,12 @@
           <w:sz w:val="22"/>
         </w:rPr>
       </w:pPr>
-      <w:proofErr w:type="gramStart"/>
       <w:r>
         <w:rPr>
           <w:color w:val="CF8E6D"/>
           <w:sz w:val="22"/>
         </w:rPr>
-        <w:t>class</w:t>
-      </w:r>
-      <w:proofErr w:type="gramEnd"/>
-      <w:r>
-        <w:rPr>
-          <w:color w:val="CF8E6D"/>
-          <w:sz w:val="22"/>
-        </w:rPr>
-        <w:t xml:space="preserve"> </w:t>
+        <w:t xml:space="preserve">class </w:t>
       </w:r>
       <w:r>
         <w:rPr>
@@ -33893,21 +32762,12 @@
           <w:sz w:val="22"/>
         </w:rPr>
       </w:pPr>
-      <w:proofErr w:type="gramStart"/>
       <w:r>
         <w:rPr>
           <w:color w:val="CF8E6D"/>
           <w:sz w:val="22"/>
         </w:rPr>
-        <w:t>public</w:t>
-      </w:r>
-      <w:proofErr w:type="gramEnd"/>
-      <w:r>
-        <w:rPr>
-          <w:color w:val="CF8E6D"/>
-          <w:sz w:val="22"/>
-        </w:rPr>
-        <w:t xml:space="preserve"> class </w:t>
+        <w:t xml:space="preserve">public class </w:t>
       </w:r>
       <w:r>
         <w:rPr>
@@ -34145,7 +33005,7 @@
           <w:szCs w:val="32"/>
         </w:rPr>
       </w:pPr>
-      <w:bookmarkStart w:id="19" w:name="_Toc190936332"/>
+      <w:bookmarkStart w:id="20" w:name="_Toc190936332"/>
       <w:r>
         <w:rPr>
           <w:rFonts w:asciiTheme="majorHAnsi" w:hAnsiTheme="majorHAnsi" w:cstheme="majorHAnsi"/>
@@ -34156,7 +33016,6 @@
         <w:lastRenderedPageBreak/>
         <w:t xml:space="preserve"># </w:t>
       </w:r>
-      <w:proofErr w:type="gramStart"/>
       <w:r>
         <w:rPr>
           <w:rFonts w:asciiTheme="majorHAnsi" w:hAnsiTheme="majorHAnsi" w:cstheme="majorHAnsi"/>
@@ -34164,30 +33023,9 @@
           <w:sz w:val="32"/>
           <w:szCs w:val="32"/>
         </w:rPr>
-        <w:t>Moc</w:t>
-      </w:r>
-      <w:bookmarkStart w:id="20" w:name="_GoBack"/>
+        <w:t>Mocking static methods</w:t>
+      </w:r>
       <w:bookmarkEnd w:id="20"/>
-      <w:r>
-        <w:rPr>
-          <w:rFonts w:asciiTheme="majorHAnsi" w:hAnsiTheme="majorHAnsi" w:cstheme="majorHAnsi"/>
-          <w:color w:val="2E74B5" w:themeColor="accent5" w:themeShade="BF"/>
-          <w:sz w:val="32"/>
-          <w:szCs w:val="32"/>
-        </w:rPr>
-        <w:t>king</w:t>
-      </w:r>
-      <w:proofErr w:type="gramEnd"/>
-      <w:r>
-        <w:rPr>
-          <w:rFonts w:asciiTheme="majorHAnsi" w:hAnsiTheme="majorHAnsi" w:cstheme="majorHAnsi"/>
-          <w:color w:val="2E74B5" w:themeColor="accent5" w:themeShade="BF"/>
-          <w:sz w:val="32"/>
-          <w:szCs w:val="32"/>
-        </w:rPr>
-        <w:t xml:space="preserve"> static methods</w:t>
-      </w:r>
-      <w:bookmarkEnd w:id="19"/>
     </w:p>
     <w:p>
       <w:pPr>
@@ -34212,23 +33050,7 @@
           <w:sz w:val="28"/>
           <w:lang w:eastAsia="en-IN"/>
         </w:rPr>
-        <w:t xml:space="preserve">Since Mockito 3.4, we can use </w:t>
-      </w:r>
-      <w:proofErr w:type="gramStart"/>
-      <w:r>
-        <w:rPr>
-          <w:sz w:val="28"/>
-          <w:lang w:eastAsia="en-IN"/>
-        </w:rPr>
-        <w:t>mockStatic(</w:t>
-      </w:r>
-      <w:proofErr w:type="gramEnd"/>
-      <w:r>
-        <w:rPr>
-          <w:sz w:val="28"/>
-          <w:lang w:eastAsia="en-IN"/>
-        </w:rPr>
-        <w:t>) to mock static methods.</w:t>
+        <w:t>Since Mockito 3.4, we can use mockStatic() to mock static methods.</w:t>
       </w:r>
     </w:p>
     <w:p>
@@ -34264,78 +33086,69 @@
           <w:sz w:val="24"/>
         </w:rPr>
       </w:pPr>
-      <w:proofErr w:type="gramStart"/>
       <w:r>
         <w:rPr>
           <w:color w:val="CF8E6D"/>
           <w:sz w:val="24"/>
         </w:rPr>
-        <w:t>public</w:t>
-      </w:r>
-      <w:proofErr w:type="gramEnd"/>
+        <w:t xml:space="preserve">public class </w:t>
+      </w:r>
+      <w:r>
+        <w:rPr>
+          <w:color w:val="BCBEC4"/>
+          <w:sz w:val="24"/>
+        </w:rPr>
+        <w:t>Utility {</w:t>
+      </w:r>
+      <w:r>
+        <w:rPr>
+          <w:color w:val="BCBEC4"/>
+          <w:sz w:val="24"/>
+        </w:rPr>
+        <w:br/>
+        <w:t xml:space="preserve">    </w:t>
+      </w:r>
       <w:r>
         <w:rPr>
           <w:color w:val="CF8E6D"/>
           <w:sz w:val="24"/>
         </w:rPr>
-        <w:t xml:space="preserve"> class </w:t>
-      </w:r>
-      <w:r>
-        <w:rPr>
-          <w:color w:val="BCBEC4"/>
-          <w:sz w:val="24"/>
-        </w:rPr>
-        <w:t>Utility {</w:t>
-      </w:r>
-      <w:r>
-        <w:rPr>
-          <w:color w:val="BCBEC4"/>
-          <w:sz w:val="24"/>
-        </w:rPr>
-        <w:br/>
-        <w:t xml:space="preserve">    </w:t>
+        <w:t xml:space="preserve">public static </w:t>
+      </w:r>
+      <w:r>
+        <w:rPr>
+          <w:color w:val="BCBEC4"/>
+          <w:sz w:val="24"/>
+        </w:rPr>
+        <w:t xml:space="preserve">String </w:t>
+      </w:r>
+      <w:r>
+        <w:rPr>
+          <w:color w:val="56A8F5"/>
+          <w:sz w:val="24"/>
+        </w:rPr>
+        <w:t>getSystemMessage</w:t>
+      </w:r>
+      <w:r>
+        <w:rPr>
+          <w:color w:val="BCBEC4"/>
+          <w:sz w:val="24"/>
+        </w:rPr>
+        <w:t>() {</w:t>
+      </w:r>
+      <w:r>
+        <w:rPr>
+          <w:color w:val="BCBEC4"/>
+          <w:sz w:val="24"/>
+        </w:rPr>
+        <w:br/>
+        <w:t xml:space="preserve">        </w:t>
       </w:r>
       <w:r>
         <w:rPr>
           <w:color w:val="CF8E6D"/>
           <w:sz w:val="24"/>
         </w:rPr>
-        <w:t xml:space="preserve">public static </w:t>
-      </w:r>
-      <w:r>
-        <w:rPr>
-          <w:color w:val="BCBEC4"/>
-          <w:sz w:val="24"/>
-        </w:rPr>
-        <w:t xml:space="preserve">String </w:t>
-      </w:r>
-      <w:r>
-        <w:rPr>
-          <w:color w:val="56A8F5"/>
-          <w:sz w:val="24"/>
-        </w:rPr>
-        <w:t>getSystemMessage</w:t>
-      </w:r>
-      <w:r>
-        <w:rPr>
-          <w:color w:val="BCBEC4"/>
-          <w:sz w:val="24"/>
-        </w:rPr>
-        <w:t>() {</w:t>
-      </w:r>
-      <w:r>
-        <w:rPr>
-          <w:color w:val="BCBEC4"/>
-          <w:sz w:val="24"/>
-        </w:rPr>
-        <w:br/>
-        <w:t xml:space="preserve">        </w:t>
-      </w:r>
-      <w:r>
-        <w:rPr>
-          <w:color w:val="CF8E6D"/>
-          <w:sz w:val="24"/>
-        </w:rPr>
         <w:t xml:space="preserve">return </w:t>
       </w:r>
       <w:r>
@@ -34390,30 +33203,14 @@
           <w:sz w:val="28"/>
           <w:lang w:eastAsia="en-IN"/>
         </w:rPr>
-        <w:t xml:space="preserve">Test </w:t>
-      </w:r>
-      <w:proofErr w:type="gramStart"/>
-      <w:r>
-        <w:rPr>
-          <w:sz w:val="28"/>
-          <w:lang w:eastAsia="en-IN"/>
-        </w:rPr>
-        <w:t>clas</w:t>
-      </w:r>
-      <w:r>
-        <w:rPr>
-          <w:sz w:val="28"/>
-          <w:lang w:eastAsia="en-IN"/>
-        </w:rPr>
-        <w:t>s(</w:t>
-      </w:r>
-      <w:proofErr w:type="gramEnd"/>
-      <w:r>
-        <w:rPr>
-          <w:sz w:val="28"/>
-          <w:lang w:eastAsia="en-IN"/>
-        </w:rPr>
-        <w:t>method 1)</w:t>
+        <w:t>Test clas</w:t>
+      </w:r>
+      <w:r>
+        <w:rPr>
+          <w:sz w:val="28"/>
+          <w:lang w:eastAsia="en-IN"/>
+        </w:rPr>
+        <w:t>s(method 1)</w:t>
       </w:r>
     </w:p>
     <w:p>
@@ -34425,21 +33222,12 @@
           <w:sz w:val="24"/>
         </w:rPr>
       </w:pPr>
-      <w:proofErr w:type="gramStart"/>
       <w:r>
         <w:rPr>
           <w:color w:val="CF8E6D"/>
           <w:sz w:val="24"/>
         </w:rPr>
-        <w:t>public</w:t>
-      </w:r>
-      <w:proofErr w:type="gramEnd"/>
-      <w:r>
-        <w:rPr>
-          <w:color w:val="CF8E6D"/>
-          <w:sz w:val="24"/>
-        </w:rPr>
-        <w:t xml:space="preserve"> class </w:t>
+        <w:t xml:space="preserve">public class </w:t>
       </w:r>
       <w:r>
         <w:rPr>
@@ -34585,21 +33373,12 @@
         <w:br/>
         <w:t xml:space="preserve">          </w:t>
       </w:r>
-      <w:proofErr w:type="gramStart"/>
-      <w:r>
-        <w:rPr>
-          <w:color w:val="BCBEC4"/>
-          <w:sz w:val="24"/>
-        </w:rPr>
-        <w:t>mockedStatic.when(</w:t>
-      </w:r>
-      <w:proofErr w:type="gramEnd"/>
-      <w:r>
-        <w:rPr>
-          <w:color w:val="BCBEC4"/>
-          <w:sz w:val="24"/>
-        </w:rPr>
-        <w:t>Utility::</w:t>
+      <w:r>
+        <w:rPr>
+          <w:color w:val="BCBEC4"/>
+          <w:sz w:val="24"/>
+        </w:rPr>
+        <w:t>mockedStatic.when(Utility::</w:t>
       </w:r>
       <w:r>
         <w:rPr>
@@ -34639,17 +33418,8 @@
           <w:color w:val="BCBEC4"/>
           <w:sz w:val="24"/>
         </w:rPr>
-        <w:t>.</w:t>
-      </w:r>
-      <w:proofErr w:type="gramStart"/>
-      <w:r>
-        <w:rPr>
-          <w:color w:val="BCBEC4"/>
-          <w:sz w:val="24"/>
-        </w:rPr>
-        <w:t>thenReturn(</w:t>
-      </w:r>
-      <w:proofErr w:type="gramEnd"/>
+        <w:t>.thenReturn(</w:t>
+      </w:r>
       <w:r>
         <w:rPr>
           <w:color w:val="6AAB73"/>
@@ -34771,23 +33541,7 @@
           <w:sz w:val="28"/>
           <w:lang w:eastAsia="en-IN"/>
         </w:rPr>
-        <w:t xml:space="preserve">Test </w:t>
-      </w:r>
-      <w:proofErr w:type="gramStart"/>
-      <w:r>
-        <w:rPr>
-          <w:sz w:val="28"/>
-          <w:lang w:eastAsia="en-IN"/>
-        </w:rPr>
-        <w:t>class(</w:t>
-      </w:r>
-      <w:proofErr w:type="gramEnd"/>
-      <w:r>
-        <w:rPr>
-          <w:sz w:val="28"/>
-          <w:lang w:eastAsia="en-IN"/>
-        </w:rPr>
-        <w:t>method 2)</w:t>
+        <w:t>Test class(method 2)</w:t>
       </w:r>
     </w:p>
     <w:p>
@@ -34799,21 +33553,12 @@
           <w:sz w:val="24"/>
         </w:rPr>
       </w:pPr>
-      <w:proofErr w:type="gramStart"/>
       <w:r>
         <w:rPr>
           <w:color w:val="CF8E6D"/>
           <w:sz w:val="24"/>
         </w:rPr>
-        <w:t>public</w:t>
-      </w:r>
-      <w:proofErr w:type="gramEnd"/>
-      <w:r>
-        <w:rPr>
-          <w:color w:val="CF8E6D"/>
-          <w:sz w:val="24"/>
-        </w:rPr>
-        <w:t xml:space="preserve"> class </w:t>
+        <w:t xml:space="preserve">public class </w:t>
       </w:r>
       <w:r>
         <w:rPr>
@@ -34963,23 +33708,7 @@
           <w:sz w:val="24"/>
         </w:rPr>
         <w:br/>
-        <w:t xml:space="preserve">            </w:t>
-      </w:r>
-      <w:proofErr w:type="gramStart"/>
-      <w:r>
-        <w:rPr>
-          <w:color w:val="BCBEC4"/>
-          <w:sz w:val="24"/>
-        </w:rPr>
-        <w:t>mockedStatic.when(</w:t>
-      </w:r>
-      <w:proofErr w:type="gramEnd"/>
-      <w:r>
-        <w:rPr>
-          <w:color w:val="BCBEC4"/>
-          <w:sz w:val="24"/>
-        </w:rPr>
-        <w:t>()-&gt;</w:t>
+        <w:t xml:space="preserve">            mockedStatic.when(()-&gt;</w:t>
       </w:r>
       <w:r>
         <w:rPr>
@@ -35019,17 +33748,8 @@
           <w:color w:val="BCBEC4"/>
           <w:sz w:val="24"/>
         </w:rPr>
-        <w:t>.</w:t>
-      </w:r>
-      <w:proofErr w:type="gramStart"/>
-      <w:r>
-        <w:rPr>
-          <w:color w:val="BCBEC4"/>
-          <w:sz w:val="24"/>
-        </w:rPr>
-        <w:t>thenReturn(</w:t>
-      </w:r>
-      <w:proofErr w:type="gramEnd"/>
+        <w:t>.thenReturn(</w:t>
+      </w:r>
       <w:r>
         <w:rPr>
           <w:color w:val="6AAB73"/>
@@ -35154,7 +33874,6 @@
           <w:lang w:eastAsia="en-IN"/>
         </w:rPr>
       </w:pPr>
-      <w:proofErr w:type="gramStart"/>
       <w:r>
         <w:rPr>
           <w:rFonts w:eastAsia="Times New Roman" w:cstheme="minorHAnsi"/>
@@ -35164,19 +33883,7 @@
           <w:szCs w:val="28"/>
           <w:lang w:eastAsia="en-IN"/>
         </w:rPr>
-        <w:t>mockStatic(</w:t>
-      </w:r>
-      <w:proofErr w:type="gramEnd"/>
-      <w:r>
-        <w:rPr>
-          <w:rFonts w:eastAsia="Times New Roman" w:cstheme="minorHAnsi"/>
-          <w:b/>
-          <w:bCs/>
-          <w:sz w:val="28"/>
-          <w:szCs w:val="28"/>
-          <w:lang w:eastAsia="en-IN"/>
-        </w:rPr>
-        <w:t>Utility.class)</w:t>
+        <w:t>mockStatic(Utility.class)</w:t>
       </w:r>
       <w:r>
         <w:rPr>
@@ -35211,7 +33918,6 @@
         </w:rPr>
         <w:t xml:space="preserve">Use </w:t>
       </w:r>
-      <w:proofErr w:type="gramStart"/>
       <w:r>
         <w:rPr>
           <w:rFonts w:eastAsia="Times New Roman" w:cstheme="minorHAnsi"/>
@@ -35221,19 +33927,7 @@
           <w:szCs w:val="28"/>
           <w:lang w:eastAsia="en-IN"/>
         </w:rPr>
-        <w:t>mockedStatic.when(</w:t>
-      </w:r>
-      <w:proofErr w:type="gramEnd"/>
-      <w:r>
-        <w:rPr>
-          <w:rFonts w:eastAsia="Times New Roman" w:cstheme="minorHAnsi"/>
-          <w:b/>
-          <w:bCs/>
-          <w:sz w:val="28"/>
-          <w:szCs w:val="28"/>
-          <w:lang w:eastAsia="en-IN"/>
-        </w:rPr>
-        <w:t>...).thenReturn(...)</w:t>
+        <w:t>mockedStatic.when(...).thenReturn(...)</w:t>
       </w:r>
       <w:r>
         <w:rPr>
@@ -35259,7 +33953,6 @@
           <w:lang w:eastAsia="en-IN"/>
         </w:rPr>
       </w:pPr>
-      <w:proofErr w:type="gramStart"/>
       <w:r>
         <w:rPr>
           <w:rFonts w:eastAsia="Times New Roman" w:cstheme="minorHAnsi"/>
@@ -35267,17 +33960,7 @@
           <w:szCs w:val="28"/>
           <w:lang w:eastAsia="en-IN"/>
         </w:rPr>
-        <w:t>mockStatic(</w:t>
-      </w:r>
-      <w:proofErr w:type="gramEnd"/>
-      <w:r>
-        <w:rPr>
-          <w:rFonts w:eastAsia="Times New Roman" w:cstheme="minorHAnsi"/>
-          <w:sz w:val="28"/>
-          <w:szCs w:val="28"/>
-          <w:lang w:eastAsia="en-IN"/>
-        </w:rPr>
-        <w:t xml:space="preserve">) requires </w:t>
+        <w:t xml:space="preserve">mockStatic() requires </w:t>
       </w:r>
       <w:r>
         <w:rPr>
@@ -35362,21 +34045,12 @@
         </w:rPr>
         <w:br/>
       </w:r>
-      <w:proofErr w:type="gramStart"/>
       <w:r>
         <w:rPr>
           <w:color w:val="CF8E6D"/>
           <w:sz w:val="24"/>
         </w:rPr>
-        <w:t>public</w:t>
-      </w:r>
-      <w:proofErr w:type="gramEnd"/>
-      <w:r>
-        <w:rPr>
-          <w:color w:val="CF8E6D"/>
-          <w:sz w:val="24"/>
-        </w:rPr>
-        <w:t xml:space="preserve"> class </w:t>
+        <w:t xml:space="preserve">public class </w:t>
       </w:r>
       <w:r>
         <w:rPr>
@@ -35685,23 +34359,7 @@
           <w:sz w:val="28"/>
           <w:lang w:eastAsia="en-IN"/>
         </w:rPr>
-        <w:t xml:space="preserve">Since </w:t>
-      </w:r>
-      <w:proofErr w:type="gramStart"/>
-      <w:r>
-        <w:rPr>
-          <w:sz w:val="28"/>
-          <w:lang w:eastAsia="en-IN"/>
-        </w:rPr>
-        <w:t>Utility.getMessage(</w:t>
-      </w:r>
-      <w:proofErr w:type="gramEnd"/>
-      <w:r>
-        <w:rPr>
-          <w:sz w:val="28"/>
-          <w:lang w:eastAsia="en-IN"/>
-        </w:rPr>
-        <w:t>) directly instantiates Temp2 inside the method, we cannot inject a mock easily.</w:t>
+        <w:t>Since Utility.getMessage() directly instantiates Temp2 inside the method, we cannot inject a mock easily.</w:t>
       </w:r>
       <w:r>
         <w:rPr>
@@ -35710,21 +34368,12 @@
         </w:rPr>
         <w:t xml:space="preserve"> </w:t>
       </w:r>
-      <w:proofErr w:type="gramStart"/>
-      <w:r>
-        <w:rPr>
-          <w:sz w:val="28"/>
-          <w:lang w:eastAsia="en-IN"/>
-        </w:rPr>
-        <w:t>you</w:t>
-      </w:r>
-      <w:proofErr w:type="gramEnd"/>
-      <w:r>
-        <w:rPr>
-          <w:sz w:val="28"/>
-          <w:lang w:eastAsia="en-IN"/>
-        </w:rPr>
-        <w:t xml:space="preserve"> will need to use spy() or reflection (though reflection is not </w:t>
+      <w:r>
+        <w:rPr>
+          <w:sz w:val="28"/>
+          <w:lang w:eastAsia="en-IN"/>
+        </w:rPr>
+        <w:t xml:space="preserve">you will need to use spy() or reflection (though reflection is not </w:t>
       </w:r>
       <w:r>
         <w:rPr>
@@ -36113,23 +34762,7 @@
           <w:sz w:val="28"/>
           <w:lang w:eastAsia="en-IN"/>
         </w:rPr>
-        <w:t xml:space="preserve">Use </w:t>
-      </w:r>
-      <w:proofErr w:type="gramStart"/>
-      <w:r>
-        <w:rPr>
-          <w:sz w:val="28"/>
-          <w:lang w:eastAsia="en-IN"/>
-        </w:rPr>
-        <w:t>Mockito.spy(</w:t>
-      </w:r>
-      <w:proofErr w:type="gramEnd"/>
-      <w:r>
-        <w:rPr>
-          <w:sz w:val="28"/>
-          <w:lang w:eastAsia="en-IN"/>
-        </w:rPr>
-        <w:t>new Temp2()) to create a partial mock of Temp2.</w:t>
+        <w:t>Use Mockito.spy(new Temp2()) to create a partial mock of Temp2.</w:t>
       </w:r>
     </w:p>
     <w:p>
@@ -36149,23 +34782,7 @@
           <w:sz w:val="28"/>
           <w:lang w:eastAsia="en-IN"/>
         </w:rPr>
-        <w:t xml:space="preserve">Stub </w:t>
-      </w:r>
-      <w:proofErr w:type="gramStart"/>
-      <w:r>
-        <w:rPr>
-          <w:sz w:val="28"/>
-          <w:lang w:eastAsia="en-IN"/>
-        </w:rPr>
-        <w:t>getANumber(</w:t>
-      </w:r>
-      <w:proofErr w:type="gramEnd"/>
-      <w:r>
-        <w:rPr>
-          <w:sz w:val="28"/>
-          <w:lang w:eastAsia="en-IN"/>
-        </w:rPr>
-        <w:t>2) to return 99 instead of its real logic using doReturn(99).when(spyTemp2).getANumber(2).</w:t>
+        <w:t>Stub getANumber(2) to return 99 instead of its real logic using doReturn(99).when(spyTemp2).getANumber(2).</w:t>
       </w:r>
     </w:p>
     <w:p>
@@ -36185,23 +34802,7 @@
           <w:sz w:val="28"/>
           <w:lang w:eastAsia="en-IN"/>
         </w:rPr>
-        <w:t xml:space="preserve">Call </w:t>
-      </w:r>
-      <w:proofErr w:type="gramStart"/>
-      <w:r>
-        <w:rPr>
-          <w:sz w:val="28"/>
-          <w:lang w:eastAsia="en-IN"/>
-        </w:rPr>
-        <w:t>utility.getMessage(</w:t>
-      </w:r>
-      <w:proofErr w:type="gramEnd"/>
-      <w:r>
-        <w:rPr>
-          <w:sz w:val="28"/>
-          <w:lang w:eastAsia="en-IN"/>
-        </w:rPr>
-        <w:t>) normally since we cannot modify Utility.</w:t>
+        <w:t>Call utility.getMessage() normally since we cannot modify Utility.</w:t>
       </w:r>
     </w:p>
     <w:p>
@@ -36221,23 +34822,7 @@
           <w:sz w:val="28"/>
           <w:lang w:eastAsia="en-IN"/>
         </w:rPr>
-        <w:t xml:space="preserve">The method runs as usual, but </w:t>
-      </w:r>
-      <w:proofErr w:type="gramStart"/>
-      <w:r>
-        <w:rPr>
-          <w:sz w:val="28"/>
-          <w:lang w:eastAsia="en-IN"/>
-        </w:rPr>
-        <w:t>getANumber(</w:t>
-      </w:r>
-      <w:proofErr w:type="gramEnd"/>
-      <w:r>
-        <w:rPr>
-          <w:sz w:val="28"/>
-          <w:lang w:eastAsia="en-IN"/>
-        </w:rPr>
-        <w:t>2) is overridden by the stubbed value.</w:t>
+        <w:t>The method runs as usual, but getANumber(2) is overridden by the stubbed value.</w:t>
       </w:r>
     </w:p>
     <w:p>
@@ -36287,7 +34872,6 @@
         </w:rPr>
         <w:t xml:space="preserve"> </w:t>
       </w:r>
-      <w:proofErr w:type="gramStart"/>
       <w:r>
         <w:rPr>
           <w:rFonts w:asciiTheme="majorHAnsi" w:hAnsiTheme="majorHAnsi" w:cstheme="majorHAnsi"/>
@@ -36297,7 +34881,6 @@
         </w:rPr>
         <w:t>lenient()</w:t>
       </w:r>
-      <w:proofErr w:type="gramEnd"/>
     </w:p>
     <w:p>
       <w:pPr>
@@ -36317,21 +34900,12 @@
           <w:lang w:eastAsia="en-IN"/>
         </w:rPr>
       </w:pPr>
-      <w:proofErr w:type="gramStart"/>
-      <w:r>
-        <w:rPr>
-          <w:sz w:val="28"/>
-          <w:lang w:eastAsia="en-IN"/>
-        </w:rPr>
-        <w:t>Mockito.lenient(</w:t>
-      </w:r>
-      <w:proofErr w:type="gramEnd"/>
-      <w:r>
-        <w:rPr>
-          <w:sz w:val="28"/>
-          <w:lang w:eastAsia="en-IN"/>
-        </w:rPr>
-        <w:t>) is used to suppress unnecessary stubbing warnings when a test does not strictly require a particular stubbed behavior.</w:t>
+      <w:r>
+        <w:rPr>
+          <w:sz w:val="28"/>
+          <w:lang w:eastAsia="en-IN"/>
+        </w:rPr>
+        <w:t>Mockito.lenient() is used to suppress unnecessary stubbing warnings when a test does not strictly require a particular stubbed behavior.</w:t>
       </w:r>
     </w:p>
     <w:p>
@@ -36371,23 +34945,7 @@
           <w:sz w:val="28"/>
           <w:lang w:eastAsia="en-IN"/>
         </w:rPr>
-        <w:t xml:space="preserve">If some stubs are needed for setup but not always called, </w:t>
-      </w:r>
-      <w:proofErr w:type="gramStart"/>
-      <w:r>
-        <w:rPr>
-          <w:sz w:val="28"/>
-          <w:lang w:eastAsia="en-IN"/>
-        </w:rPr>
-        <w:t>lenient(</w:t>
-      </w:r>
-      <w:proofErr w:type="gramEnd"/>
-      <w:r>
-        <w:rPr>
-          <w:sz w:val="28"/>
-          <w:lang w:eastAsia="en-IN"/>
-        </w:rPr>
-        <w:t>) prevents warnings.</w:t>
+        <w:t>If some stubs are needed for setup but not always called, lenient() prevents warnings.</w:t>
       </w:r>
     </w:p>
     <w:p>
@@ -36444,23 +35002,13 @@
           <w:szCs w:val="23"/>
         </w:rPr>
       </w:pPr>
-      <w:proofErr w:type="gramStart"/>
       <w:r>
         <w:rPr>
           <w:color w:val="CF8E6D"/>
           <w:sz w:val="23"/>
           <w:szCs w:val="23"/>
         </w:rPr>
-        <w:t>class</w:t>
-      </w:r>
-      <w:proofErr w:type="gramEnd"/>
-      <w:r>
-        <w:rPr>
-          <w:color w:val="CF8E6D"/>
-          <w:sz w:val="23"/>
-          <w:szCs w:val="23"/>
-        </w:rPr>
-        <w:t xml:space="preserve"> </w:t>
+        <w:t xml:space="preserve">class </w:t>
       </w:r>
       <w:r>
         <w:rPr>
@@ -37579,6 +36127,7 @@
       </w:r>
       <w:r>
         <w:rPr>
+          <w:noProof/>
           <w:sz w:val="28"/>
           <w:lang w:eastAsia="en-IN"/>
         </w:rPr>
@@ -37631,39 +36180,7 @@
           <w:sz w:val="28"/>
           <w:lang w:eastAsia="en-IN"/>
         </w:rPr>
-        <w:t xml:space="preserve">Cause </w:t>
-      </w:r>
-      <w:proofErr w:type="gramStart"/>
-      <w:r>
-        <w:rPr>
-          <w:sz w:val="28"/>
-          <w:lang w:eastAsia="en-IN"/>
-        </w:rPr>
-        <w:t>calc.setup(</w:t>
-      </w:r>
-      <w:proofErr w:type="gramEnd"/>
-      <w:r>
-        <w:rPr>
-          <w:sz w:val="28"/>
-          <w:lang w:eastAsia="en-IN"/>
-        </w:rPr>
-        <w:t xml:space="preserve">) method was never called in real. So to surpass this exception, we can use </w:t>
-      </w:r>
-      <w:proofErr w:type="gramStart"/>
-      <w:r>
-        <w:rPr>
-          <w:sz w:val="28"/>
-          <w:lang w:eastAsia="en-IN"/>
-        </w:rPr>
-        <w:t>lenient(</w:t>
-      </w:r>
-      <w:proofErr w:type="gramEnd"/>
-      <w:r>
-        <w:rPr>
-          <w:sz w:val="28"/>
-          <w:lang w:eastAsia="en-IN"/>
-        </w:rPr>
-        <w:t>).</w:t>
+        <w:t>Cause calc.setup() method was never called in real. So to surpass this exception, we can use lenient().</w:t>
       </w:r>
     </w:p>
     <w:p>
@@ -38051,27 +36568,7 @@
           <w:sz w:val="28"/>
           <w:lang w:eastAsia="en-IN"/>
         </w:rPr>
-        <w:t xml:space="preserve">When to Use </w:t>
-      </w:r>
-      <w:proofErr w:type="gramStart"/>
-      <w:r>
-        <w:rPr>
-          <w:b/>
-          <w:bCs/>
-          <w:sz w:val="28"/>
-          <w:lang w:eastAsia="en-IN"/>
-        </w:rPr>
-        <w:t>lenient(</w:t>
-      </w:r>
-      <w:proofErr w:type="gramEnd"/>
-      <w:r>
-        <w:rPr>
-          <w:b/>
-          <w:bCs/>
-          <w:sz w:val="28"/>
-          <w:lang w:eastAsia="en-IN"/>
-        </w:rPr>
-        <w:t>)?</w:t>
+        <w:t>When to Use lenient()?</w:t>
       </w:r>
     </w:p>
     <w:tbl>
@@ -38136,27 +36633,7 @@
                 <w:sz w:val="28"/>
                 <w:lang w:eastAsia="en-IN"/>
               </w:rPr>
-              <w:t xml:space="preserve"> Use </w:t>
-            </w:r>
-            <w:proofErr w:type="gramStart"/>
-            <w:r>
-              <w:rPr>
-                <w:b/>
-                <w:bCs/>
-                <w:sz w:val="28"/>
-                <w:lang w:eastAsia="en-IN"/>
-              </w:rPr>
-              <w:t>lenient(</w:t>
-            </w:r>
-            <w:proofErr w:type="gramEnd"/>
-            <w:r>
-              <w:rPr>
-                <w:b/>
-                <w:bCs/>
-                <w:sz w:val="28"/>
-                <w:lang w:eastAsia="en-IN"/>
-              </w:rPr>
-              <w:t>) when...</w:t>
+              <w:t xml:space="preserve"> Use lenient() when...</w:t>
             </w:r>
           </w:p>
         </w:tc>
@@ -38193,27 +36670,7 @@
                 <w:sz w:val="28"/>
                 <w:lang w:eastAsia="en-IN"/>
               </w:rPr>
-              <w:t xml:space="preserve"> Avoid </w:t>
-            </w:r>
-            <w:proofErr w:type="gramStart"/>
-            <w:r>
-              <w:rPr>
-                <w:b/>
-                <w:bCs/>
-                <w:sz w:val="28"/>
-                <w:lang w:eastAsia="en-IN"/>
-              </w:rPr>
-              <w:t>lenient(</w:t>
-            </w:r>
-            <w:proofErr w:type="gramEnd"/>
-            <w:r>
-              <w:rPr>
-                <w:b/>
-                <w:bCs/>
-                <w:sz w:val="28"/>
-                <w:lang w:eastAsia="en-IN"/>
-              </w:rPr>
-              <w:t>) when...</w:t>
+              <w:t xml:space="preserve"> Avoid lenient() when...</w:t>
             </w:r>
           </w:p>
         </w:tc>
@@ -39026,23 +37483,7 @@
           <w:sz w:val="28"/>
           <w:lang w:eastAsia="en-IN"/>
         </w:rPr>
-        <w:t xml:space="preserve">Don’t mock value objects (e.g., String, Integer, </w:t>
-      </w:r>
-      <w:proofErr w:type="gramStart"/>
-      <w:r>
-        <w:rPr>
-          <w:sz w:val="28"/>
-          <w:lang w:eastAsia="en-IN"/>
-        </w:rPr>
-        <w:t>LocalDate</w:t>
-      </w:r>
-      <w:proofErr w:type="gramEnd"/>
-      <w:r>
-        <w:rPr>
-          <w:sz w:val="28"/>
-          <w:lang w:eastAsia="en-IN"/>
-        </w:rPr>
-        <w:t>).</w:t>
+        <w:t>Don’t mock value objects (e.g., String, Integer, LocalDate).</w:t>
       </w:r>
     </w:p>
     <w:p>
@@ -39114,17 +37555,8 @@
           <w:color w:val="7A7E85"/>
           <w:sz w:val="24"/>
         </w:rPr>
-        <w:t xml:space="preserve"> Bad Example</w:t>
-      </w:r>
-      <w:proofErr w:type="gramStart"/>
-      <w:r>
-        <w:rPr>
-          <w:color w:val="7A7E85"/>
-          <w:sz w:val="24"/>
-        </w:rPr>
-        <w:t>:</w:t>
-      </w:r>
-      <w:proofErr w:type="gramEnd"/>
+        <w:t xml:space="preserve"> Bad Example:</w:t>
+      </w:r>
       <w:r>
         <w:rPr>
           <w:color w:val="7A7E85"/>
@@ -39348,7 +37780,6 @@
           <w:sz w:val="24"/>
         </w:rPr>
       </w:pPr>
-      <w:proofErr w:type="gramStart"/>
       <w:r>
         <w:rPr>
           <w:color w:val="B3AE60"/>
@@ -39361,15 +37792,7 @@
           <w:color w:val="BCBEC4"/>
           <w:sz w:val="24"/>
         </w:rPr>
-        <w:t>(</w:t>
-      </w:r>
-      <w:proofErr w:type="gramEnd"/>
-      <w:r>
-        <w:rPr>
-          <w:color w:val="BCBEC4"/>
-          <w:sz w:val="24"/>
-        </w:rPr>
-        <w:t>MockitoExtension.</w:t>
+        <w:t>(MockitoExtension.</w:t>
       </w:r>
       <w:r>
         <w:rPr>
@@ -39569,7 +37992,6 @@
         </w:rPr>
         <w:t xml:space="preserve">void </w:t>
       </w:r>
-      <w:proofErr w:type="gramStart"/>
       <w:r>
         <w:rPr>
           <w:color w:val="56A8F5"/>
@@ -39582,15 +38004,7 @@
           <w:color w:val="BCBEC4"/>
           <w:sz w:val="24"/>
         </w:rPr>
-        <w:t>(</w:t>
-      </w:r>
-      <w:proofErr w:type="gramEnd"/>
-      <w:r>
-        <w:rPr>
-          <w:color w:val="BCBEC4"/>
-          <w:sz w:val="24"/>
-        </w:rPr>
-        <w:t xml:space="preserve">) { </w:t>
+        <w:t xml:space="preserve">() { </w:t>
       </w:r>
       <w:r>
         <w:rPr>
@@ -39803,23 +38217,7 @@
           <w:sz w:val="28"/>
           <w:lang w:eastAsia="en-IN"/>
         </w:rPr>
-        <w:t xml:space="preserve"> Use </w:t>
-      </w:r>
-      <w:proofErr w:type="gramStart"/>
-      <w:r>
-        <w:rPr>
-          <w:sz w:val="28"/>
-          <w:lang w:eastAsia="en-IN"/>
-        </w:rPr>
-        <w:t>verify(</w:t>
-      </w:r>
-      <w:proofErr w:type="gramEnd"/>
-      <w:r>
-        <w:rPr>
-          <w:sz w:val="28"/>
-          <w:lang w:eastAsia="en-IN"/>
-        </w:rPr>
-        <w:t>) to check method calls.</w:t>
+        <w:t xml:space="preserve"> Use verify() to check method calls.</w:t>
       </w:r>
     </w:p>
     <w:p>
@@ -39931,23 +38329,7 @@
           <w:sz w:val="28"/>
           <w:lang w:eastAsia="en-IN"/>
         </w:rPr>
-        <w:t xml:space="preserve"> Close </w:t>
-      </w:r>
-      <w:proofErr w:type="gramStart"/>
-      <w:r>
-        <w:rPr>
-          <w:sz w:val="28"/>
-          <w:lang w:eastAsia="en-IN"/>
-        </w:rPr>
-        <w:t>mockStatic(</w:t>
-      </w:r>
-      <w:proofErr w:type="gramEnd"/>
-      <w:r>
-        <w:rPr>
-          <w:sz w:val="28"/>
-          <w:lang w:eastAsia="en-IN"/>
-        </w:rPr>
-        <w:t>) to prevent side effects.</w:t>
+        <w:t xml:space="preserve"> Close mockStatic() to prevent side effects.</w:t>
       </w:r>
     </w:p>
     <w:p>
@@ -40150,23 +38532,7 @@
           <w:sz w:val="28"/>
           <w:lang w:eastAsia="en-IN"/>
         </w:rPr>
-        <w:t xml:space="preserve">@BeforeAll and @AfterAll methods are typically static because they are executed once at the class level, not per test instance. Since JUnit creates a new test class instance for each test method, static ensures these methods can run without needing a specific instance. In JUnit 5, non-static methods can be used if the class is annotated with </w:t>
-      </w:r>
-      <w:proofErr w:type="gramStart"/>
-      <w:r>
-        <w:rPr>
-          <w:sz w:val="28"/>
-          <w:lang w:eastAsia="en-IN"/>
-        </w:rPr>
-        <w:t>@TestInstance(</w:t>
-      </w:r>
-      <w:proofErr w:type="gramEnd"/>
-      <w:r>
-        <w:rPr>
-          <w:sz w:val="28"/>
-          <w:lang w:eastAsia="en-IN"/>
-        </w:rPr>
-        <w:t>Lifecycle.PER_CLASS).</w:t>
+        <w:t>@BeforeAll and @AfterAll methods are typically static because they are executed once at the class level, not per test instance. Since JUnit creates a new test class instance for each test method, static ensures these methods can run without needing a specific instance. In JUnit 5, non-static methods can be used if the class is annotated with @TestInstance(Lifecycle.PER_CLASS).</w:t>
       </w:r>
     </w:p>
     <w:p>
@@ -40327,21 +38693,12 @@
           <w:sz w:val="22"/>
         </w:rPr>
       </w:pPr>
-      <w:proofErr w:type="gramStart"/>
       <w:r>
         <w:rPr>
           <w:color w:val="CF8E6D"/>
           <w:sz w:val="22"/>
         </w:rPr>
-        <w:t>class</w:t>
-      </w:r>
-      <w:proofErr w:type="gramEnd"/>
-      <w:r>
-        <w:rPr>
-          <w:color w:val="CF8E6D"/>
-          <w:sz w:val="22"/>
-        </w:rPr>
-        <w:t xml:space="preserve"> </w:t>
+        <w:t xml:space="preserve">class </w:t>
       </w:r>
       <w:r>
         <w:rPr>
@@ -40676,27 +39033,7 @@
           <w:szCs w:val="28"/>
           <w:lang w:eastAsia="en-IN"/>
         </w:rPr>
-        <w:t xml:space="preserve">No way to check if </w:t>
-      </w:r>
-      <w:proofErr w:type="gramStart"/>
-      <w:r>
-        <w:rPr>
-          <w:rFonts w:cstheme="minorHAnsi"/>
-          <w:sz w:val="28"/>
-          <w:szCs w:val="28"/>
-          <w:lang w:eastAsia="en-IN"/>
-        </w:rPr>
-        <w:t>getData(</w:t>
-      </w:r>
-      <w:proofErr w:type="gramEnd"/>
-      <w:r>
-        <w:rPr>
-          <w:rFonts w:cstheme="minorHAnsi"/>
-          <w:sz w:val="28"/>
-          <w:szCs w:val="28"/>
-          <w:lang w:eastAsia="en-IN"/>
-        </w:rPr>
-        <w:t>) was called or how many times.</w:t>
+        <w:t>No way to check if getData() was called or how many times.</w:t>
       </w:r>
     </w:p>
     <w:p>
@@ -41222,25 +39559,7 @@
           <w:sz w:val="28"/>
           <w:lang w:eastAsia="en-IN"/>
         </w:rPr>
-        <w:t xml:space="preserve">We can verify </w:t>
-      </w:r>
-      <w:proofErr w:type="gramStart"/>
-      <w:r>
-        <w:rPr>
-          <w:rFonts w:cstheme="minorHAnsi"/>
-          <w:sz w:val="28"/>
-          <w:lang w:eastAsia="en-IN"/>
-        </w:rPr>
-        <w:t>getData(</w:t>
-      </w:r>
-      <w:proofErr w:type="gramEnd"/>
-      <w:r>
-        <w:rPr>
-          <w:rFonts w:cstheme="minorHAnsi"/>
-          <w:sz w:val="28"/>
-          <w:lang w:eastAsia="en-IN"/>
-        </w:rPr>
-        <w:t>) was called exactly 2 times.</w:t>
+        <w:t>We can verify getData() was called exactly 2 times.</w:t>
       </w:r>
     </w:p>
     <w:p>
@@ -41356,21 +39675,12 @@
           <w:sz w:val="22"/>
         </w:rPr>
       </w:pPr>
-      <w:proofErr w:type="gramStart"/>
       <w:r>
         <w:rPr>
           <w:color w:val="CF8E6D"/>
           <w:sz w:val="22"/>
         </w:rPr>
-        <w:t>public</w:t>
-      </w:r>
-      <w:proofErr w:type="gramEnd"/>
-      <w:r>
-        <w:rPr>
-          <w:color w:val="CF8E6D"/>
-          <w:sz w:val="22"/>
-        </w:rPr>
-        <w:t xml:space="preserve"> class </w:t>
+        <w:t xml:space="preserve">public class </w:t>
       </w:r>
       <w:r>
         <w:rPr>
@@ -41798,45 +40108,28 @@
           <w:lang w:eastAsia="en-IN"/>
         </w:rPr>
       </w:pPr>
-      <w:proofErr w:type="gramStart"/>
       <w:r>
         <w:rPr>
           <w:sz w:val="28"/>
           <w:lang w:eastAsia="en-IN"/>
         </w:rPr>
         <w:lastRenderedPageBreak/>
-        <w:t>output</w:t>
-      </w:r>
-      <w:proofErr w:type="gramEnd"/>
-      <w:r>
-        <w:rPr>
-          <w:sz w:val="28"/>
-          <w:lang w:eastAsia="en-IN"/>
-        </w:rPr>
-        <w:t>: 0  , 20</w:t>
-      </w:r>
-    </w:p>
-    <w:p>
-      <w:pPr>
-        <w:rPr>
-          <w:sz w:val="28"/>
-          <w:lang w:eastAsia="en-IN"/>
-        </w:rPr>
-      </w:pPr>
-      <w:r>
-        <w:rPr>
-          <w:sz w:val="28"/>
-          <w:lang w:eastAsia="en-IN"/>
-        </w:rPr>
-        <w:t xml:space="preserve">Mock object don’t really call actual method, so if we are not </w:t>
-      </w:r>
-      <w:proofErr w:type="gramStart"/>
-      <w:r>
-        <w:rPr>
-          <w:sz w:val="28"/>
-          <w:lang w:eastAsia="en-IN"/>
-        </w:rPr>
-        <w:t xml:space="preserve">using </w:t>
+        <w:t>output: 0  , 20</w:t>
+      </w:r>
+    </w:p>
+    <w:p>
+      <w:pPr>
+        <w:rPr>
+          <w:sz w:val="28"/>
+          <w:lang w:eastAsia="en-IN"/>
+        </w:rPr>
+      </w:pPr>
+      <w:r>
+        <w:rPr>
+          <w:sz w:val="28"/>
+          <w:lang w:eastAsia="en-IN"/>
+        </w:rPr>
+        <w:t xml:space="preserve">Mock object don’t really call actual method, so if we are not using </w:t>
       </w:r>
       <w:r>
         <w:rPr>
@@ -41850,31 +40143,7 @@
           <w:sz w:val="28"/>
           <w:lang w:eastAsia="en-IN"/>
         </w:rPr>
-        <w:t>when</w:t>
-      </w:r>
-      <w:proofErr w:type="gramEnd"/>
-      <w:r>
-        <w:rPr>
-          <w:sz w:val="28"/>
-          <w:lang w:eastAsia="en-IN"/>
-        </w:rPr>
-        <w:t xml:space="preserve">().thenReturn() then default 0 is returned. But in spy, </w:t>
-      </w:r>
-      <w:proofErr w:type="gramStart"/>
-      <w:r>
-        <w:rPr>
-          <w:sz w:val="28"/>
-          <w:lang w:eastAsia="en-IN"/>
-        </w:rPr>
-        <w:t>real  method</w:t>
-      </w:r>
-      <w:proofErr w:type="gramEnd"/>
-      <w:r>
-        <w:rPr>
-          <w:sz w:val="28"/>
-          <w:lang w:eastAsia="en-IN"/>
-        </w:rPr>
-        <w:t xml:space="preserve"> is called and we get actual output from that method.</w:t>
+        <w:t>when().thenReturn() then default 0 is returned. But in spy, real  method is called and we get actual output from that method.</w:t>
       </w:r>
       <w:r>
         <w:rPr>
@@ -41944,25 +40213,7 @@
           <w:sz w:val="28"/>
           <w:lang w:eastAsia="en-IN"/>
         </w:rPr>
-        <w:t xml:space="preserve">Use </w:t>
-      </w:r>
-      <w:proofErr w:type="gramStart"/>
-      <w:r>
-        <w:rPr>
-          <w:rFonts w:cstheme="minorHAnsi"/>
-          <w:sz w:val="28"/>
-          <w:lang w:eastAsia="en-IN"/>
-        </w:rPr>
-        <w:t>doNothing(</w:t>
-      </w:r>
-      <w:proofErr w:type="gramEnd"/>
-      <w:r>
-        <w:rPr>
-          <w:rFonts w:cstheme="minorHAnsi"/>
-          <w:sz w:val="28"/>
-          <w:lang w:eastAsia="en-IN"/>
-        </w:rPr>
-        <w:t>) or doThrow()</w:t>
+        <w:t>Use doNothing() or doThrow()</w:t>
       </w:r>
     </w:p>
     <w:p>
@@ -41981,7 +40232,6 @@
         </w:rPr>
         <w:br/>
       </w:r>
-      <w:proofErr w:type="gramStart"/>
       <w:r>
         <w:rPr>
           <w:color w:val="56A8F5"/>
@@ -41994,15 +40244,7 @@
           <w:color w:val="BCBEC4"/>
           <w:sz w:val="24"/>
         </w:rPr>
-        <w:t>(</w:t>
-      </w:r>
-      <w:proofErr w:type="gramEnd"/>
-      <w:r>
-        <w:rPr>
-          <w:color w:val="BCBEC4"/>
-          <w:sz w:val="24"/>
-        </w:rPr>
-        <w:t>).</w:t>
+        <w:t>().</w:t>
       </w:r>
       <w:r>
         <w:rPr>
@@ -42397,7 +40639,6 @@
         </w:rPr>
         <w:t xml:space="preserve">public </w:t>
       </w:r>
-      <w:proofErr w:type="gramStart"/>
       <w:r>
         <w:rPr>
           <w:color w:val="56A8F5"/>
@@ -42410,15 +40651,7 @@
           <w:color w:val="BCBEC4"/>
           <w:sz w:val="24"/>
         </w:rPr>
-        <w:t>(</w:t>
-      </w:r>
-      <w:proofErr w:type="gramEnd"/>
-      <w:r>
-        <w:rPr>
-          <w:color w:val="BCBEC4"/>
-          <w:sz w:val="24"/>
-        </w:rPr>
-        <w:t>RestTemplate restTemplate) {</w:t>
+        <w:t>(RestTemplate restTemplate) {</w:t>
       </w:r>
       <w:r>
         <w:rPr>
@@ -45022,98 +43255,26 @@
           <w:sz w:val="28"/>
           <w:lang w:eastAsia="en-IN"/>
         </w:rPr>
-        <w:t xml:space="preserve"> since we are using spy object with </w:t>
-      </w:r>
-      <w:proofErr w:type="gramStart"/>
-      <w:r>
+        <w:t xml:space="preserve"> since we are using spy object with when().thenReturn(), so for -1,3 real code of calc runs and throws exception. So for spy if we want that real method not runs, we can use doReturn(). </w:t>
+      </w:r>
+    </w:p>
+    <w:p>
+      <w:pPr>
+        <w:spacing w:before="240"/>
         <w:rPr>
           <w:rFonts w:cstheme="minorHAnsi"/>
           <w:sz w:val="28"/>
           <w:lang w:eastAsia="en-IN"/>
         </w:rPr>
-        <w:t>when(</w:t>
-      </w:r>
-      <w:proofErr w:type="gramEnd"/>
+      </w:pPr>
       <w:r>
         <w:rPr>
           <w:rFonts w:cstheme="minorHAnsi"/>
           <w:sz w:val="28"/>
           <w:lang w:eastAsia="en-IN"/>
         </w:rPr>
-        <w:t xml:space="preserve">).thenReturn(), so for -1,3 real code of calc runs and throws exception. So for spy if we want that real method not runs, we can use </w:t>
-      </w:r>
-      <w:proofErr w:type="gramStart"/>
-      <w:r>
-        <w:rPr>
-          <w:rFonts w:cstheme="minorHAnsi"/>
-          <w:sz w:val="28"/>
-          <w:lang w:eastAsia="en-IN"/>
-        </w:rPr>
-        <w:t>doReturn(</w:t>
-      </w:r>
-      <w:proofErr w:type="gramEnd"/>
-      <w:r>
-        <w:rPr>
-          <w:rFonts w:cstheme="minorHAnsi"/>
-          <w:sz w:val="28"/>
-          <w:lang w:eastAsia="en-IN"/>
-        </w:rPr>
-        <w:t xml:space="preserve">). </w:t>
-      </w:r>
-    </w:p>
-    <w:p>
-      <w:pPr>
-        <w:spacing w:before="240"/>
-        <w:rPr>
-          <w:rFonts w:cstheme="minorHAnsi"/>
-          <w:sz w:val="28"/>
-          <w:lang w:eastAsia="en-IN"/>
-        </w:rPr>
-      </w:pPr>
-      <w:r>
-        <w:rPr>
-          <w:rFonts w:cstheme="minorHAnsi"/>
-          <w:sz w:val="28"/>
-          <w:lang w:eastAsia="en-IN"/>
-        </w:rPr>
         <w:lastRenderedPageBreak/>
-        <w:t>Also if parameters were 1</w:t>
-      </w:r>
-      <w:proofErr w:type="gramStart"/>
-      <w:r>
-        <w:rPr>
-          <w:rFonts w:cstheme="minorHAnsi"/>
-          <w:sz w:val="28"/>
-          <w:lang w:eastAsia="en-IN"/>
-        </w:rPr>
-        <w:t>,3</w:t>
-      </w:r>
-      <w:proofErr w:type="gramEnd"/>
-      <w:r>
-        <w:rPr>
-          <w:rFonts w:cstheme="minorHAnsi"/>
-          <w:sz w:val="28"/>
-          <w:lang w:eastAsia="en-IN"/>
-        </w:rPr>
-        <w:t xml:space="preserve">, if real code runs the output should be 10. But in </w:t>
-      </w:r>
-      <w:proofErr w:type="gramStart"/>
-      <w:r>
-        <w:rPr>
-          <w:rFonts w:cstheme="minorHAnsi"/>
-          <w:sz w:val="28"/>
-          <w:lang w:eastAsia="en-IN"/>
-        </w:rPr>
-        <w:t>when(</w:t>
-      </w:r>
-      <w:proofErr w:type="gramEnd"/>
-      <w:r>
-        <w:rPr>
-          <w:rFonts w:cstheme="minorHAnsi"/>
-          <w:sz w:val="28"/>
-          <w:lang w:eastAsia="en-IN"/>
-        </w:rPr>
-        <w:t>).thenReturn() we gave output as 6. Then in this case we will get output as 6 only. Issue comes in spy only when code has side-effect.</w:t>
+        <w:t>Also if parameters were 1,3, if real code runs the output should be 10. But in when().thenReturn() we gave output as 6. Then in this case we will get output as 6 only. Issue comes in spy only when code has side-effect.</w:t>
       </w:r>
     </w:p>
     <w:sectPr>
@@ -45189,7 +43350,7 @@
           <w:rPr>
             <w:noProof/>
           </w:rPr>
-          <w:t>44</w:t>
+          <w:t>3</w:t>
         </w:r>
         <w:r>
           <w:rPr>
@@ -51389,6 +49550,7 @@
   <w:style w:type="character" w:default="1" w:styleId="DefaultParagraphFont">
     <w:name w:val="Default Paragraph Font"/>
     <w:uiPriority w:val="1"/>
+    <w:semiHidden/>
     <w:unhideWhenUsed/>
   </w:style>
   <w:style w:type="table" w:default="1" w:styleId="TableNormal">
@@ -52077,7 +50239,7 @@
 </file>
 
 <file path=customXml/itemProps1.xml><?xml version="1.0" encoding="utf-8"?>
-<ds:datastoreItem xmlns:ds="http://schemas.openxmlformats.org/officeDocument/2006/customXml" ds:itemID="{5846A293-B04C-4F8D-A029-8A92EF37D2DA}">
+<ds:datastoreItem xmlns:ds="http://schemas.openxmlformats.org/officeDocument/2006/customXml" ds:itemID="{F7554063-FFD9-4DAE-B4D9-97F074234B9F}">
   <ds:schemaRefs>
     <ds:schemaRef ds:uri="http://schemas.openxmlformats.org/officeDocument/2006/bibliography"/>
   </ds:schemaRefs>
